--- a/BaoCaoProject_PTUDW_TranMaiNgocDuy_65130650.docx
+++ b/BaoCaoProject_PTUDW_TranMaiNgocDuy_65130650.docx
@@ -1494,7 +1494,7 @@
           <w:szCs w:val="28"/>
         </w:rPr>
       </w:pPr>
-      <w:bookmarkStart w:id="0" w:name="_Toc217755239"/>
+      <w:bookmarkStart w:id="0" w:name="_Toc217986007"/>
       <w:r>
         <w:rPr>
           <w:sz w:val="28"/>
@@ -1527,7 +1527,7 @@
       <w:r>
         <w:fldChar w:fldCharType="separate"/>
       </w:r>
-      <w:hyperlink w:anchor="_Toc217755239" w:history="1">
+      <w:hyperlink w:anchor="_Toc217986007" w:history="1">
         <w:r>
           <w:rPr>
             <w:rStyle w:val="Hyperlink"/>
@@ -1554,7 +1554,7 @@
             <w:noProof/>
             <w:webHidden/>
           </w:rPr>
-          <w:instrText xml:space="preserve"> PAGEREF _Toc217755239 \h </w:instrText>
+          <w:instrText xml:space="preserve"> PAGEREF _Toc217986007 \h </w:instrText>
         </w:r>
         <w:r>
           <w:rPr>
@@ -1598,7 +1598,7 @@
           <w:sz w:val="24"/>
         </w:rPr>
       </w:pPr>
-      <w:hyperlink w:anchor="_Toc217755240" w:history="1">
+      <w:hyperlink w:anchor="_Toc217986008" w:history="1">
         <w:r>
           <w:rPr>
             <w:rStyle w:val="Hyperlink"/>
@@ -1625,7 +1625,7 @@
             <w:noProof/>
             <w:webHidden/>
           </w:rPr>
-          <w:instrText xml:space="preserve"> PAGEREF _Toc217755240 \h </w:instrText>
+          <w:instrText xml:space="preserve"> PAGEREF _Toc217986008 \h </w:instrText>
         </w:r>
         <w:r>
           <w:rPr>
@@ -1669,7 +1669,7 @@
           <w:sz w:val="24"/>
         </w:rPr>
       </w:pPr>
-      <w:hyperlink w:anchor="_Toc217755241" w:history="1">
+      <w:hyperlink w:anchor="_Toc217986009" w:history="1">
         <w:r>
           <w:rPr>
             <w:rStyle w:val="Hyperlink"/>
@@ -1696,7 +1696,7 @@
             <w:noProof/>
             <w:webHidden/>
           </w:rPr>
-          <w:instrText xml:space="preserve"> PAGEREF _Toc217755241 \h </w:instrText>
+          <w:instrText xml:space="preserve"> PAGEREF _Toc217986009 \h </w:instrText>
         </w:r>
         <w:r>
           <w:rPr>
@@ -1740,7 +1740,7 @@
           <w:sz w:val="24"/>
         </w:rPr>
       </w:pPr>
-      <w:hyperlink w:anchor="_Toc217755242" w:history="1">
+      <w:hyperlink w:anchor="_Toc217986010" w:history="1">
         <w:r>
           <w:rPr>
             <w:rStyle w:val="Hyperlink"/>
@@ -1767,7 +1767,7 @@
             <w:noProof/>
             <w:webHidden/>
           </w:rPr>
-          <w:instrText xml:space="preserve"> PAGEREF _Toc217755242 \h </w:instrText>
+          <w:instrText xml:space="preserve"> PAGEREF _Toc217986010 \h </w:instrText>
         </w:r>
         <w:r>
           <w:rPr>
@@ -1811,7 +1811,7 @@
           <w:sz w:val="24"/>
         </w:rPr>
       </w:pPr>
-      <w:hyperlink w:anchor="_Toc217755243" w:history="1">
+      <w:hyperlink w:anchor="_Toc217986011" w:history="1">
         <w:r>
           <w:rPr>
             <w:rStyle w:val="Hyperlink"/>
@@ -1838,7 +1838,7 @@
             <w:noProof/>
             <w:webHidden/>
           </w:rPr>
-          <w:instrText xml:space="preserve"> PAGEREF _Toc217755243 \h </w:instrText>
+          <w:instrText xml:space="preserve"> PAGEREF _Toc217986011 \h </w:instrText>
         </w:r>
         <w:r>
           <w:rPr>
@@ -1882,7 +1882,7 @@
           <w:sz w:val="24"/>
         </w:rPr>
       </w:pPr>
-      <w:hyperlink w:anchor="_Toc217755244" w:history="1">
+      <w:hyperlink w:anchor="_Toc217986012" w:history="1">
         <w:r>
           <w:rPr>
             <w:rStyle w:val="Hyperlink"/>
@@ -1909,7 +1909,7 @@
             <w:noProof/>
             <w:webHidden/>
           </w:rPr>
-          <w:instrText xml:space="preserve"> PAGEREF _Toc217755244 \h </w:instrText>
+          <w:instrText xml:space="preserve"> PAGEREF _Toc217986012 \h </w:instrText>
         </w:r>
         <w:r>
           <w:rPr>
@@ -1953,7 +1953,7 @@
           <w:sz w:val="24"/>
         </w:rPr>
       </w:pPr>
-      <w:hyperlink w:anchor="_Toc217755245" w:history="1">
+      <w:hyperlink w:anchor="_Toc217986013" w:history="1">
         <w:r>
           <w:rPr>
             <w:rStyle w:val="Hyperlink"/>
@@ -1980,7 +1980,7 @@
             <w:noProof/>
             <w:webHidden/>
           </w:rPr>
-          <w:instrText xml:space="preserve"> PAGEREF _Toc217755245 \h </w:instrText>
+          <w:instrText xml:space="preserve"> PAGEREF _Toc217986013 \h </w:instrText>
         </w:r>
         <w:r>
           <w:rPr>
@@ -2024,7 +2024,7 @@
           <w:sz w:val="24"/>
         </w:rPr>
       </w:pPr>
-      <w:hyperlink w:anchor="_Toc217755246" w:history="1">
+      <w:hyperlink w:anchor="_Toc217986014" w:history="1">
         <w:r>
           <w:rPr>
             <w:rStyle w:val="Hyperlink"/>
@@ -2051,7 +2051,7 @@
             <w:noProof/>
             <w:webHidden/>
           </w:rPr>
-          <w:instrText xml:space="preserve"> PAGEREF _Toc217755246 \h </w:instrText>
+          <w:instrText xml:space="preserve"> PAGEREF _Toc217986014 \h </w:instrText>
         </w:r>
         <w:r>
           <w:rPr>
@@ -2095,7 +2095,7 @@
           <w:sz w:val="24"/>
         </w:rPr>
       </w:pPr>
-      <w:hyperlink w:anchor="_Toc217755247" w:history="1">
+      <w:hyperlink w:anchor="_Toc217986015" w:history="1">
         <w:r>
           <w:rPr>
             <w:rStyle w:val="Hyperlink"/>
@@ -2122,7 +2122,7 @@
             <w:noProof/>
             <w:webHidden/>
           </w:rPr>
-          <w:instrText xml:space="preserve"> PAGEREF _Toc217755247 \h </w:instrText>
+          <w:instrText xml:space="preserve"> PAGEREF _Toc217986015 \h </w:instrText>
         </w:r>
         <w:r>
           <w:rPr>
@@ -2166,7 +2166,7 @@
           <w:sz w:val="24"/>
         </w:rPr>
       </w:pPr>
-      <w:hyperlink w:anchor="_Toc217755248" w:history="1">
+      <w:hyperlink w:anchor="_Toc217986016" w:history="1">
         <w:r>
           <w:rPr>
             <w:rStyle w:val="Hyperlink"/>
@@ -2193,7 +2193,7 @@
             <w:noProof/>
             <w:webHidden/>
           </w:rPr>
-          <w:instrText xml:space="preserve"> PAGEREF _Toc217755248 \h </w:instrText>
+          <w:instrText xml:space="preserve"> PAGEREF _Toc217986016 \h </w:instrText>
         </w:r>
         <w:r>
           <w:rPr>
@@ -2237,7 +2237,7 @@
           <w:sz w:val="24"/>
         </w:rPr>
       </w:pPr>
-      <w:hyperlink w:anchor="_Toc217755249" w:history="1">
+      <w:hyperlink w:anchor="_Toc217986017" w:history="1">
         <w:r>
           <w:rPr>
             <w:rStyle w:val="Hyperlink"/>
@@ -2264,7 +2264,7 @@
             <w:noProof/>
             <w:webHidden/>
           </w:rPr>
-          <w:instrText xml:space="preserve"> PAGEREF _Toc217755249 \h </w:instrText>
+          <w:instrText xml:space="preserve"> PAGEREF _Toc217986017 \h </w:instrText>
         </w:r>
         <w:r>
           <w:rPr>
@@ -2308,7 +2308,7 @@
           <w:sz w:val="24"/>
         </w:rPr>
       </w:pPr>
-      <w:hyperlink w:anchor="_Toc217755250" w:history="1">
+      <w:hyperlink w:anchor="_Toc217986018" w:history="1">
         <w:r>
           <w:rPr>
             <w:rStyle w:val="Hyperlink"/>
@@ -2335,7 +2335,7 @@
             <w:noProof/>
             <w:webHidden/>
           </w:rPr>
-          <w:instrText xml:space="preserve"> PAGEREF _Toc217755250 \h </w:instrText>
+          <w:instrText xml:space="preserve"> PAGEREF _Toc217986018 \h </w:instrText>
         </w:r>
         <w:r>
           <w:rPr>
@@ -2379,7 +2379,7 @@
           <w:sz w:val="24"/>
         </w:rPr>
       </w:pPr>
-      <w:hyperlink w:anchor="_Toc217755251" w:history="1">
+      <w:hyperlink w:anchor="_Toc217986019" w:history="1">
         <w:r>
           <w:rPr>
             <w:rStyle w:val="Hyperlink"/>
@@ -2406,7 +2406,7 @@
             <w:noProof/>
             <w:webHidden/>
           </w:rPr>
-          <w:instrText xml:space="preserve"> PAGEREF _Toc217755251 \h </w:instrText>
+          <w:instrText xml:space="preserve"> PAGEREF _Toc217986019 \h </w:instrText>
         </w:r>
         <w:r>
           <w:rPr>
@@ -2450,7 +2450,7 @@
           <w:sz w:val="24"/>
         </w:rPr>
       </w:pPr>
-      <w:hyperlink w:anchor="_Toc217755252" w:history="1">
+      <w:hyperlink w:anchor="_Toc217986020" w:history="1">
         <w:r>
           <w:rPr>
             <w:rStyle w:val="Hyperlink"/>
@@ -2477,7 +2477,7 @@
             <w:noProof/>
             <w:webHidden/>
           </w:rPr>
-          <w:instrText xml:space="preserve"> PAGEREF _Toc217755252 \h </w:instrText>
+          <w:instrText xml:space="preserve"> PAGEREF _Toc217986020 \h </w:instrText>
         </w:r>
         <w:r>
           <w:rPr>
@@ -2521,7 +2521,7 @@
           <w:sz w:val="24"/>
         </w:rPr>
       </w:pPr>
-      <w:hyperlink w:anchor="_Toc217755253" w:history="1">
+      <w:hyperlink w:anchor="_Toc217986021" w:history="1">
         <w:r>
           <w:rPr>
             <w:rStyle w:val="Hyperlink"/>
@@ -2548,7 +2548,7 @@
             <w:noProof/>
             <w:webHidden/>
           </w:rPr>
-          <w:instrText xml:space="preserve"> PAGEREF _Toc217755253 \h </w:instrText>
+          <w:instrText xml:space="preserve"> PAGEREF _Toc217986021 \h </w:instrText>
         </w:r>
         <w:r>
           <w:rPr>
@@ -2592,7 +2592,7 @@
           <w:sz w:val="24"/>
         </w:rPr>
       </w:pPr>
-      <w:hyperlink w:anchor="_Toc217755254" w:history="1">
+      <w:hyperlink w:anchor="_Toc217986022" w:history="1">
         <w:r>
           <w:rPr>
             <w:rStyle w:val="Hyperlink"/>
@@ -2619,7 +2619,7 @@
             <w:noProof/>
             <w:webHidden/>
           </w:rPr>
-          <w:instrText xml:space="preserve"> PAGEREF _Toc217755254 \h </w:instrText>
+          <w:instrText xml:space="preserve"> PAGEREF _Toc217986022 \h </w:instrText>
         </w:r>
         <w:r>
           <w:rPr>
@@ -2663,7 +2663,7 @@
           <w:sz w:val="24"/>
         </w:rPr>
       </w:pPr>
-      <w:hyperlink w:anchor="_Toc217755255" w:history="1">
+      <w:hyperlink w:anchor="_Toc217986023" w:history="1">
         <w:r>
           <w:rPr>
             <w:rStyle w:val="Hyperlink"/>
@@ -2690,7 +2690,7 @@
             <w:noProof/>
             <w:webHidden/>
           </w:rPr>
-          <w:instrText xml:space="preserve"> PAGEREF _Toc217755255 \h </w:instrText>
+          <w:instrText xml:space="preserve"> PAGEREF _Toc217986023 \h </w:instrText>
         </w:r>
         <w:r>
           <w:rPr>
@@ -2734,7 +2734,7 @@
           <w:sz w:val="24"/>
         </w:rPr>
       </w:pPr>
-      <w:hyperlink w:anchor="_Toc217755256" w:history="1">
+      <w:hyperlink w:anchor="_Toc217986024" w:history="1">
         <w:r>
           <w:rPr>
             <w:rStyle w:val="Hyperlink"/>
@@ -2761,7 +2761,7 @@
             <w:noProof/>
             <w:webHidden/>
           </w:rPr>
-          <w:instrText xml:space="preserve"> PAGEREF _Toc217755256 \h </w:instrText>
+          <w:instrText xml:space="preserve"> PAGEREF _Toc217986024 \h </w:instrText>
         </w:r>
         <w:r>
           <w:rPr>
@@ -2805,7 +2805,7 @@
           <w:sz w:val="24"/>
         </w:rPr>
       </w:pPr>
-      <w:hyperlink w:anchor="_Toc217755257" w:history="1">
+      <w:hyperlink w:anchor="_Toc217986025" w:history="1">
         <w:r>
           <w:rPr>
             <w:rStyle w:val="Hyperlink"/>
@@ -2832,7 +2832,7 @@
             <w:noProof/>
             <w:webHidden/>
           </w:rPr>
-          <w:instrText xml:space="preserve"> PAGEREF _Toc217755257 \h </w:instrText>
+          <w:instrText xml:space="preserve"> PAGEREF _Toc217986025 \h </w:instrText>
         </w:r>
         <w:r>
           <w:rPr>
@@ -2876,7 +2876,7 @@
           <w:sz w:val="24"/>
         </w:rPr>
       </w:pPr>
-      <w:hyperlink w:anchor="_Toc217755258" w:history="1">
+      <w:hyperlink w:anchor="_Toc217986026" w:history="1">
         <w:r>
           <w:rPr>
             <w:rStyle w:val="Hyperlink"/>
@@ -2903,7 +2903,7 @@
             <w:noProof/>
             <w:webHidden/>
           </w:rPr>
-          <w:instrText xml:space="preserve"> PAGEREF _Toc217755258 \h </w:instrText>
+          <w:instrText xml:space="preserve"> PAGEREF _Toc217986026 \h </w:instrText>
         </w:r>
         <w:r>
           <w:rPr>
@@ -2947,7 +2947,7 @@
           <w:sz w:val="24"/>
         </w:rPr>
       </w:pPr>
-      <w:hyperlink w:anchor="_Toc217755259" w:history="1">
+      <w:hyperlink w:anchor="_Toc217986027" w:history="1">
         <w:r>
           <w:rPr>
             <w:rStyle w:val="Hyperlink"/>
@@ -2974,7 +2974,7 @@
             <w:noProof/>
             <w:webHidden/>
           </w:rPr>
-          <w:instrText xml:space="preserve"> PAGEREF _Toc217755259 \h </w:instrText>
+          <w:instrText xml:space="preserve"> PAGEREF _Toc217986027 \h </w:instrText>
         </w:r>
         <w:r>
           <w:rPr>
@@ -3018,7 +3018,7 @@
           <w:sz w:val="24"/>
         </w:rPr>
       </w:pPr>
-      <w:hyperlink w:anchor="_Toc217755260" w:history="1">
+      <w:hyperlink w:anchor="_Toc217986028" w:history="1">
         <w:r>
           <w:rPr>
             <w:rStyle w:val="Hyperlink"/>
@@ -3045,7 +3045,7 @@
             <w:noProof/>
             <w:webHidden/>
           </w:rPr>
-          <w:instrText xml:space="preserve"> PAGEREF _Toc217755260 \h </w:instrText>
+          <w:instrText xml:space="preserve"> PAGEREF _Toc217986028 \h </w:instrText>
         </w:r>
         <w:r>
           <w:rPr>
@@ -3089,7 +3089,7 @@
           <w:sz w:val="24"/>
         </w:rPr>
       </w:pPr>
-      <w:hyperlink w:anchor="_Toc217755261" w:history="1">
+      <w:hyperlink w:anchor="_Toc217986029" w:history="1">
         <w:r>
           <w:rPr>
             <w:rStyle w:val="Hyperlink"/>
@@ -3116,7 +3116,7 @@
             <w:noProof/>
             <w:webHidden/>
           </w:rPr>
-          <w:instrText xml:space="preserve"> PAGEREF _Toc217755261 \h </w:instrText>
+          <w:instrText xml:space="preserve"> PAGEREF _Toc217986029 \h </w:instrText>
         </w:r>
         <w:r>
           <w:rPr>
@@ -3160,7 +3160,7 @@
           <w:sz w:val="24"/>
         </w:rPr>
       </w:pPr>
-      <w:hyperlink w:anchor="_Toc217755262" w:history="1">
+      <w:hyperlink w:anchor="_Toc217986030" w:history="1">
         <w:r>
           <w:rPr>
             <w:rStyle w:val="Hyperlink"/>
@@ -3187,7 +3187,7 @@
             <w:noProof/>
             <w:webHidden/>
           </w:rPr>
-          <w:instrText xml:space="preserve"> PAGEREF _Toc217755262 \h </w:instrText>
+          <w:instrText xml:space="preserve"> PAGEREF _Toc217986030 \h </w:instrText>
         </w:r>
         <w:r>
           <w:rPr>
@@ -3231,7 +3231,7 @@
           <w:sz w:val="24"/>
         </w:rPr>
       </w:pPr>
-      <w:hyperlink w:anchor="_Toc217755263" w:history="1">
+      <w:hyperlink w:anchor="_Toc217986031" w:history="1">
         <w:r>
           <w:rPr>
             <w:rStyle w:val="Hyperlink"/>
@@ -3258,7 +3258,7 @@
             <w:noProof/>
             <w:webHidden/>
           </w:rPr>
-          <w:instrText xml:space="preserve"> PAGEREF _Toc217755263 \h </w:instrText>
+          <w:instrText xml:space="preserve"> PAGEREF _Toc217986031 \h </w:instrText>
         </w:r>
         <w:r>
           <w:rPr>
@@ -3302,7 +3302,7 @@
           <w:sz w:val="24"/>
         </w:rPr>
       </w:pPr>
-      <w:hyperlink w:anchor="_Toc217755264" w:history="1">
+      <w:hyperlink w:anchor="_Toc217986032" w:history="1">
         <w:r>
           <w:rPr>
             <w:rStyle w:val="Hyperlink"/>
@@ -3329,7 +3329,7 @@
             <w:noProof/>
             <w:webHidden/>
           </w:rPr>
-          <w:instrText xml:space="preserve"> PAGEREF _Toc217755264 \h </w:instrText>
+          <w:instrText xml:space="preserve"> PAGEREF _Toc217986032 \h </w:instrText>
         </w:r>
         <w:r>
           <w:rPr>
@@ -3373,7 +3373,7 @@
           <w:sz w:val="24"/>
         </w:rPr>
       </w:pPr>
-      <w:hyperlink w:anchor="_Toc217755265" w:history="1">
+      <w:hyperlink w:anchor="_Toc217986033" w:history="1">
         <w:r>
           <w:rPr>
             <w:rStyle w:val="Hyperlink"/>
@@ -3400,7 +3400,7 @@
             <w:noProof/>
             <w:webHidden/>
           </w:rPr>
-          <w:instrText xml:space="preserve"> PAGEREF _Toc217755265 \h </w:instrText>
+          <w:instrText xml:space="preserve"> PAGEREF _Toc217986033 \h </w:instrText>
         </w:r>
         <w:r>
           <w:rPr>
@@ -3444,7 +3444,7 @@
           <w:sz w:val="24"/>
         </w:rPr>
       </w:pPr>
-      <w:hyperlink w:anchor="_Toc217755266" w:history="1">
+      <w:hyperlink w:anchor="_Toc217986034" w:history="1">
         <w:r>
           <w:rPr>
             <w:rStyle w:val="Hyperlink"/>
@@ -3471,7 +3471,7 @@
             <w:noProof/>
             <w:webHidden/>
           </w:rPr>
-          <w:instrText xml:space="preserve"> PAGEREF _Toc217755266 \h </w:instrText>
+          <w:instrText xml:space="preserve"> PAGEREF _Toc217986034 \h </w:instrText>
         </w:r>
         <w:r>
           <w:rPr>
@@ -3515,7 +3515,7 @@
           <w:sz w:val="24"/>
         </w:rPr>
       </w:pPr>
-      <w:hyperlink w:anchor="_Toc217755267" w:history="1">
+      <w:hyperlink w:anchor="_Toc217986035" w:history="1">
         <w:r>
           <w:rPr>
             <w:rStyle w:val="Hyperlink"/>
@@ -3542,7 +3542,7 @@
             <w:noProof/>
             <w:webHidden/>
           </w:rPr>
-          <w:instrText xml:space="preserve"> PAGEREF _Toc217755267 \h </w:instrText>
+          <w:instrText xml:space="preserve"> PAGEREF _Toc217986035 \h </w:instrText>
         </w:r>
         <w:r>
           <w:rPr>
@@ -3586,7 +3586,7 @@
           <w:sz w:val="24"/>
         </w:rPr>
       </w:pPr>
-      <w:hyperlink w:anchor="_Toc217755268" w:history="1">
+      <w:hyperlink w:anchor="_Toc217986036" w:history="1">
         <w:r>
           <w:rPr>
             <w:rStyle w:val="Hyperlink"/>
@@ -3613,7 +3613,7 @@
             <w:noProof/>
             <w:webHidden/>
           </w:rPr>
-          <w:instrText xml:space="preserve"> PAGEREF _Toc217755268 \h </w:instrText>
+          <w:instrText xml:space="preserve"> PAGEREF _Toc217986036 \h </w:instrText>
         </w:r>
         <w:r>
           <w:rPr>
@@ -3657,7 +3657,7 @@
           <w:sz w:val="24"/>
         </w:rPr>
       </w:pPr>
-      <w:hyperlink w:anchor="_Toc217755269" w:history="1">
+      <w:hyperlink w:anchor="_Toc217986037" w:history="1">
         <w:r>
           <w:rPr>
             <w:rStyle w:val="Hyperlink"/>
@@ -3684,7 +3684,7 @@
             <w:noProof/>
             <w:webHidden/>
           </w:rPr>
-          <w:instrText xml:space="preserve"> PAGEREF _Toc217755269 \h </w:instrText>
+          <w:instrText xml:space="preserve"> PAGEREF _Toc217986037 \h </w:instrText>
         </w:r>
         <w:r>
           <w:rPr>
@@ -3728,7 +3728,7 @@
           <w:sz w:val="24"/>
         </w:rPr>
       </w:pPr>
-      <w:hyperlink w:anchor="_Toc217755270" w:history="1">
+      <w:hyperlink w:anchor="_Toc217986038" w:history="1">
         <w:r>
           <w:rPr>
             <w:rStyle w:val="Hyperlink"/>
@@ -3755,7 +3755,7 @@
             <w:noProof/>
             <w:webHidden/>
           </w:rPr>
-          <w:instrText xml:space="preserve"> PAGEREF _Toc217755270 \h </w:instrText>
+          <w:instrText xml:space="preserve"> PAGEREF _Toc217986038 \h </w:instrText>
         </w:r>
         <w:r>
           <w:rPr>
@@ -3799,7 +3799,7 @@
           <w:sz w:val="24"/>
         </w:rPr>
       </w:pPr>
-      <w:hyperlink w:anchor="_Toc217755271" w:history="1">
+      <w:hyperlink w:anchor="_Toc217986039" w:history="1">
         <w:r>
           <w:rPr>
             <w:rStyle w:val="Hyperlink"/>
@@ -3826,7 +3826,7 @@
             <w:noProof/>
             <w:webHidden/>
           </w:rPr>
-          <w:instrText xml:space="preserve"> PAGEREF _Toc217755271 \h </w:instrText>
+          <w:instrText xml:space="preserve"> PAGEREF _Toc217986039 \h </w:instrText>
         </w:r>
         <w:r>
           <w:rPr>
@@ -3870,7 +3870,7 @@
           <w:sz w:val="24"/>
         </w:rPr>
       </w:pPr>
-      <w:hyperlink w:anchor="_Toc217755272" w:history="1">
+      <w:hyperlink w:anchor="_Toc217986040" w:history="1">
         <w:r>
           <w:rPr>
             <w:rStyle w:val="Hyperlink"/>
@@ -3897,7 +3897,7 @@
             <w:noProof/>
             <w:webHidden/>
           </w:rPr>
-          <w:instrText xml:space="preserve"> PAGEREF _Toc217755272 \h </w:instrText>
+          <w:instrText xml:space="preserve"> PAGEREF _Toc217986040 \h </w:instrText>
         </w:r>
         <w:r>
           <w:rPr>
@@ -3941,7 +3941,7 @@
           <w:sz w:val="24"/>
         </w:rPr>
       </w:pPr>
-      <w:hyperlink w:anchor="_Toc217755273" w:history="1">
+      <w:hyperlink w:anchor="_Toc217986041" w:history="1">
         <w:r>
           <w:rPr>
             <w:rStyle w:val="Hyperlink"/>
@@ -3968,7 +3968,7 @@
             <w:noProof/>
             <w:webHidden/>
           </w:rPr>
-          <w:instrText xml:space="preserve"> PAGEREF _Toc217755273 \h </w:instrText>
+          <w:instrText xml:space="preserve"> PAGEREF _Toc217986041 \h </w:instrText>
         </w:r>
         <w:r>
           <w:rPr>
@@ -3988,7 +3988,7 @@
             <w:noProof/>
             <w:webHidden/>
           </w:rPr>
-          <w:t>18</w:t>
+          <w:t>19</w:t>
         </w:r>
         <w:r>
           <w:rPr>
@@ -4012,7 +4012,7 @@
           <w:sz w:val="24"/>
         </w:rPr>
       </w:pPr>
-      <w:hyperlink w:anchor="_Toc217755274" w:history="1">
+      <w:hyperlink w:anchor="_Toc217986042" w:history="1">
         <w:r>
           <w:rPr>
             <w:rStyle w:val="Hyperlink"/>
@@ -4039,7 +4039,7 @@
             <w:noProof/>
             <w:webHidden/>
           </w:rPr>
-          <w:instrText xml:space="preserve"> PAGEREF _Toc217755274 \h </w:instrText>
+          <w:instrText xml:space="preserve"> PAGEREF _Toc217986042 \h </w:instrText>
         </w:r>
         <w:r>
           <w:rPr>
@@ -4059,7 +4059,7 @@
             <w:noProof/>
             <w:webHidden/>
           </w:rPr>
-          <w:t>18</w:t>
+          <w:t>19</w:t>
         </w:r>
         <w:r>
           <w:rPr>
@@ -4083,7 +4083,7 @@
           <w:sz w:val="24"/>
         </w:rPr>
       </w:pPr>
-      <w:hyperlink w:anchor="_Toc217755275" w:history="1">
+      <w:hyperlink w:anchor="_Toc217986043" w:history="1">
         <w:r>
           <w:rPr>
             <w:rStyle w:val="Hyperlink"/>
@@ -4110,7 +4110,7 @@
             <w:noProof/>
             <w:webHidden/>
           </w:rPr>
-          <w:instrText xml:space="preserve"> PAGEREF _Toc217755275 \h </w:instrText>
+          <w:instrText xml:space="preserve"> PAGEREF _Toc217986043 \h </w:instrText>
         </w:r>
         <w:r>
           <w:rPr>
@@ -4130,7 +4130,7 @@
             <w:noProof/>
             <w:webHidden/>
           </w:rPr>
-          <w:t>19</w:t>
+          <w:t>21</w:t>
         </w:r>
         <w:r>
           <w:rPr>
@@ -4154,7 +4154,7 @@
           <w:sz w:val="24"/>
         </w:rPr>
       </w:pPr>
-      <w:hyperlink w:anchor="_Toc217755276" w:history="1">
+      <w:hyperlink w:anchor="_Toc217986044" w:history="1">
         <w:r>
           <w:rPr>
             <w:rStyle w:val="Hyperlink"/>
@@ -4181,7 +4181,7 @@
             <w:noProof/>
             <w:webHidden/>
           </w:rPr>
-          <w:instrText xml:space="preserve"> PAGEREF _Toc217755276 \h </w:instrText>
+          <w:instrText xml:space="preserve"> PAGEREF _Toc217986044 \h </w:instrText>
         </w:r>
         <w:r>
           <w:rPr>
@@ -4201,7 +4201,7 @@
             <w:noProof/>
             <w:webHidden/>
           </w:rPr>
-          <w:t>21</w:t>
+          <w:t>22</w:t>
         </w:r>
         <w:r>
           <w:rPr>
@@ -4225,7 +4225,7 @@
           <w:sz w:val="24"/>
         </w:rPr>
       </w:pPr>
-      <w:hyperlink w:anchor="_Toc217755277" w:history="1">
+      <w:hyperlink w:anchor="_Toc217986045" w:history="1">
         <w:r>
           <w:rPr>
             <w:rStyle w:val="Hyperlink"/>
@@ -4252,7 +4252,7 @@
             <w:noProof/>
             <w:webHidden/>
           </w:rPr>
-          <w:instrText xml:space="preserve"> PAGEREF _Toc217755277 \h </w:instrText>
+          <w:instrText xml:space="preserve"> PAGEREF _Toc217986045 \h </w:instrText>
         </w:r>
         <w:r>
           <w:rPr>
@@ -4272,7 +4272,7 @@
             <w:noProof/>
             <w:webHidden/>
           </w:rPr>
-          <w:t>21</w:t>
+          <w:t>22</w:t>
         </w:r>
         <w:r>
           <w:rPr>
@@ -4296,7 +4296,7 @@
           <w:sz w:val="24"/>
         </w:rPr>
       </w:pPr>
-      <w:hyperlink w:anchor="_Toc217755278" w:history="1">
+      <w:hyperlink w:anchor="_Toc217986046" w:history="1">
         <w:r>
           <w:rPr>
             <w:rStyle w:val="Hyperlink"/>
@@ -4323,7 +4323,7 @@
             <w:noProof/>
             <w:webHidden/>
           </w:rPr>
-          <w:instrText xml:space="preserve"> PAGEREF _Toc217755278 \h </w:instrText>
+          <w:instrText xml:space="preserve"> PAGEREF _Toc217986046 \h </w:instrText>
         </w:r>
         <w:r>
           <w:rPr>
@@ -4343,7 +4343,7 @@
             <w:noProof/>
             <w:webHidden/>
           </w:rPr>
-          <w:t>22</w:t>
+          <w:t>24</w:t>
         </w:r>
         <w:r>
           <w:rPr>
@@ -4367,7 +4367,7 @@
           <w:sz w:val="24"/>
         </w:rPr>
       </w:pPr>
-      <w:hyperlink w:anchor="_Toc217755279" w:history="1">
+      <w:hyperlink w:anchor="_Toc217986047" w:history="1">
         <w:r>
           <w:rPr>
             <w:rStyle w:val="Hyperlink"/>
@@ -4394,7 +4394,7 @@
             <w:noProof/>
             <w:webHidden/>
           </w:rPr>
-          <w:instrText xml:space="preserve"> PAGEREF _Toc217755279 \h </w:instrText>
+          <w:instrText xml:space="preserve"> PAGEREF _Toc217986047 \h </w:instrText>
         </w:r>
         <w:r>
           <w:rPr>
@@ -4414,7 +4414,7 @@
             <w:noProof/>
             <w:webHidden/>
           </w:rPr>
-          <w:t>24</w:t>
+          <w:t>25</w:t>
         </w:r>
         <w:r>
           <w:rPr>
@@ -4438,7 +4438,7 @@
           <w:sz w:val="24"/>
         </w:rPr>
       </w:pPr>
-      <w:hyperlink w:anchor="_Toc217755280" w:history="1">
+      <w:hyperlink w:anchor="_Toc217986048" w:history="1">
         <w:r>
           <w:rPr>
             <w:rStyle w:val="Hyperlink"/>
@@ -4465,7 +4465,7 @@
             <w:noProof/>
             <w:webHidden/>
           </w:rPr>
-          <w:instrText xml:space="preserve"> PAGEREF _Toc217755280 \h </w:instrText>
+          <w:instrText xml:space="preserve"> PAGEREF _Toc217986048 \h </w:instrText>
         </w:r>
         <w:r>
           <w:rPr>
@@ -4485,7 +4485,7 @@
             <w:noProof/>
             <w:webHidden/>
           </w:rPr>
-          <w:t>24</w:t>
+          <w:t>25</w:t>
         </w:r>
         <w:r>
           <w:rPr>
@@ -4509,7 +4509,7 @@
           <w:sz w:val="24"/>
         </w:rPr>
       </w:pPr>
-      <w:hyperlink w:anchor="_Toc217755281" w:history="1">
+      <w:hyperlink w:anchor="_Toc217986049" w:history="1">
         <w:r>
           <w:rPr>
             <w:rStyle w:val="Hyperlink"/>
@@ -4536,7 +4536,7 @@
             <w:noProof/>
             <w:webHidden/>
           </w:rPr>
-          <w:instrText xml:space="preserve"> PAGEREF _Toc217755281 \h </w:instrText>
+          <w:instrText xml:space="preserve"> PAGEREF _Toc217986049 \h </w:instrText>
         </w:r>
         <w:r>
           <w:rPr>
@@ -4556,7 +4556,7 @@
             <w:noProof/>
             <w:webHidden/>
           </w:rPr>
-          <w:t>25</w:t>
+          <w:t>26</w:t>
         </w:r>
         <w:r>
           <w:rPr>
@@ -4580,7 +4580,7 @@
           <w:sz w:val="24"/>
         </w:rPr>
       </w:pPr>
-      <w:hyperlink w:anchor="_Toc217755282" w:history="1">
+      <w:hyperlink w:anchor="_Toc217986050" w:history="1">
         <w:r>
           <w:rPr>
             <w:rStyle w:val="Hyperlink"/>
@@ -4607,7 +4607,7 @@
             <w:noProof/>
             <w:webHidden/>
           </w:rPr>
-          <w:instrText xml:space="preserve"> PAGEREF _Toc217755282 \h </w:instrText>
+          <w:instrText xml:space="preserve"> PAGEREF _Toc217986050 \h </w:instrText>
         </w:r>
         <w:r>
           <w:rPr>
@@ -4627,7 +4627,7 @@
             <w:noProof/>
             <w:webHidden/>
           </w:rPr>
-          <w:t>34</w:t>
+          <w:t>35</w:t>
         </w:r>
         <w:r>
           <w:rPr>
@@ -4651,7 +4651,7 @@
           <w:sz w:val="24"/>
         </w:rPr>
       </w:pPr>
-      <w:hyperlink w:anchor="_Toc217755283" w:history="1">
+      <w:hyperlink w:anchor="_Toc217986051" w:history="1">
         <w:r>
           <w:rPr>
             <w:rStyle w:val="Hyperlink"/>
@@ -4678,7 +4678,7 @@
             <w:noProof/>
             <w:webHidden/>
           </w:rPr>
-          <w:instrText xml:space="preserve"> PAGEREF _Toc217755283 \h </w:instrText>
+          <w:instrText xml:space="preserve"> PAGEREF _Toc217986051 \h </w:instrText>
         </w:r>
         <w:r>
           <w:rPr>
@@ -4698,7 +4698,7 @@
             <w:noProof/>
             <w:webHidden/>
           </w:rPr>
-          <w:t>34</w:t>
+          <w:t>35</w:t>
         </w:r>
         <w:r>
           <w:rPr>
@@ -4722,7 +4722,7 @@
           <w:sz w:val="24"/>
         </w:rPr>
       </w:pPr>
-      <w:hyperlink w:anchor="_Toc217755284" w:history="1">
+      <w:hyperlink w:anchor="_Toc217986052" w:history="1">
         <w:r>
           <w:rPr>
             <w:rStyle w:val="Hyperlink"/>
@@ -4749,7 +4749,7 @@
             <w:noProof/>
             <w:webHidden/>
           </w:rPr>
-          <w:instrText xml:space="preserve"> PAGEREF _Toc217755284 \h </w:instrText>
+          <w:instrText xml:space="preserve"> PAGEREF _Toc217986052 \h </w:instrText>
         </w:r>
         <w:r>
           <w:rPr>
@@ -4769,7 +4769,7 @@
             <w:noProof/>
             <w:webHidden/>
           </w:rPr>
-          <w:t>35</w:t>
+          <w:t>36</w:t>
         </w:r>
         <w:r>
           <w:rPr>
@@ -4793,7 +4793,7 @@
           <w:sz w:val="24"/>
         </w:rPr>
       </w:pPr>
-      <w:hyperlink w:anchor="_Toc217755285" w:history="1">
+      <w:hyperlink w:anchor="_Toc217986053" w:history="1">
         <w:r>
           <w:rPr>
             <w:rStyle w:val="Hyperlink"/>
@@ -4820,7 +4820,7 @@
             <w:noProof/>
             <w:webHidden/>
           </w:rPr>
-          <w:instrText xml:space="preserve"> PAGEREF _Toc217755285 \h </w:instrText>
+          <w:instrText xml:space="preserve"> PAGEREF _Toc217986053 \h </w:instrText>
         </w:r>
         <w:r>
           <w:rPr>
@@ -4840,7 +4840,7 @@
             <w:noProof/>
             <w:webHidden/>
           </w:rPr>
-          <w:t>35</w:t>
+          <w:t>36</w:t>
         </w:r>
         <w:r>
           <w:rPr>
@@ -4864,7 +4864,7 @@
           <w:sz w:val="24"/>
         </w:rPr>
       </w:pPr>
-      <w:hyperlink w:anchor="_Toc217755286" w:history="1">
+      <w:hyperlink w:anchor="_Toc217986054" w:history="1">
         <w:r>
           <w:rPr>
             <w:rStyle w:val="Hyperlink"/>
@@ -4891,7 +4891,7 @@
             <w:noProof/>
             <w:webHidden/>
           </w:rPr>
-          <w:instrText xml:space="preserve"> PAGEREF _Toc217755286 \h </w:instrText>
+          <w:instrText xml:space="preserve"> PAGEREF _Toc217986054 \h </w:instrText>
         </w:r>
         <w:r>
           <w:rPr>
@@ -4911,7 +4911,7 @@
             <w:noProof/>
             <w:webHidden/>
           </w:rPr>
-          <w:t>36</w:t>
+          <w:t>37</w:t>
         </w:r>
         <w:r>
           <w:rPr>
@@ -4935,7 +4935,7 @@
           <w:sz w:val="24"/>
         </w:rPr>
       </w:pPr>
-      <w:hyperlink w:anchor="_Toc217755287" w:history="1">
+      <w:hyperlink w:anchor="_Toc217986055" w:history="1">
         <w:r>
           <w:rPr>
             <w:rStyle w:val="Hyperlink"/>
@@ -4962,7 +4962,7 @@
             <w:noProof/>
             <w:webHidden/>
           </w:rPr>
-          <w:instrText xml:space="preserve"> PAGEREF _Toc217755287 \h </w:instrText>
+          <w:instrText xml:space="preserve"> PAGEREF _Toc217986055 \h </w:instrText>
         </w:r>
         <w:r>
           <w:rPr>
@@ -4982,7 +4982,7 @@
             <w:noProof/>
             <w:webHidden/>
           </w:rPr>
-          <w:t>36</w:t>
+          <w:t>37</w:t>
         </w:r>
         <w:r>
           <w:rPr>
@@ -5006,7 +5006,7 @@
           <w:sz w:val="24"/>
         </w:rPr>
       </w:pPr>
-      <w:hyperlink w:anchor="_Toc217755288" w:history="1">
+      <w:hyperlink w:anchor="_Toc217986056" w:history="1">
         <w:r>
           <w:rPr>
             <w:rStyle w:val="Hyperlink"/>
@@ -5033,7 +5033,7 @@
             <w:noProof/>
             <w:webHidden/>
           </w:rPr>
-          <w:instrText xml:space="preserve"> PAGEREF _Toc217755288 \h </w:instrText>
+          <w:instrText xml:space="preserve"> PAGEREF _Toc217986056 \h </w:instrText>
         </w:r>
         <w:r>
           <w:rPr>
@@ -5053,7 +5053,7 @@
             <w:noProof/>
             <w:webHidden/>
           </w:rPr>
-          <w:t>36</w:t>
+          <w:t>37</w:t>
         </w:r>
         <w:r>
           <w:rPr>
@@ -5077,7 +5077,7 @@
           <w:sz w:val="24"/>
         </w:rPr>
       </w:pPr>
-      <w:hyperlink w:anchor="_Toc217755289" w:history="1">
+      <w:hyperlink w:anchor="_Toc217986057" w:history="1">
         <w:r>
           <w:rPr>
             <w:rStyle w:val="Hyperlink"/>
@@ -5104,7 +5104,7 @@
             <w:noProof/>
             <w:webHidden/>
           </w:rPr>
-          <w:instrText xml:space="preserve"> PAGEREF _Toc217755289 \h </w:instrText>
+          <w:instrText xml:space="preserve"> PAGEREF _Toc217986057 \h </w:instrText>
         </w:r>
         <w:r>
           <w:rPr>
@@ -5124,7 +5124,7 @@
             <w:noProof/>
             <w:webHidden/>
           </w:rPr>
-          <w:t>36</w:t>
+          <w:t>37</w:t>
         </w:r>
         <w:r>
           <w:rPr>
@@ -5148,7 +5148,7 @@
           <w:sz w:val="24"/>
         </w:rPr>
       </w:pPr>
-      <w:hyperlink w:anchor="_Toc217755290" w:history="1">
+      <w:hyperlink w:anchor="_Toc217986058" w:history="1">
         <w:r>
           <w:rPr>
             <w:rStyle w:val="Hyperlink"/>
@@ -5175,7 +5175,7 @@
             <w:noProof/>
             <w:webHidden/>
           </w:rPr>
-          <w:instrText xml:space="preserve"> PAGEREF _Toc217755290 \h </w:instrText>
+          <w:instrText xml:space="preserve"> PAGEREF _Toc217986058 \h </w:instrText>
         </w:r>
         <w:r>
           <w:rPr>
@@ -5195,7 +5195,7 @@
             <w:noProof/>
             <w:webHidden/>
           </w:rPr>
-          <w:t>37</w:t>
+          <w:t>38</w:t>
         </w:r>
         <w:r>
           <w:rPr>
@@ -5219,7 +5219,7 @@
           <w:sz w:val="24"/>
         </w:rPr>
       </w:pPr>
-      <w:hyperlink w:anchor="_Toc217755291" w:history="1">
+      <w:hyperlink w:anchor="_Toc217986059" w:history="1">
         <w:r>
           <w:rPr>
             <w:rStyle w:val="Hyperlink"/>
@@ -5246,7 +5246,7 @@
             <w:noProof/>
             <w:webHidden/>
           </w:rPr>
-          <w:instrText xml:space="preserve"> PAGEREF _Toc217755291 \h </w:instrText>
+          <w:instrText xml:space="preserve"> PAGEREF _Toc217986059 \h </w:instrText>
         </w:r>
         <w:r>
           <w:rPr>
@@ -5266,7 +5266,7 @@
             <w:noProof/>
             <w:webHidden/>
           </w:rPr>
-          <w:t>37</w:t>
+          <w:t>38</w:t>
         </w:r>
         <w:r>
           <w:rPr>
@@ -5290,7 +5290,7 @@
           <w:sz w:val="24"/>
         </w:rPr>
       </w:pPr>
-      <w:hyperlink w:anchor="_Toc217755292" w:history="1">
+      <w:hyperlink w:anchor="_Toc217986060" w:history="1">
         <w:r>
           <w:rPr>
             <w:rStyle w:val="Hyperlink"/>
@@ -5317,7 +5317,7 @@
             <w:noProof/>
             <w:webHidden/>
           </w:rPr>
-          <w:instrText xml:space="preserve"> PAGEREF _Toc217755292 \h </w:instrText>
+          <w:instrText xml:space="preserve"> PAGEREF _Toc217986060 \h </w:instrText>
         </w:r>
         <w:r>
           <w:rPr>
@@ -5337,7 +5337,7 @@
             <w:noProof/>
             <w:webHidden/>
           </w:rPr>
-          <w:t>37</w:t>
+          <w:t>38</w:t>
         </w:r>
         <w:r>
           <w:rPr>
@@ -5361,7 +5361,7 @@
           <w:sz w:val="24"/>
         </w:rPr>
       </w:pPr>
-      <w:hyperlink w:anchor="_Toc217755293" w:history="1">
+      <w:hyperlink w:anchor="_Toc217986061" w:history="1">
         <w:r>
           <w:rPr>
             <w:rStyle w:val="Hyperlink"/>
@@ -5388,7 +5388,7 @@
             <w:noProof/>
             <w:webHidden/>
           </w:rPr>
-          <w:instrText xml:space="preserve"> PAGEREF _Toc217755293 \h </w:instrText>
+          <w:instrText xml:space="preserve"> PAGEREF _Toc217986061 \h </w:instrText>
         </w:r>
         <w:r>
           <w:rPr>
@@ -5408,7 +5408,7 @@
             <w:noProof/>
             <w:webHidden/>
           </w:rPr>
-          <w:t>38</w:t>
+          <w:t>39</w:t>
         </w:r>
         <w:r>
           <w:rPr>
@@ -5432,7 +5432,7 @@
           <w:sz w:val="24"/>
         </w:rPr>
       </w:pPr>
-      <w:hyperlink w:anchor="_Toc217755294" w:history="1">
+      <w:hyperlink w:anchor="_Toc217986062" w:history="1">
         <w:r>
           <w:rPr>
             <w:rStyle w:val="Hyperlink"/>
@@ -5459,7 +5459,7 @@
             <w:noProof/>
             <w:webHidden/>
           </w:rPr>
-          <w:instrText xml:space="preserve"> PAGEREF _Toc217755294 \h </w:instrText>
+          <w:instrText xml:space="preserve"> PAGEREF _Toc217986062 \h </w:instrText>
         </w:r>
         <w:r>
           <w:rPr>
@@ -5479,7 +5479,7 @@
             <w:noProof/>
             <w:webHidden/>
           </w:rPr>
-          <w:t>38</w:t>
+          <w:t>39</w:t>
         </w:r>
         <w:r>
           <w:rPr>
@@ -5503,7 +5503,7 @@
           <w:sz w:val="24"/>
         </w:rPr>
       </w:pPr>
-      <w:hyperlink w:anchor="_Toc217755295" w:history="1">
+      <w:hyperlink w:anchor="_Toc217986063" w:history="1">
         <w:r>
           <w:rPr>
             <w:rStyle w:val="Hyperlink"/>
@@ -5530,7 +5530,7 @@
             <w:noProof/>
             <w:webHidden/>
           </w:rPr>
-          <w:instrText xml:space="preserve"> PAGEREF _Toc217755295 \h </w:instrText>
+          <w:instrText xml:space="preserve"> PAGEREF _Toc217986063 \h </w:instrText>
         </w:r>
         <w:r>
           <w:rPr>
@@ -5550,7 +5550,7 @@
             <w:noProof/>
             <w:webHidden/>
           </w:rPr>
-          <w:t>40</w:t>
+          <w:t>41</w:t>
         </w:r>
         <w:r>
           <w:rPr>
@@ -5574,7 +5574,7 @@
           <w:sz w:val="24"/>
         </w:rPr>
       </w:pPr>
-      <w:hyperlink w:anchor="_Toc217755296" w:history="1">
+      <w:hyperlink w:anchor="_Toc217986064" w:history="1">
         <w:r>
           <w:rPr>
             <w:rStyle w:val="Hyperlink"/>
@@ -5601,7 +5601,7 @@
             <w:noProof/>
             <w:webHidden/>
           </w:rPr>
-          <w:instrText xml:space="preserve"> PAGEREF _Toc217755296 \h </w:instrText>
+          <w:instrText xml:space="preserve"> PAGEREF _Toc217986064 \h </w:instrText>
         </w:r>
         <w:r>
           <w:rPr>
@@ -5621,7 +5621,7 @@
             <w:noProof/>
             <w:webHidden/>
           </w:rPr>
-          <w:t>41</w:t>
+          <w:t>42</w:t>
         </w:r>
         <w:r>
           <w:rPr>
@@ -5645,7 +5645,7 @@
           <w:sz w:val="24"/>
         </w:rPr>
       </w:pPr>
-      <w:hyperlink w:anchor="_Toc217755297" w:history="1">
+      <w:hyperlink w:anchor="_Toc217986065" w:history="1">
         <w:r>
           <w:rPr>
             <w:rStyle w:val="Hyperlink"/>
@@ -5672,7 +5672,7 @@
             <w:noProof/>
             <w:webHidden/>
           </w:rPr>
-          <w:instrText xml:space="preserve"> PAGEREF _Toc217755297 \h </w:instrText>
+          <w:instrText xml:space="preserve"> PAGEREF _Toc217986065 \h </w:instrText>
         </w:r>
         <w:r>
           <w:rPr>
@@ -5692,7 +5692,7 @@
             <w:noProof/>
             <w:webHidden/>
           </w:rPr>
-          <w:t>41</w:t>
+          <w:t>43</w:t>
         </w:r>
         <w:r>
           <w:rPr>
@@ -5738,7 +5738,7 @@
           <w:szCs w:val="28"/>
         </w:rPr>
       </w:pPr>
-      <w:bookmarkStart w:id="1" w:name="_Toc217755240"/>
+      <w:bookmarkStart w:id="1" w:name="_Toc217986008"/>
       <w:r>
         <w:rPr>
           <w:sz w:val="28"/>
@@ -5753,7 +5753,7 @@
       <w:pPr>
         <w:pStyle w:val="TOC1"/>
         <w:tabs>
-          <w:tab w:val="right" w:leader="dot" w:pos="9344"/>
+          <w:tab w:val="right" w:leader="dot" w:pos="9061"/>
         </w:tabs>
         <w:rPr>
           <w:rFonts w:asciiTheme="minorHAnsi" w:eastAsiaTheme="minorEastAsia" w:hAnsiTheme="minorHAnsi"/>
@@ -5780,7 +5780,7 @@
         </w:rPr>
         <w:fldChar w:fldCharType="separate"/>
       </w:r>
-      <w:hyperlink w:anchor="_Toc217737843" w:history="1">
+      <w:hyperlink w:anchor="_Toc217986066" w:history="1">
         <w:r>
           <w:rPr>
             <w:rStyle w:val="Hyperlink"/>
@@ -5807,7 +5807,7 @@
             <w:noProof/>
             <w:webHidden/>
           </w:rPr>
-          <w:instrText xml:space="preserve"> PAGEREF _Toc217737843 \h </w:instrText>
+          <w:instrText xml:space="preserve"> PAGEREF _Toc217986066 \h </w:instrText>
         </w:r>
         <w:r>
           <w:rPr>
@@ -5842,7 +5842,7 @@
       <w:pPr>
         <w:pStyle w:val="TOC1"/>
         <w:tabs>
-          <w:tab w:val="right" w:leader="dot" w:pos="9344"/>
+          <w:tab w:val="right" w:leader="dot" w:pos="9061"/>
         </w:tabs>
         <w:rPr>
           <w:rFonts w:asciiTheme="minorHAnsi" w:eastAsiaTheme="minorEastAsia" w:hAnsiTheme="minorHAnsi"/>
@@ -5851,13 +5851,13 @@
           <w:sz w:val="24"/>
         </w:rPr>
       </w:pPr>
-      <w:hyperlink w:anchor="_Toc217737844" w:history="1">
+      <w:hyperlink w:anchor="_Toc217986067" w:history="1">
         <w:r>
           <w:rPr>
             <w:rStyle w:val="Hyperlink"/>
             <w:noProof/>
           </w:rPr>
-          <w:t>Hình 1.2 Quy trình đặt phòng khách sạn Sheraton</w:t>
+          <w:t>Hình 2.1 Tổng quan các yếu tố cốt lõi của ứng dụng web</w:t>
         </w:r>
         <w:r>
           <w:rPr>
@@ -5878,7 +5878,7 @@
             <w:noProof/>
             <w:webHidden/>
           </w:rPr>
-          <w:instrText xml:space="preserve"> PAGEREF _Toc217737844 \h </w:instrText>
+          <w:instrText xml:space="preserve"> PAGEREF _Toc217986067 \h </w:instrText>
         </w:r>
         <w:r>
           <w:rPr>
@@ -5898,7 +5898,7 @@
             <w:noProof/>
             <w:webHidden/>
           </w:rPr>
-          <w:t>2</w:t>
+          <w:t>7</w:t>
         </w:r>
         <w:r>
           <w:rPr>
@@ -5913,7 +5913,7 @@
       <w:pPr>
         <w:pStyle w:val="TOC1"/>
         <w:tabs>
-          <w:tab w:val="right" w:leader="dot" w:pos="9344"/>
+          <w:tab w:val="right" w:leader="dot" w:pos="9061"/>
         </w:tabs>
         <w:rPr>
           <w:rFonts w:asciiTheme="minorHAnsi" w:eastAsiaTheme="minorEastAsia" w:hAnsiTheme="minorHAnsi"/>
@@ -5922,13 +5922,13 @@
           <w:sz w:val="24"/>
         </w:rPr>
       </w:pPr>
-      <w:hyperlink w:anchor="_Toc217737845" w:history="1">
+      <w:hyperlink w:anchor="_Toc217986068" w:history="1">
         <w:r>
           <w:rPr>
             <w:rStyle w:val="Hyperlink"/>
             <w:noProof/>
           </w:rPr>
-          <w:t>Hình 2.1 Tổng quan các yếu tố cốt lõi của ứng dụng web</w:t>
+          <w:t>Hình 2.2 Mô hình Client-Server</w:t>
         </w:r>
         <w:r>
           <w:rPr>
@@ -5949,7 +5949,7 @@
             <w:noProof/>
             <w:webHidden/>
           </w:rPr>
-          <w:instrText xml:space="preserve"> PAGEREF _Toc217737845 \h </w:instrText>
+          <w:instrText xml:space="preserve"> PAGEREF _Toc217986068 \h </w:instrText>
         </w:r>
         <w:r>
           <w:rPr>
@@ -5969,7 +5969,7 @@
             <w:noProof/>
             <w:webHidden/>
           </w:rPr>
-          <w:t>7</w:t>
+          <w:t>9</w:t>
         </w:r>
         <w:r>
           <w:rPr>
@@ -5984,7 +5984,7 @@
       <w:pPr>
         <w:pStyle w:val="TOC1"/>
         <w:tabs>
-          <w:tab w:val="right" w:leader="dot" w:pos="9344"/>
+          <w:tab w:val="right" w:leader="dot" w:pos="9061"/>
         </w:tabs>
         <w:rPr>
           <w:rFonts w:asciiTheme="minorHAnsi" w:eastAsiaTheme="minorEastAsia" w:hAnsiTheme="minorHAnsi"/>
@@ -5993,13 +5993,13 @@
           <w:sz w:val="24"/>
         </w:rPr>
       </w:pPr>
-      <w:hyperlink w:anchor="_Toc217737846" w:history="1">
+      <w:hyperlink w:anchor="_Toc217986069" w:history="1">
         <w:r>
           <w:rPr>
             <w:rStyle w:val="Hyperlink"/>
             <w:noProof/>
           </w:rPr>
-          <w:t>Hình 2.2 Mô hình Client-Server</w:t>
+          <w:t>Hình 2.3 Kiến trúc của .NET Framework</w:t>
         </w:r>
         <w:r>
           <w:rPr>
@@ -6020,7 +6020,7 @@
             <w:noProof/>
             <w:webHidden/>
           </w:rPr>
-          <w:instrText xml:space="preserve"> PAGEREF _Toc217737846 \h </w:instrText>
+          <w:instrText xml:space="preserve"> PAGEREF _Toc217986069 \h </w:instrText>
         </w:r>
         <w:r>
           <w:rPr>
@@ -6040,7 +6040,7 @@
             <w:noProof/>
             <w:webHidden/>
           </w:rPr>
-          <w:t>9</w:t>
+          <w:t>10</w:t>
         </w:r>
         <w:r>
           <w:rPr>
@@ -6055,7 +6055,7 @@
       <w:pPr>
         <w:pStyle w:val="TOC1"/>
         <w:tabs>
-          <w:tab w:val="right" w:leader="dot" w:pos="9344"/>
+          <w:tab w:val="right" w:leader="dot" w:pos="9061"/>
         </w:tabs>
         <w:rPr>
           <w:rFonts w:asciiTheme="minorHAnsi" w:eastAsiaTheme="minorEastAsia" w:hAnsiTheme="minorHAnsi"/>
@@ -6064,13 +6064,13 @@
           <w:sz w:val="24"/>
         </w:rPr>
       </w:pPr>
-      <w:hyperlink w:anchor="_Toc217737847" w:history="1">
+      <w:hyperlink w:anchor="_Toc217986070" w:history="1">
         <w:r>
           <w:rPr>
             <w:rStyle w:val="Hyperlink"/>
             <w:noProof/>
           </w:rPr>
-          <w:t>Hình 2.3 Kiến trúc của .NET Framework</w:t>
+          <w:t>Hình 2.4 Mô hình MVC (Model – View - Controller)</w:t>
         </w:r>
         <w:r>
           <w:rPr>
@@ -6091,7 +6091,7 @@
             <w:noProof/>
             <w:webHidden/>
           </w:rPr>
-          <w:instrText xml:space="preserve"> PAGEREF _Toc217737847 \h </w:instrText>
+          <w:instrText xml:space="preserve"> PAGEREF _Toc217986070 \h </w:instrText>
         </w:r>
         <w:r>
           <w:rPr>
@@ -6111,7 +6111,7 @@
             <w:noProof/>
             <w:webHidden/>
           </w:rPr>
-          <w:t>10</w:t>
+          <w:t>12</w:t>
         </w:r>
         <w:r>
           <w:rPr>
@@ -6126,7 +6126,7 @@
       <w:pPr>
         <w:pStyle w:val="TOC1"/>
         <w:tabs>
-          <w:tab w:val="right" w:leader="dot" w:pos="9344"/>
+          <w:tab w:val="right" w:leader="dot" w:pos="9061"/>
         </w:tabs>
         <w:rPr>
           <w:rFonts w:asciiTheme="minorHAnsi" w:eastAsiaTheme="minorEastAsia" w:hAnsiTheme="minorHAnsi"/>
@@ -6135,13 +6135,13 @@
           <w:sz w:val="24"/>
         </w:rPr>
       </w:pPr>
-      <w:hyperlink w:anchor="_Toc217737848" w:history="1">
+      <w:hyperlink w:anchor="_Toc217986071" w:history="1">
         <w:r>
           <w:rPr>
             <w:rStyle w:val="Hyperlink"/>
             <w:noProof/>
           </w:rPr>
-          <w:t>Hình 2.4 Mô hình MVC (Model – View - Controller)</w:t>
+          <w:t>Hình 2.5 Logo hệ quản trị cơ sở dữ liệu Microsoft SQL Server</w:t>
         </w:r>
         <w:r>
           <w:rPr>
@@ -6162,7 +6162,7 @@
             <w:noProof/>
             <w:webHidden/>
           </w:rPr>
-          <w:instrText xml:space="preserve"> PAGEREF _Toc217737848 \h </w:instrText>
+          <w:instrText xml:space="preserve"> PAGEREF _Toc217986071 \h </w:instrText>
         </w:r>
         <w:r>
           <w:rPr>
@@ -6182,7 +6182,7 @@
             <w:noProof/>
             <w:webHidden/>
           </w:rPr>
-          <w:t>12</w:t>
+          <w:t>14</w:t>
         </w:r>
         <w:r>
           <w:rPr>
@@ -6197,7 +6197,7 @@
       <w:pPr>
         <w:pStyle w:val="TOC1"/>
         <w:tabs>
-          <w:tab w:val="right" w:leader="dot" w:pos="9344"/>
+          <w:tab w:val="right" w:leader="dot" w:pos="9061"/>
         </w:tabs>
         <w:rPr>
           <w:rFonts w:asciiTheme="minorHAnsi" w:eastAsiaTheme="minorEastAsia" w:hAnsiTheme="minorHAnsi"/>
@@ -6206,13 +6206,13 @@
           <w:sz w:val="24"/>
         </w:rPr>
       </w:pPr>
-      <w:hyperlink w:anchor="_Toc217737849" w:history="1">
+      <w:hyperlink w:anchor="_Toc217986072" w:history="1">
         <w:r>
           <w:rPr>
             <w:rStyle w:val="Hyperlink"/>
             <w:noProof/>
           </w:rPr>
-          <w:t>Hình 2.5 Logo hệ quản trị cơ sở dữ liệu Microsoft SQL Server</w:t>
+          <w:t>Hình 3.1. Sơ đồ phân rã chức năng của hệ thống</w:t>
         </w:r>
         <w:r>
           <w:rPr>
@@ -6233,7 +6233,7 @@
             <w:noProof/>
             <w:webHidden/>
           </w:rPr>
-          <w:instrText xml:space="preserve"> PAGEREF _Toc217737849 \h </w:instrText>
+          <w:instrText xml:space="preserve"> PAGEREF _Toc217986072 \h </w:instrText>
         </w:r>
         <w:r>
           <w:rPr>
@@ -6253,7 +6253,7 @@
             <w:noProof/>
             <w:webHidden/>
           </w:rPr>
-          <w:t>14</w:t>
+          <w:t>18</w:t>
         </w:r>
         <w:r>
           <w:rPr>
@@ -6268,7 +6268,7 @@
       <w:pPr>
         <w:pStyle w:val="TOC1"/>
         <w:tabs>
-          <w:tab w:val="right" w:leader="dot" w:pos="9344"/>
+          <w:tab w:val="right" w:leader="dot" w:pos="9061"/>
         </w:tabs>
         <w:rPr>
           <w:rFonts w:asciiTheme="minorHAnsi" w:eastAsiaTheme="minorEastAsia" w:hAnsiTheme="minorHAnsi"/>
@@ -6277,13 +6277,13 @@
           <w:sz w:val="24"/>
         </w:rPr>
       </w:pPr>
-      <w:hyperlink w:anchor="_Toc217737850" w:history="1">
+      <w:hyperlink w:anchor="_Toc217986073" w:history="1">
         <w:r>
           <w:rPr>
             <w:rStyle w:val="Hyperlink"/>
             <w:noProof/>
           </w:rPr>
-          <w:t>Hình 3.1. Sơ đồ phân rã chức năng của hệ thống</w:t>
+          <w:t>Hình 3.2. Sơ đồ Use-case tổng</w:t>
         </w:r>
         <w:r>
           <w:rPr>
@@ -6304,7 +6304,7 @@
             <w:noProof/>
             <w:webHidden/>
           </w:rPr>
-          <w:instrText xml:space="preserve"> PAGEREF _Toc217737850 \h </w:instrText>
+          <w:instrText xml:space="preserve"> PAGEREF _Toc217986073 \h </w:instrText>
         </w:r>
         <w:r>
           <w:rPr>
@@ -6324,7 +6324,7 @@
             <w:noProof/>
             <w:webHidden/>
           </w:rPr>
-          <w:t>18</w:t>
+          <w:t>24</w:t>
         </w:r>
         <w:r>
           <w:rPr>
@@ -6339,7 +6339,7 @@
       <w:pPr>
         <w:pStyle w:val="TOC1"/>
         <w:tabs>
-          <w:tab w:val="right" w:leader="dot" w:pos="9344"/>
+          <w:tab w:val="right" w:leader="dot" w:pos="9061"/>
         </w:tabs>
         <w:rPr>
           <w:rFonts w:asciiTheme="minorHAnsi" w:eastAsiaTheme="minorEastAsia" w:hAnsiTheme="minorHAnsi"/>
@@ -6348,13 +6348,13 @@
           <w:sz w:val="24"/>
         </w:rPr>
       </w:pPr>
-      <w:hyperlink w:anchor="_Toc217737851" w:history="1">
+      <w:hyperlink w:anchor="_Toc217986074" w:history="1">
         <w:r>
           <w:rPr>
             <w:rStyle w:val="Hyperlink"/>
             <w:noProof/>
           </w:rPr>
-          <w:t>Hình 3.2. Sơ đồ Use-case tổng</w:t>
+          <w:t>Hình 3.3. Sơ đồ thực thể kết hợp ERD hệ thống quản lý đặt phòng</w:t>
         </w:r>
         <w:r>
           <w:rPr>
@@ -6375,7 +6375,7 @@
             <w:noProof/>
             <w:webHidden/>
           </w:rPr>
-          <w:instrText xml:space="preserve"> PAGEREF _Toc217737851 \h </w:instrText>
+          <w:instrText xml:space="preserve"> PAGEREF _Toc217986074 \h </w:instrText>
         </w:r>
         <w:r>
           <w:rPr>
@@ -6395,7 +6395,7 @@
             <w:noProof/>
             <w:webHidden/>
           </w:rPr>
-          <w:t>22</w:t>
+          <w:t>25</w:t>
         </w:r>
         <w:r>
           <w:rPr>
@@ -6410,7 +6410,7 @@
       <w:pPr>
         <w:pStyle w:val="TOC1"/>
         <w:tabs>
-          <w:tab w:val="right" w:leader="dot" w:pos="9344"/>
+          <w:tab w:val="right" w:leader="dot" w:pos="9061"/>
         </w:tabs>
         <w:rPr>
           <w:rFonts w:asciiTheme="minorHAnsi" w:eastAsiaTheme="minorEastAsia" w:hAnsiTheme="minorHAnsi"/>
@@ -6419,13 +6419,13 @@
           <w:sz w:val="24"/>
         </w:rPr>
       </w:pPr>
-      <w:hyperlink w:anchor="_Toc217737852" w:history="1">
+      <w:hyperlink w:anchor="_Toc217986075" w:history="1">
         <w:r>
           <w:rPr>
             <w:rStyle w:val="Hyperlink"/>
             <w:noProof/>
           </w:rPr>
-          <w:t>Hình 3.3. Sơ đồ thực thể kết hợp ERD quản lý đặt phòng</w:t>
+          <w:t>Hình 3.4. Sơ đồ thực thể kết hợp ERD mức vật lý hệ thống quản lý đặt phòng khách sạn</w:t>
         </w:r>
         <w:r>
           <w:rPr>
@@ -6446,7 +6446,7 @@
             <w:noProof/>
             <w:webHidden/>
           </w:rPr>
-          <w:instrText xml:space="preserve"> PAGEREF _Toc217737852 \h </w:instrText>
+          <w:instrText xml:space="preserve"> PAGEREF _Toc217986075 \h </w:instrText>
         </w:r>
         <w:r>
           <w:rPr>
@@ -6466,7 +6466,7 @@
             <w:noProof/>
             <w:webHidden/>
           </w:rPr>
-          <w:t>23</w:t>
+          <w:t>35</w:t>
         </w:r>
         <w:r>
           <w:rPr>
@@ -6539,7 +6539,7 @@
           <w:szCs w:val="28"/>
         </w:rPr>
       </w:pPr>
-      <w:bookmarkStart w:id="2" w:name="_Toc217755241"/>
+      <w:bookmarkStart w:id="2" w:name="_Toc217986009"/>
       <w:r>
         <w:rPr>
           <w:rFonts w:eastAsiaTheme="minorEastAsia"/>
@@ -6579,7 +6579,7 @@
           <w:szCs w:val="28"/>
         </w:rPr>
       </w:pPr>
-      <w:bookmarkStart w:id="3" w:name="_Toc217755242"/>
+      <w:bookmarkStart w:id="3" w:name="_Toc217986010"/>
       <w:r>
         <w:rPr>
           <w:sz w:val="28"/>
@@ -6690,7 +6690,7 @@
           <w:szCs w:val="28"/>
         </w:rPr>
       </w:pPr>
-      <w:bookmarkStart w:id="4" w:name="_Toc217755243"/>
+      <w:bookmarkStart w:id="4" w:name="_Toc217986011"/>
       <w:r>
         <w:rPr>
           <w:sz w:val="28"/>
@@ -6808,7 +6808,7 @@
       <w:pPr>
         <w:pStyle w:val="Heading1"/>
       </w:pPr>
-      <w:bookmarkStart w:id="5" w:name="_Toc217755244"/>
+      <w:bookmarkStart w:id="5" w:name="_Toc217986012"/>
       <w:r>
         <w:lastRenderedPageBreak/>
         <w:t xml:space="preserve">Chương </w:t>
@@ -6828,7 +6828,7 @@
       <w:pPr>
         <w:pStyle w:val="Heading2"/>
       </w:pPr>
-      <w:bookmarkStart w:id="6" w:name="_Toc217755245"/>
+      <w:bookmarkStart w:id="6" w:name="_Toc217986013"/>
       <w:r>
         <w:t xml:space="preserve">1.1 </w:t>
       </w:r>
@@ -6841,7 +6841,7 @@
       <w:pPr>
         <w:pStyle w:val="Heading3"/>
       </w:pPr>
-      <w:bookmarkStart w:id="7" w:name="_Toc217755246"/>
+      <w:bookmarkStart w:id="7" w:name="_Toc217986014"/>
       <w:r>
         <w:t xml:space="preserve">1.1.1 </w:t>
       </w:r>
@@ -6947,7 +6947,7 @@
         <w:pStyle w:val="Caption"/>
       </w:pPr>
       <w:bookmarkStart w:id="8" w:name="_Toc217735965"/>
-      <w:bookmarkStart w:id="9" w:name="_Toc217737843"/>
+      <w:bookmarkStart w:id="9" w:name="_Toc217986066"/>
       <w:r>
         <w:lastRenderedPageBreak/>
         <w:t>Hình 1.1</w:t>
@@ -6965,7 +6965,7 @@
       <w:pPr>
         <w:pStyle w:val="Heading3"/>
       </w:pPr>
-      <w:bookmarkStart w:id="10" w:name="_Toc217755247"/>
+      <w:bookmarkStart w:id="10" w:name="_Toc217986015"/>
       <w:r>
         <w:t>1.</w:t>
       </w:r>
@@ -7028,7 +7028,7 @@
         <w:pStyle w:val="ListParagraph"/>
         <w:numPr>
           <w:ilvl w:val="0"/>
-          <w:numId w:val="17"/>
+          <w:numId w:val="9"/>
         </w:numPr>
         <w:ind w:left="1134"/>
       </w:pPr>
@@ -7044,7 +7044,7 @@
         <w:pStyle w:val="ListParagraph"/>
         <w:numPr>
           <w:ilvl w:val="0"/>
-          <w:numId w:val="18"/>
+          <w:numId w:val="10"/>
         </w:numPr>
         <w:ind w:left="1134"/>
       </w:pPr>
@@ -7057,7 +7057,7 @@
         <w:pStyle w:val="ListParagraph"/>
         <w:numPr>
           <w:ilvl w:val="0"/>
-          <w:numId w:val="18"/>
+          <w:numId w:val="10"/>
         </w:numPr>
         <w:ind w:left="1134"/>
       </w:pPr>
@@ -7076,7 +7076,7 @@
         <w:pStyle w:val="ListParagraph"/>
         <w:numPr>
           <w:ilvl w:val="0"/>
-          <w:numId w:val="18"/>
+          <w:numId w:val="10"/>
         </w:numPr>
         <w:ind w:left="1134"/>
       </w:pPr>
@@ -7092,7 +7092,7 @@
         <w:pStyle w:val="ListParagraph"/>
         <w:numPr>
           <w:ilvl w:val="0"/>
-          <w:numId w:val="18"/>
+          <w:numId w:val="10"/>
         </w:numPr>
         <w:ind w:left="1134"/>
       </w:pPr>
@@ -7132,7 +7132,7 @@
         <w:pStyle w:val="ListParagraph"/>
         <w:numPr>
           <w:ilvl w:val="0"/>
-          <w:numId w:val="18"/>
+          <w:numId w:val="10"/>
         </w:numPr>
         <w:ind w:left="1134"/>
       </w:pPr>
@@ -7148,7 +7148,7 @@
         <w:pStyle w:val="ListParagraph"/>
         <w:numPr>
           <w:ilvl w:val="0"/>
-          <w:numId w:val="18"/>
+          <w:numId w:val="10"/>
         </w:numPr>
         <w:ind w:left="1134"/>
       </w:pPr>
@@ -7161,7 +7161,7 @@
         <w:pStyle w:val="ListParagraph"/>
         <w:numPr>
           <w:ilvl w:val="0"/>
-          <w:numId w:val="18"/>
+          <w:numId w:val="10"/>
         </w:numPr>
         <w:ind w:left="1134"/>
       </w:pPr>
@@ -7198,7 +7198,7 @@
         <w:pStyle w:val="ListParagraph"/>
         <w:numPr>
           <w:ilvl w:val="0"/>
-          <w:numId w:val="18"/>
+          <w:numId w:val="10"/>
         </w:numPr>
         <w:ind w:left="1134"/>
       </w:pPr>
@@ -7213,7 +7213,7 @@
       <w:pPr>
         <w:pStyle w:val="Heading2"/>
       </w:pPr>
-      <w:bookmarkStart w:id="11" w:name="_Toc217755248"/>
+      <w:bookmarkStart w:id="11" w:name="_Toc217986016"/>
       <w:r>
         <w:t>1.</w:t>
       </w:r>
@@ -7232,7 +7232,7 @@
       <w:pPr>
         <w:pStyle w:val="Heading3"/>
       </w:pPr>
-      <w:bookmarkStart w:id="12" w:name="_Toc217755249"/>
+      <w:bookmarkStart w:id="12" w:name="_Toc217986017"/>
       <w:r>
         <w:t>1.</w:t>
       </w:r>
@@ -8068,7 +8068,7 @@
       <w:pPr>
         <w:pStyle w:val="Heading3"/>
       </w:pPr>
-      <w:bookmarkStart w:id="13" w:name="_Toc217755250"/>
+      <w:bookmarkStart w:id="13" w:name="_Toc217986018"/>
       <w:r>
         <w:t>1.</w:t>
       </w:r>
@@ -8091,7 +8091,7 @@
         <w:pStyle w:val="ListParagraph"/>
         <w:numPr>
           <w:ilvl w:val="0"/>
-          <w:numId w:val="7"/>
+          <w:numId w:val="2"/>
         </w:numPr>
         <w:ind w:left="1134"/>
       </w:pPr>
@@ -8104,7 +8104,7 @@
         <w:pStyle w:val="ListParagraph"/>
         <w:numPr>
           <w:ilvl w:val="0"/>
-          <w:numId w:val="7"/>
+          <w:numId w:val="2"/>
         </w:numPr>
         <w:ind w:left="1134"/>
       </w:pPr>
@@ -8117,7 +8117,7 @@
         <w:pStyle w:val="ListParagraph"/>
         <w:numPr>
           <w:ilvl w:val="0"/>
-          <w:numId w:val="7"/>
+          <w:numId w:val="2"/>
         </w:numPr>
         <w:ind w:left="1134"/>
       </w:pPr>
@@ -8142,7 +8142,7 @@
         <w:pStyle w:val="ListParagraph"/>
         <w:numPr>
           <w:ilvl w:val="0"/>
-          <w:numId w:val="7"/>
+          <w:numId w:val="2"/>
         </w:numPr>
         <w:ind w:left="1134"/>
       </w:pPr>
@@ -8185,7 +8185,7 @@
         <w:pStyle w:val="ListParagraph"/>
         <w:numPr>
           <w:ilvl w:val="0"/>
-          <w:numId w:val="7"/>
+          <w:numId w:val="2"/>
         </w:numPr>
         <w:ind w:left="1134"/>
       </w:pPr>
@@ -8204,7 +8204,7 @@
         <w:pStyle w:val="ListParagraph"/>
         <w:numPr>
           <w:ilvl w:val="0"/>
-          <w:numId w:val="7"/>
+          <w:numId w:val="2"/>
         </w:numPr>
         <w:ind w:left="1134"/>
       </w:pPr>
@@ -8229,7 +8229,7 @@
         <w:pStyle w:val="ListParagraph"/>
         <w:numPr>
           <w:ilvl w:val="0"/>
-          <w:numId w:val="7"/>
+          <w:numId w:val="2"/>
         </w:numPr>
         <w:ind w:left="1134"/>
       </w:pPr>
@@ -8260,7 +8260,7 @@
         <w:pStyle w:val="ListParagraph"/>
         <w:numPr>
           <w:ilvl w:val="0"/>
-          <w:numId w:val="7"/>
+          <w:numId w:val="2"/>
         </w:numPr>
         <w:ind w:left="1134"/>
       </w:pPr>
@@ -8286,7 +8286,7 @@
       <w:pPr>
         <w:pStyle w:val="Heading3"/>
       </w:pPr>
-      <w:bookmarkStart w:id="14" w:name="_Toc217755251"/>
+      <w:bookmarkStart w:id="14" w:name="_Toc217986019"/>
       <w:r>
         <w:lastRenderedPageBreak/>
         <w:t>1.</w:t>
@@ -8346,7 +8346,7 @@
         <w:pStyle w:val="ListParagraph"/>
         <w:numPr>
           <w:ilvl w:val="0"/>
-          <w:numId w:val="19"/>
+          <w:numId w:val="11"/>
         </w:numPr>
         <w:ind w:left="1134"/>
       </w:pPr>
@@ -8359,7 +8359,7 @@
         <w:pStyle w:val="ListParagraph"/>
         <w:numPr>
           <w:ilvl w:val="0"/>
-          <w:numId w:val="19"/>
+          <w:numId w:val="11"/>
         </w:numPr>
         <w:ind w:left="1134"/>
       </w:pPr>
@@ -8477,7 +8477,7 @@
         <w:pStyle w:val="ListParagraph"/>
         <w:numPr>
           <w:ilvl w:val="0"/>
-          <w:numId w:val="16"/>
+          <w:numId w:val="8"/>
         </w:numPr>
         <w:ind w:left="1134"/>
       </w:pPr>
@@ -8500,7 +8500,7 @@
         <w:pStyle w:val="ListParagraph"/>
         <w:numPr>
           <w:ilvl w:val="0"/>
-          <w:numId w:val="16"/>
+          <w:numId w:val="8"/>
         </w:numPr>
         <w:ind w:left="1134"/>
       </w:pPr>
@@ -8524,7 +8524,7 @@
       <w:pPr>
         <w:pStyle w:val="Heading1"/>
       </w:pPr>
-      <w:bookmarkStart w:id="15" w:name="_Toc217755252"/>
+      <w:bookmarkStart w:id="15" w:name="_Toc217986020"/>
       <w:r>
         <w:lastRenderedPageBreak/>
         <w:t xml:space="preserve">Chương </w:t>
@@ -8544,7 +8544,7 @@
       <w:pPr>
         <w:pStyle w:val="Heading2"/>
       </w:pPr>
-      <w:bookmarkStart w:id="16" w:name="_Toc217755253"/>
+      <w:bookmarkStart w:id="16" w:name="_Toc217986021"/>
       <w:r>
         <w:t xml:space="preserve">2.1 </w:t>
       </w:r>
@@ -8557,7 +8557,7 @@
       <w:pPr>
         <w:pStyle w:val="Heading3"/>
       </w:pPr>
-      <w:bookmarkStart w:id="17" w:name="_Toc217755254"/>
+      <w:bookmarkStart w:id="17" w:name="_Toc217986022"/>
       <w:r>
         <w:t xml:space="preserve">2.1.1 </w:t>
       </w:r>
@@ -8666,7 +8666,7 @@
         <w:pStyle w:val="Caption"/>
       </w:pPr>
       <w:bookmarkStart w:id="18" w:name="_Toc217735967"/>
-      <w:bookmarkStart w:id="19" w:name="_Toc217737845"/>
+      <w:bookmarkStart w:id="19" w:name="_Toc217986067"/>
       <w:r>
         <w:t xml:space="preserve">Hình 2.1 </w:t>
       </w:r>
@@ -8703,7 +8703,7 @@
       <w:pPr>
         <w:pStyle w:val="Heading3"/>
       </w:pPr>
-      <w:bookmarkStart w:id="20" w:name="_Toc217755255"/>
+      <w:bookmarkStart w:id="20" w:name="_Toc217986023"/>
       <w:r>
         <w:t xml:space="preserve">2.1.2 </w:t>
       </w:r>
@@ -8770,7 +8770,7 @@
       <w:pPr>
         <w:pStyle w:val="Heading3"/>
       </w:pPr>
-      <w:bookmarkStart w:id="21" w:name="_Toc217755256"/>
+      <w:bookmarkStart w:id="21" w:name="_Toc217986024"/>
       <w:r>
         <w:t xml:space="preserve">2.1.3 </w:t>
       </w:r>
@@ -8801,7 +8801,7 @@
         <w:pStyle w:val="ListParagraph"/>
         <w:numPr>
           <w:ilvl w:val="0"/>
-          <w:numId w:val="5"/>
+          <w:numId w:val="1"/>
         </w:numPr>
         <w:ind w:left="1134"/>
       </w:pPr>
@@ -8839,7 +8839,7 @@
         <w:pStyle w:val="ListParagraph"/>
         <w:numPr>
           <w:ilvl w:val="0"/>
-          <w:numId w:val="5"/>
+          <w:numId w:val="1"/>
         </w:numPr>
         <w:ind w:left="1134"/>
       </w:pPr>
@@ -8944,7 +8944,7 @@
         <w:pStyle w:val="Caption"/>
       </w:pPr>
       <w:bookmarkStart w:id="22" w:name="_Toc217735968"/>
-      <w:bookmarkStart w:id="23" w:name="_Toc217737846"/>
+      <w:bookmarkStart w:id="23" w:name="_Toc217986068"/>
       <w:r>
         <w:t>Hình 2.2 Mô hình Client-Server</w:t>
       </w:r>
@@ -8972,7 +8972,7 @@
       <w:pPr>
         <w:pStyle w:val="Heading2"/>
       </w:pPr>
-      <w:bookmarkStart w:id="24" w:name="_Toc217755257"/>
+      <w:bookmarkStart w:id="24" w:name="_Toc217986025"/>
       <w:r>
         <w:t xml:space="preserve">2.2 </w:t>
       </w:r>
@@ -9075,7 +9075,7 @@
         <w:pStyle w:val="Caption"/>
       </w:pPr>
       <w:bookmarkStart w:id="25" w:name="_Toc217735969"/>
-      <w:bookmarkStart w:id="26" w:name="_Toc217737847"/>
+      <w:bookmarkStart w:id="26" w:name="_Toc217986069"/>
       <w:r>
         <w:t>Hình 2.3 Kiến trúc của .NET Framework</w:t>
       </w:r>
@@ -9101,7 +9101,7 @@
         <w:pStyle w:val="ListParagraph"/>
         <w:numPr>
           <w:ilvl w:val="0"/>
-          <w:numId w:val="9"/>
+          <w:numId w:val="4"/>
         </w:numPr>
         <w:ind w:left="1134"/>
       </w:pPr>
@@ -9114,7 +9114,7 @@
         <w:pStyle w:val="ListParagraph"/>
         <w:numPr>
           <w:ilvl w:val="0"/>
-          <w:numId w:val="9"/>
+          <w:numId w:val="4"/>
         </w:numPr>
         <w:ind w:left="1134"/>
       </w:pPr>
@@ -9127,7 +9127,7 @@
         <w:pStyle w:val="ListParagraph"/>
         <w:numPr>
           <w:ilvl w:val="1"/>
-          <w:numId w:val="20"/>
+          <w:numId w:val="12"/>
         </w:numPr>
         <w:ind w:left="1701"/>
       </w:pPr>
@@ -9143,7 +9143,7 @@
         <w:pStyle w:val="ListParagraph"/>
         <w:numPr>
           <w:ilvl w:val="1"/>
-          <w:numId w:val="20"/>
+          <w:numId w:val="12"/>
         </w:numPr>
         <w:ind w:left="1701"/>
       </w:pPr>
@@ -9159,7 +9159,7 @@
         <w:pStyle w:val="ListParagraph"/>
         <w:numPr>
           <w:ilvl w:val="1"/>
-          <w:numId w:val="20"/>
+          <w:numId w:val="12"/>
         </w:numPr>
         <w:ind w:left="1701"/>
       </w:pPr>
@@ -9175,7 +9175,7 @@
         <w:pStyle w:val="ListParagraph"/>
         <w:numPr>
           <w:ilvl w:val="1"/>
-          <w:numId w:val="20"/>
+          <w:numId w:val="12"/>
         </w:numPr>
         <w:ind w:left="1701"/>
       </w:pPr>
@@ -9191,7 +9191,7 @@
         <w:pStyle w:val="ListParagraph"/>
         <w:numPr>
           <w:ilvl w:val="1"/>
-          <w:numId w:val="20"/>
+          <w:numId w:val="12"/>
         </w:numPr>
         <w:ind w:left="1701"/>
         <w:rPr>
@@ -9211,7 +9211,7 @@
         <w:pStyle w:val="ListParagraph"/>
         <w:numPr>
           <w:ilvl w:val="0"/>
-          <w:numId w:val="10"/>
+          <w:numId w:val="5"/>
         </w:numPr>
         <w:ind w:left="1134"/>
       </w:pPr>
@@ -9224,7 +9224,7 @@
         <w:pStyle w:val="ListParagraph"/>
         <w:numPr>
           <w:ilvl w:val="0"/>
-          <w:numId w:val="21"/>
+          <w:numId w:val="13"/>
         </w:numPr>
         <w:ind w:left="1701"/>
       </w:pPr>
@@ -9246,7 +9246,7 @@
         <w:pStyle w:val="ListParagraph"/>
         <w:numPr>
           <w:ilvl w:val="0"/>
-          <w:numId w:val="21"/>
+          <w:numId w:val="13"/>
         </w:numPr>
         <w:ind w:left="1701"/>
       </w:pPr>
@@ -9259,7 +9259,7 @@
         <w:pStyle w:val="ListParagraph"/>
         <w:numPr>
           <w:ilvl w:val="0"/>
-          <w:numId w:val="21"/>
+          <w:numId w:val="13"/>
         </w:numPr>
         <w:ind w:left="1701"/>
       </w:pPr>
@@ -9272,7 +9272,7 @@
         <w:pStyle w:val="ListParagraph"/>
         <w:numPr>
           <w:ilvl w:val="0"/>
-          <w:numId w:val="21"/>
+          <w:numId w:val="13"/>
         </w:numPr>
         <w:ind w:left="1701"/>
       </w:pPr>
@@ -9285,7 +9285,7 @@
         <w:pStyle w:val="ListParagraph"/>
         <w:numPr>
           <w:ilvl w:val="0"/>
-          <w:numId w:val="21"/>
+          <w:numId w:val="13"/>
         </w:numPr>
         <w:ind w:left="1701"/>
       </w:pPr>
@@ -9298,7 +9298,7 @@
         <w:pStyle w:val="ListParagraph"/>
         <w:numPr>
           <w:ilvl w:val="0"/>
-          <w:numId w:val="21"/>
+          <w:numId w:val="13"/>
         </w:numPr>
         <w:ind w:left="1701"/>
       </w:pPr>
@@ -9312,7 +9312,7 @@
         <w:pStyle w:val="ListParagraph"/>
         <w:numPr>
           <w:ilvl w:val="0"/>
-          <w:numId w:val="10"/>
+          <w:numId w:val="5"/>
         </w:numPr>
         <w:ind w:left="1134"/>
       </w:pPr>
@@ -9343,7 +9343,7 @@
         <w:pStyle w:val="ListParagraph"/>
         <w:numPr>
           <w:ilvl w:val="0"/>
-          <w:numId w:val="10"/>
+          <w:numId w:val="5"/>
         </w:numPr>
         <w:ind w:left="1134"/>
       </w:pPr>
@@ -9365,7 +9365,7 @@
       <w:pPr>
         <w:pStyle w:val="Heading2"/>
       </w:pPr>
-      <w:bookmarkStart w:id="27" w:name="_Toc217755258"/>
+      <w:bookmarkStart w:id="27" w:name="_Toc217986026"/>
       <w:r>
         <w:t>2.</w:t>
       </w:r>
@@ -9384,7 +9384,7 @@
       <w:pPr>
         <w:pStyle w:val="Heading3"/>
       </w:pPr>
-      <w:bookmarkStart w:id="28" w:name="_Toc217755259"/>
+      <w:bookmarkStart w:id="28" w:name="_Toc217986027"/>
       <w:r>
         <w:t xml:space="preserve">2.3.1 </w:t>
       </w:r>
@@ -9434,7 +9434,7 @@
         <w:pStyle w:val="ListParagraph"/>
         <w:numPr>
           <w:ilvl w:val="0"/>
-          <w:numId w:val="8"/>
+          <w:numId w:val="3"/>
         </w:numPr>
         <w:ind w:left="1134"/>
       </w:pPr>
@@ -9456,7 +9456,7 @@
         <w:pStyle w:val="ListParagraph"/>
         <w:numPr>
           <w:ilvl w:val="0"/>
-          <w:numId w:val="8"/>
+          <w:numId w:val="3"/>
         </w:numPr>
         <w:ind w:left="1134"/>
       </w:pPr>
@@ -9475,7 +9475,7 @@
         <w:pStyle w:val="ListParagraph"/>
         <w:numPr>
           <w:ilvl w:val="0"/>
-          <w:numId w:val="8"/>
+          <w:numId w:val="3"/>
         </w:numPr>
         <w:ind w:left="1134"/>
       </w:pPr>
@@ -9540,7 +9540,7 @@
         <w:pStyle w:val="Caption"/>
       </w:pPr>
       <w:bookmarkStart w:id="29" w:name="_Toc217735970"/>
-      <w:bookmarkStart w:id="30" w:name="_Toc217737848"/>
+      <w:bookmarkStart w:id="30" w:name="_Toc217986070"/>
       <w:r>
         <w:t>Hình 2.</w:t>
       </w:r>
@@ -9557,7 +9557,7 @@
       <w:pPr>
         <w:pStyle w:val="Heading3"/>
       </w:pPr>
-      <w:bookmarkStart w:id="31" w:name="_Toc217755260"/>
+      <w:bookmarkStart w:id="31" w:name="_Toc217986028"/>
       <w:r>
         <w:t xml:space="preserve">2.3.3. </w:t>
       </w:r>
@@ -9610,7 +9610,7 @@
       <w:pPr>
         <w:pStyle w:val="Heading2"/>
       </w:pPr>
-      <w:bookmarkStart w:id="32" w:name="_Toc217755261"/>
+      <w:bookmarkStart w:id="32" w:name="_Toc217986029"/>
       <w:r>
         <w:t>2.</w:t>
       </w:r>
@@ -9629,7 +9629,7 @@
       <w:pPr>
         <w:pStyle w:val="Heading3"/>
       </w:pPr>
-      <w:bookmarkStart w:id="33" w:name="_Toc217755262"/>
+      <w:bookmarkStart w:id="33" w:name="_Toc217986030"/>
       <w:r>
         <w:t xml:space="preserve">2.4.1 </w:t>
       </w:r>
@@ -9650,7 +9650,7 @@
       <w:pPr>
         <w:pStyle w:val="Heading3"/>
       </w:pPr>
-      <w:bookmarkStart w:id="34" w:name="_Toc217755263"/>
+      <w:bookmarkStart w:id="34" w:name="_Toc217986031"/>
       <w:r>
         <w:lastRenderedPageBreak/>
         <w:t>2.4.2 Phát triển với Entity Framework</w:t>
@@ -9670,7 +9670,7 @@
         <w:pStyle w:val="ListParagraph"/>
         <w:numPr>
           <w:ilvl w:val="0"/>
-          <w:numId w:val="12"/>
+          <w:numId w:val="6"/>
         </w:numPr>
         <w:ind w:left="1134"/>
       </w:pPr>
@@ -9683,7 +9683,7 @@
         <w:pStyle w:val="ListParagraph"/>
         <w:numPr>
           <w:ilvl w:val="0"/>
-          <w:numId w:val="12"/>
+          <w:numId w:val="6"/>
         </w:numPr>
         <w:ind w:left="1134"/>
       </w:pPr>
@@ -9696,7 +9696,7 @@
         <w:pStyle w:val="ListParagraph"/>
         <w:numPr>
           <w:ilvl w:val="0"/>
-          <w:numId w:val="12"/>
+          <w:numId w:val="6"/>
         </w:numPr>
         <w:ind w:left="1134"/>
       </w:pPr>
@@ -9708,7 +9708,7 @@
       <w:pPr>
         <w:pStyle w:val="Heading3"/>
       </w:pPr>
-      <w:bookmarkStart w:id="35" w:name="_Toc217755264"/>
+      <w:bookmarkStart w:id="35" w:name="_Toc217986032"/>
       <w:r>
         <w:t>2.4.3 Ưu và nhược điểm Entity Framwork</w:t>
       </w:r>
@@ -9719,7 +9719,7 @@
         <w:pStyle w:val="ListParagraph"/>
         <w:numPr>
           <w:ilvl w:val="0"/>
-          <w:numId w:val="13"/>
+          <w:numId w:val="7"/>
         </w:numPr>
         <w:ind w:left="1134"/>
       </w:pPr>
@@ -9732,7 +9732,7 @@
         <w:pStyle w:val="ListParagraph"/>
         <w:numPr>
           <w:ilvl w:val="0"/>
-          <w:numId w:val="22"/>
+          <w:numId w:val="14"/>
         </w:numPr>
         <w:ind w:left="1701"/>
       </w:pPr>
@@ -9745,7 +9745,7 @@
         <w:pStyle w:val="ListParagraph"/>
         <w:numPr>
           <w:ilvl w:val="0"/>
-          <w:numId w:val="22"/>
+          <w:numId w:val="14"/>
         </w:numPr>
         <w:ind w:left="1701"/>
       </w:pPr>
@@ -9764,7 +9764,7 @@
         <w:pStyle w:val="ListParagraph"/>
         <w:numPr>
           <w:ilvl w:val="0"/>
-          <w:numId w:val="22"/>
+          <w:numId w:val="14"/>
         </w:numPr>
         <w:ind w:left="1701"/>
       </w:pPr>
@@ -9777,7 +9777,7 @@
         <w:pStyle w:val="ListParagraph"/>
         <w:numPr>
           <w:ilvl w:val="0"/>
-          <w:numId w:val="22"/>
+          <w:numId w:val="14"/>
         </w:numPr>
         <w:ind w:left="1701"/>
       </w:pPr>
@@ -9796,7 +9796,7 @@
         <w:pStyle w:val="ListParagraph"/>
         <w:numPr>
           <w:ilvl w:val="0"/>
-          <w:numId w:val="22"/>
+          <w:numId w:val="14"/>
         </w:numPr>
         <w:ind w:left="1701"/>
       </w:pPr>
@@ -9809,7 +9809,7 @@
         <w:pStyle w:val="ListParagraph"/>
         <w:numPr>
           <w:ilvl w:val="0"/>
-          <w:numId w:val="22"/>
+          <w:numId w:val="14"/>
         </w:numPr>
         <w:ind w:left="1701"/>
       </w:pPr>
@@ -9822,7 +9822,7 @@
         <w:pStyle w:val="ListParagraph"/>
         <w:numPr>
           <w:ilvl w:val="0"/>
-          <w:numId w:val="13"/>
+          <w:numId w:val="7"/>
         </w:numPr>
         <w:ind w:left="1134"/>
       </w:pPr>
@@ -9835,7 +9835,7 @@
         <w:pStyle w:val="ListParagraph"/>
         <w:numPr>
           <w:ilvl w:val="0"/>
-          <w:numId w:val="23"/>
+          <w:numId w:val="15"/>
         </w:numPr>
         <w:ind w:left="1701"/>
       </w:pPr>
@@ -9848,7 +9848,7 @@
         <w:pStyle w:val="ListParagraph"/>
         <w:numPr>
           <w:ilvl w:val="0"/>
-          <w:numId w:val="23"/>
+          <w:numId w:val="15"/>
         </w:numPr>
         <w:ind w:left="1701"/>
       </w:pPr>
@@ -9861,7 +9861,7 @@
         <w:pStyle w:val="ListParagraph"/>
         <w:numPr>
           <w:ilvl w:val="0"/>
-          <w:numId w:val="23"/>
+          <w:numId w:val="15"/>
         </w:numPr>
         <w:ind w:left="1701"/>
       </w:pPr>
@@ -9874,7 +9874,7 @@
         <w:pStyle w:val="ListParagraph"/>
         <w:numPr>
           <w:ilvl w:val="0"/>
-          <w:numId w:val="23"/>
+          <w:numId w:val="15"/>
         </w:numPr>
         <w:ind w:left="1701"/>
       </w:pPr>
@@ -9886,7 +9886,7 @@
       <w:pPr>
         <w:pStyle w:val="Heading2"/>
       </w:pPr>
-      <w:bookmarkStart w:id="36" w:name="_Toc217755265"/>
+      <w:bookmarkStart w:id="36" w:name="_Toc217986033"/>
       <w:r>
         <w:t>2.</w:t>
       </w:r>
@@ -9905,7 +9905,7 @@
       <w:pPr>
         <w:pStyle w:val="Heading3"/>
       </w:pPr>
-      <w:bookmarkStart w:id="37" w:name="_Toc217755266"/>
+      <w:bookmarkStart w:id="37" w:name="_Toc217986034"/>
       <w:r>
         <w:t xml:space="preserve">2.5.1 </w:t>
       </w:r>
@@ -9955,7 +9955,7 @@
       <w:pPr>
         <w:pStyle w:val="Heading3"/>
       </w:pPr>
-      <w:bookmarkStart w:id="38" w:name="_Toc217755267"/>
+      <w:bookmarkStart w:id="38" w:name="_Toc217986035"/>
       <w:r>
         <w:t xml:space="preserve">2.5.2 </w:t>
       </w:r>
@@ -10022,7 +10022,7 @@
         <w:pStyle w:val="Caption"/>
       </w:pPr>
       <w:bookmarkStart w:id="39" w:name="_Toc217735971"/>
-      <w:bookmarkStart w:id="40" w:name="_Toc217737849"/>
+      <w:bookmarkStart w:id="40" w:name="_Toc217986071"/>
       <w:r>
         <w:t xml:space="preserve">Hình 2.5 </w:t>
       </w:r>
@@ -10057,7 +10057,7 @@
       <w:pPr>
         <w:pStyle w:val="Heading1"/>
       </w:pPr>
-      <w:bookmarkStart w:id="41" w:name="_Toc217755268"/>
+      <w:bookmarkStart w:id="41" w:name="_Toc217986036"/>
       <w:r>
         <w:t xml:space="preserve">Chương </w:t>
       </w:r>
@@ -10076,7 +10076,7 @@
       <w:pPr>
         <w:pStyle w:val="Heading2"/>
       </w:pPr>
-      <w:bookmarkStart w:id="42" w:name="_Toc217755269"/>
+      <w:bookmarkStart w:id="42" w:name="_Toc217986037"/>
       <w:r>
         <w:t xml:space="preserve">3.1 </w:t>
       </w:r>
@@ -10097,7 +10097,7 @@
       <w:pPr>
         <w:pStyle w:val="Heading3"/>
       </w:pPr>
-      <w:bookmarkStart w:id="43" w:name="_Toc217755270"/>
+      <w:bookmarkStart w:id="43" w:name="_Toc217986038"/>
       <w:r>
         <w:t>3.1.1 Vai trò Admin (Quản trị)</w:t>
       </w:r>
@@ -10125,7 +10125,7 @@
         <w:pStyle w:val="ListParagraph"/>
         <w:numPr>
           <w:ilvl w:val="0"/>
-          <w:numId w:val="31"/>
+          <w:numId w:val="16"/>
         </w:numPr>
         <w:ind w:left="1134"/>
       </w:pPr>
@@ -10168,7 +10168,7 @@
         <w:pStyle w:val="ListParagraph"/>
         <w:numPr>
           <w:ilvl w:val="0"/>
-          <w:numId w:val="31"/>
+          <w:numId w:val="16"/>
         </w:numPr>
         <w:ind w:left="1134"/>
       </w:pPr>
@@ -10205,7 +10205,7 @@
         <w:pStyle w:val="ListParagraph"/>
         <w:numPr>
           <w:ilvl w:val="0"/>
-          <w:numId w:val="31"/>
+          <w:numId w:val="16"/>
         </w:numPr>
         <w:ind w:left="1134"/>
       </w:pPr>
@@ -10224,7 +10224,7 @@
         <w:pStyle w:val="ListParagraph"/>
         <w:numPr>
           <w:ilvl w:val="0"/>
-          <w:numId w:val="31"/>
+          <w:numId w:val="16"/>
         </w:numPr>
         <w:ind w:left="1134"/>
       </w:pPr>
@@ -10266,7 +10266,7 @@
         <w:pStyle w:val="ListParagraph"/>
         <w:numPr>
           <w:ilvl w:val="0"/>
-          <w:numId w:val="32"/>
+          <w:numId w:val="17"/>
         </w:numPr>
         <w:ind w:left="1134"/>
       </w:pPr>
@@ -10279,7 +10279,7 @@
         <w:pStyle w:val="ListParagraph"/>
         <w:numPr>
           <w:ilvl w:val="0"/>
-          <w:numId w:val="32"/>
+          <w:numId w:val="17"/>
         </w:numPr>
         <w:ind w:left="1134"/>
       </w:pPr>
@@ -10298,7 +10298,7 @@
         <w:pStyle w:val="ListParagraph"/>
         <w:numPr>
           <w:ilvl w:val="0"/>
-          <w:numId w:val="32"/>
+          <w:numId w:val="17"/>
         </w:numPr>
         <w:ind w:left="1134"/>
       </w:pPr>
@@ -10311,7 +10311,7 @@
         <w:pStyle w:val="ListParagraph"/>
         <w:numPr>
           <w:ilvl w:val="0"/>
-          <w:numId w:val="33"/>
+          <w:numId w:val="18"/>
         </w:numPr>
         <w:ind w:left="1134"/>
       </w:pPr>
@@ -10357,7 +10357,7 @@
         <w:pStyle w:val="ListParagraph"/>
         <w:numPr>
           <w:ilvl w:val="0"/>
-          <w:numId w:val="34"/>
+          <w:numId w:val="19"/>
         </w:numPr>
         <w:ind w:left="1134"/>
       </w:pPr>
@@ -10382,7 +10382,7 @@
         <w:pStyle w:val="ListParagraph"/>
         <w:numPr>
           <w:ilvl w:val="0"/>
-          <w:numId w:val="34"/>
+          <w:numId w:val="19"/>
         </w:numPr>
         <w:ind w:left="1134"/>
       </w:pPr>
@@ -10395,7 +10395,7 @@
         <w:pStyle w:val="ListParagraph"/>
         <w:numPr>
           <w:ilvl w:val="0"/>
-          <w:numId w:val="34"/>
+          <w:numId w:val="19"/>
         </w:numPr>
         <w:ind w:left="1134"/>
       </w:pPr>
@@ -10408,7 +10408,7 @@
         <w:pStyle w:val="ListParagraph"/>
         <w:numPr>
           <w:ilvl w:val="0"/>
-          <w:numId w:val="34"/>
+          <w:numId w:val="19"/>
         </w:numPr>
         <w:ind w:left="1134"/>
       </w:pPr>
@@ -10441,7 +10441,7 @@
         <w:pStyle w:val="ListParagraph"/>
         <w:numPr>
           <w:ilvl w:val="0"/>
-          <w:numId w:val="35"/>
+          <w:numId w:val="20"/>
         </w:numPr>
         <w:ind w:left="1134"/>
       </w:pPr>
@@ -10457,7 +10457,7 @@
         <w:pStyle w:val="ListParagraph"/>
         <w:numPr>
           <w:ilvl w:val="0"/>
-          <w:numId w:val="35"/>
+          <w:numId w:val="20"/>
         </w:numPr>
         <w:ind w:left="1134"/>
       </w:pPr>
@@ -10470,7 +10470,7 @@
         <w:pStyle w:val="ListParagraph"/>
         <w:numPr>
           <w:ilvl w:val="0"/>
-          <w:numId w:val="35"/>
+          <w:numId w:val="20"/>
         </w:numPr>
         <w:ind w:left="1134"/>
       </w:pPr>
@@ -10497,7 +10497,7 @@
         <w:pStyle w:val="ListParagraph"/>
         <w:numPr>
           <w:ilvl w:val="0"/>
-          <w:numId w:val="36"/>
+          <w:numId w:val="21"/>
         </w:numPr>
         <w:ind w:left="1134"/>
       </w:pPr>
@@ -10510,7 +10510,7 @@
         <w:pStyle w:val="ListParagraph"/>
         <w:numPr>
           <w:ilvl w:val="0"/>
-          <w:numId w:val="36"/>
+          <w:numId w:val="21"/>
         </w:numPr>
         <w:ind w:left="1134"/>
       </w:pPr>
@@ -10534,7 +10534,7 @@
         <w:pStyle w:val="ListParagraph"/>
         <w:numPr>
           <w:ilvl w:val="0"/>
-          <w:numId w:val="37"/>
+          <w:numId w:val="22"/>
         </w:numPr>
         <w:ind w:left="1134"/>
       </w:pPr>
@@ -10564,7 +10564,7 @@
         <w:pStyle w:val="ListParagraph"/>
         <w:numPr>
           <w:ilvl w:val="0"/>
-          <w:numId w:val="38"/>
+          <w:numId w:val="23"/>
         </w:numPr>
         <w:ind w:left="1134"/>
       </w:pPr>
@@ -10580,7 +10580,7 @@
       <w:pPr>
         <w:pStyle w:val="Heading3"/>
       </w:pPr>
-      <w:bookmarkStart w:id="44" w:name="_Toc217755271"/>
+      <w:bookmarkStart w:id="44" w:name="_Toc217986039"/>
       <w:r>
         <w:t>3.1.</w:t>
       </w:r>
@@ -10611,7 +10611,7 @@
         <w:pStyle w:val="ListParagraph"/>
         <w:numPr>
           <w:ilvl w:val="0"/>
-          <w:numId w:val="52"/>
+          <w:numId w:val="28"/>
         </w:numPr>
         <w:ind w:left="1134"/>
       </w:pPr>
@@ -10631,7 +10631,7 @@
         <w:pStyle w:val="ListParagraph"/>
         <w:numPr>
           <w:ilvl w:val="0"/>
-          <w:numId w:val="52"/>
+          <w:numId w:val="28"/>
         </w:numPr>
         <w:ind w:left="1134"/>
       </w:pPr>
@@ -10656,7 +10656,7 @@
         <w:pStyle w:val="ListParagraph"/>
         <w:numPr>
           <w:ilvl w:val="0"/>
-          <w:numId w:val="52"/>
+          <w:numId w:val="28"/>
         </w:numPr>
         <w:ind w:left="1134"/>
       </w:pPr>
@@ -10717,7 +10717,7 @@
         <w:pStyle w:val="ListParagraph"/>
         <w:numPr>
           <w:ilvl w:val="0"/>
-          <w:numId w:val="52"/>
+          <w:numId w:val="28"/>
         </w:numPr>
         <w:ind w:left="1134"/>
       </w:pPr>
@@ -10756,7 +10756,7 @@
         <w:pStyle w:val="ListParagraph"/>
         <w:numPr>
           <w:ilvl w:val="0"/>
-          <w:numId w:val="44"/>
+          <w:numId w:val="24"/>
         </w:numPr>
         <w:ind w:left="1134"/>
       </w:pPr>
@@ -10775,7 +10775,7 @@
         <w:pStyle w:val="ListParagraph"/>
         <w:numPr>
           <w:ilvl w:val="0"/>
-          <w:numId w:val="44"/>
+          <w:numId w:val="24"/>
         </w:numPr>
         <w:ind w:left="1134"/>
       </w:pPr>
@@ -10791,7 +10791,7 @@
         <w:pStyle w:val="ListParagraph"/>
         <w:numPr>
           <w:ilvl w:val="0"/>
-          <w:numId w:val="44"/>
+          <w:numId w:val="24"/>
         </w:numPr>
         <w:ind w:left="1134"/>
       </w:pPr>
@@ -10821,7 +10821,7 @@
         <w:pStyle w:val="ListParagraph"/>
         <w:numPr>
           <w:ilvl w:val="0"/>
-          <w:numId w:val="45"/>
+          <w:numId w:val="25"/>
         </w:numPr>
         <w:ind w:left="1134"/>
       </w:pPr>
@@ -10837,7 +10837,7 @@
         <w:pStyle w:val="ListParagraph"/>
         <w:numPr>
           <w:ilvl w:val="0"/>
-          <w:numId w:val="45"/>
+          <w:numId w:val="25"/>
         </w:numPr>
         <w:ind w:left="1134"/>
       </w:pPr>
@@ -10870,7 +10870,7 @@
         <w:pStyle w:val="ListParagraph"/>
         <w:numPr>
           <w:ilvl w:val="0"/>
-          <w:numId w:val="46"/>
+          <w:numId w:val="26"/>
         </w:numPr>
         <w:ind w:left="1134"/>
       </w:pPr>
@@ -10886,7 +10886,7 @@
         <w:pStyle w:val="ListParagraph"/>
         <w:numPr>
           <w:ilvl w:val="0"/>
-          <w:numId w:val="46"/>
+          <w:numId w:val="26"/>
         </w:numPr>
         <w:ind w:left="1134"/>
       </w:pPr>
@@ -10910,7 +10910,7 @@
         <w:pStyle w:val="ListParagraph"/>
         <w:numPr>
           <w:ilvl w:val="0"/>
-          <w:numId w:val="47"/>
+          <w:numId w:val="27"/>
         </w:numPr>
         <w:ind w:left="1134"/>
       </w:pPr>
@@ -10923,7 +10923,7 @@
         <w:pStyle w:val="ListParagraph"/>
         <w:numPr>
           <w:ilvl w:val="0"/>
-          <w:numId w:val="47"/>
+          <w:numId w:val="27"/>
         </w:numPr>
         <w:ind w:left="1134"/>
       </w:pPr>
@@ -10935,7 +10935,7 @@
       <w:pPr>
         <w:pStyle w:val="Heading2"/>
       </w:pPr>
-      <w:bookmarkStart w:id="45" w:name="_Toc217755272"/>
+      <w:bookmarkStart w:id="45" w:name="_Toc217986040"/>
       <w:r>
         <w:lastRenderedPageBreak/>
         <w:t xml:space="preserve">3.2 </w:t>
@@ -10996,7 +10996,7 @@
       </w:pPr>
       <w:bookmarkStart w:id="46" w:name="_Toc186974465"/>
       <w:bookmarkStart w:id="47" w:name="_Toc217735972"/>
-      <w:bookmarkStart w:id="48" w:name="_Toc217737850"/>
+      <w:bookmarkStart w:id="48" w:name="_Toc217986072"/>
       <w:r>
         <w:t xml:space="preserve">Hình </w:t>
       </w:r>
@@ -11198,7 +11198,7 @@
       <w:pPr>
         <w:pStyle w:val="Heading2"/>
       </w:pPr>
-      <w:bookmarkStart w:id="49" w:name="_Toc217755273"/>
+      <w:bookmarkStart w:id="49" w:name="_Toc217986041"/>
       <w:r>
         <w:t xml:space="preserve">3.3 </w:t>
       </w:r>
@@ -11211,7 +11211,7 @@
       <w:pPr>
         <w:pStyle w:val="Heading3"/>
       </w:pPr>
-      <w:bookmarkStart w:id="50" w:name="_Toc217755274"/>
+      <w:bookmarkStart w:id="50" w:name="_Toc217986042"/>
       <w:r>
         <w:t>3.3.1 Bảo mật</w:t>
       </w:r>
@@ -11800,7 +11800,7 @@
       <w:pPr>
         <w:pStyle w:val="Heading3"/>
       </w:pPr>
-      <w:bookmarkStart w:id="51" w:name="_Toc217755275"/>
+      <w:bookmarkStart w:id="51" w:name="_Toc217986043"/>
       <w:r>
         <w:t>3.3.2 Hiệu suất</w:t>
       </w:r>
@@ -12306,7 +12306,7 @@
       <w:pPr>
         <w:pStyle w:val="Heading2"/>
       </w:pPr>
-      <w:bookmarkStart w:id="52" w:name="_Toc217755276"/>
+      <w:bookmarkStart w:id="52" w:name="_Toc217986044"/>
       <w:r>
         <w:t xml:space="preserve">3.4 </w:t>
       </w:r>
@@ -12319,7 +12319,7 @@
       <w:pPr>
         <w:pStyle w:val="Heading3"/>
       </w:pPr>
-      <w:bookmarkStart w:id="53" w:name="_Toc217755277"/>
+      <w:bookmarkStart w:id="53" w:name="_Toc217986045"/>
       <w:r>
         <w:t>3.4.1 Tác nhân</w:t>
       </w:r>
@@ -12356,7 +12356,7 @@
         <w:pStyle w:val="ListParagraph"/>
         <w:numPr>
           <w:ilvl w:val="0"/>
-          <w:numId w:val="53"/>
+          <w:numId w:val="29"/>
         </w:numPr>
         <w:ind w:left="1134"/>
       </w:pPr>
@@ -12386,7 +12386,7 @@
         <w:pStyle w:val="ListParagraph"/>
         <w:numPr>
           <w:ilvl w:val="0"/>
-          <w:numId w:val="53"/>
+          <w:numId w:val="29"/>
         </w:numPr>
         <w:ind w:left="1134"/>
       </w:pPr>
@@ -12408,7 +12408,7 @@
         <w:pStyle w:val="ListParagraph"/>
         <w:numPr>
           <w:ilvl w:val="0"/>
-          <w:numId w:val="53"/>
+          <w:numId w:val="29"/>
         </w:numPr>
         <w:ind w:left="1134"/>
       </w:pPr>
@@ -12447,7 +12447,7 @@
       <w:pPr>
         <w:pStyle w:val="Heading3"/>
       </w:pPr>
-      <w:bookmarkStart w:id="54" w:name="_Toc217755278"/>
+      <w:bookmarkStart w:id="54" w:name="_Toc217986046"/>
       <w:r>
         <w:lastRenderedPageBreak/>
         <w:t xml:space="preserve">3.4.2 Các </w:t>
@@ -12507,7 +12507,7 @@
         <w:pStyle w:val="Caption"/>
       </w:pPr>
       <w:bookmarkStart w:id="55" w:name="_Toc217735973"/>
-      <w:bookmarkStart w:id="56" w:name="_Toc217737851"/>
+      <w:bookmarkStart w:id="56" w:name="_Toc217986073"/>
       <w:r>
         <w:t>Hình 3.2. Sơ đồ Use-case tổng</w:t>
       </w:r>
@@ -12580,7 +12580,7 @@
         <w:pStyle w:val="ListParagraph"/>
         <w:numPr>
           <w:ilvl w:val="0"/>
-          <w:numId w:val="62"/>
+          <w:numId w:val="33"/>
         </w:numPr>
         <w:ind w:left="1134"/>
       </w:pPr>
@@ -12593,7 +12593,7 @@
         <w:pStyle w:val="ListParagraph"/>
         <w:numPr>
           <w:ilvl w:val="0"/>
-          <w:numId w:val="62"/>
+          <w:numId w:val="33"/>
         </w:numPr>
         <w:ind w:left="1134"/>
       </w:pPr>
@@ -12606,7 +12606,7 @@
         <w:pStyle w:val="ListParagraph"/>
         <w:numPr>
           <w:ilvl w:val="0"/>
-          <w:numId w:val="62"/>
+          <w:numId w:val="33"/>
         </w:numPr>
         <w:ind w:left="1134"/>
       </w:pPr>
@@ -12651,7 +12651,7 @@
       <w:pPr>
         <w:pStyle w:val="Heading2"/>
       </w:pPr>
-      <w:bookmarkStart w:id="57" w:name="_Toc217755279"/>
+      <w:bookmarkStart w:id="57" w:name="_Toc217986047"/>
       <w:r>
         <w:t>3.</w:t>
       </w:r>
@@ -12670,7 +12670,7 @@
       <w:pPr>
         <w:pStyle w:val="Heading3"/>
       </w:pPr>
-      <w:bookmarkStart w:id="58" w:name="_Toc217755280"/>
+      <w:bookmarkStart w:id="58" w:name="_Toc217986048"/>
       <w:r>
         <w:t>3.</w:t>
       </w:r>
@@ -12735,7 +12735,7 @@
         <w:pStyle w:val="Caption"/>
       </w:pPr>
       <w:bookmarkStart w:id="59" w:name="_Toc217735974"/>
-      <w:bookmarkStart w:id="60" w:name="_Toc217737852"/>
+      <w:bookmarkStart w:id="60" w:name="_Toc217986074"/>
       <w:r>
         <w:t>Hình 3.3. Sơ đồ thực thể kết hợp ERD</w:t>
       </w:r>
@@ -12782,7 +12782,7 @@
       <w:pPr>
         <w:pStyle w:val="Heading3"/>
       </w:pPr>
-      <w:bookmarkStart w:id="61" w:name="_Toc217755281"/>
+      <w:bookmarkStart w:id="61" w:name="_Toc217986049"/>
       <w:r>
         <w:t>3.</w:t>
       </w:r>
@@ -20107,6 +20107,7 @@
       <w:pPr>
         <w:pStyle w:val="Caption"/>
       </w:pPr>
+      <w:bookmarkStart w:id="62" w:name="_Toc217986075"/>
       <w:r>
         <w:t>Hình 3.4. Sơ đồ thực thể kết hợp</w:t>
       </w:r>
@@ -20122,6 +20123,7 @@
       <w:r>
         <w:t>hệ thống quản lý đặt phòng khách sạn</w:t>
       </w:r>
+      <w:bookmarkEnd w:id="62"/>
       <w:r>
         <w:t xml:space="preserve"> </w:t>
       </w:r>
@@ -20130,21 +20132,21 @@
       <w:pPr>
         <w:pStyle w:val="Heading2"/>
       </w:pPr>
-      <w:bookmarkStart w:id="62" w:name="_Toc217755282"/>
+      <w:bookmarkStart w:id="63" w:name="_Toc217986050"/>
       <w:r>
         <w:t>3.6 KIẾN TRÚC TỔNG THỂ</w:t>
       </w:r>
-      <w:bookmarkEnd w:id="62"/>
+      <w:bookmarkEnd w:id="63"/>
     </w:p>
     <w:p>
       <w:pPr>
         <w:pStyle w:val="Heading3"/>
       </w:pPr>
-      <w:bookmarkStart w:id="63" w:name="_Toc217755283"/>
+      <w:bookmarkStart w:id="64" w:name="_Toc217986051"/>
       <w:r>
         <w:t>3.6.1 Kiến trúc ba lớp</w:t>
       </w:r>
-      <w:bookmarkEnd w:id="63"/>
+      <w:bookmarkEnd w:id="64"/>
     </w:p>
     <w:p>
       <w:pPr>
@@ -20159,7 +20161,7 @@
         <w:pStyle w:val="ListParagraph"/>
         <w:numPr>
           <w:ilvl w:val="0"/>
-          <w:numId w:val="55"/>
+          <w:numId w:val="30"/>
         </w:numPr>
         <w:ind w:left="1134"/>
       </w:pPr>
@@ -20178,7 +20180,7 @@
         <w:pStyle w:val="ListParagraph"/>
         <w:numPr>
           <w:ilvl w:val="0"/>
-          <w:numId w:val="55"/>
+          <w:numId w:val="30"/>
         </w:numPr>
         <w:ind w:left="1134"/>
       </w:pPr>
@@ -20192,7 +20194,7 @@
         <w:pStyle w:val="ListParagraph"/>
         <w:numPr>
           <w:ilvl w:val="0"/>
-          <w:numId w:val="55"/>
+          <w:numId w:val="30"/>
         </w:numPr>
         <w:ind w:left="1134"/>
       </w:pPr>
@@ -20212,11 +20214,11 @@
       <w:pPr>
         <w:pStyle w:val="Heading3"/>
       </w:pPr>
-      <w:bookmarkStart w:id="64" w:name="_Toc217755284"/>
+      <w:bookmarkStart w:id="65" w:name="_Toc217986052"/>
       <w:r>
         <w:t>3.6.2 Kiến trúc MVC</w:t>
       </w:r>
-      <w:bookmarkEnd w:id="64"/>
+      <w:bookmarkEnd w:id="65"/>
     </w:p>
     <w:p>
       <w:pPr>
@@ -20231,7 +20233,7 @@
         <w:pStyle w:val="ListParagraph"/>
         <w:numPr>
           <w:ilvl w:val="0"/>
-          <w:numId w:val="58"/>
+          <w:numId w:val="31"/>
         </w:numPr>
         <w:ind w:left="1134"/>
       </w:pPr>
@@ -20244,7 +20246,7 @@
         <w:pStyle w:val="ListParagraph"/>
         <w:numPr>
           <w:ilvl w:val="0"/>
-          <w:numId w:val="58"/>
+          <w:numId w:val="31"/>
         </w:numPr>
         <w:ind w:left="1134"/>
       </w:pPr>
@@ -20257,7 +20259,7 @@
         <w:pStyle w:val="ListParagraph"/>
         <w:numPr>
           <w:ilvl w:val="0"/>
-          <w:numId w:val="58"/>
+          <w:numId w:val="31"/>
         </w:numPr>
         <w:ind w:left="1134"/>
       </w:pPr>
@@ -20280,11 +20282,11 @@
       <w:pPr>
         <w:pStyle w:val="Heading3"/>
       </w:pPr>
-      <w:bookmarkStart w:id="65" w:name="_Toc217755285"/>
+      <w:bookmarkStart w:id="66" w:name="_Toc217986053"/>
       <w:r>
         <w:t>3.6.3 Areas</w:t>
       </w:r>
-      <w:bookmarkEnd w:id="65"/>
+      <w:bookmarkEnd w:id="66"/>
     </w:p>
     <w:p>
       <w:pPr>
@@ -20321,7 +20323,7 @@
         <w:pStyle w:val="ListParagraph"/>
         <w:numPr>
           <w:ilvl w:val="0"/>
-          <w:numId w:val="60"/>
+          <w:numId w:val="32"/>
         </w:numPr>
         <w:ind w:left="1134"/>
       </w:pPr>
@@ -20334,7 +20336,7 @@
         <w:pStyle w:val="ListParagraph"/>
         <w:numPr>
           <w:ilvl w:val="0"/>
-          <w:numId w:val="60"/>
+          <w:numId w:val="32"/>
         </w:numPr>
         <w:ind w:left="1134"/>
       </w:pPr>
@@ -20348,7 +20350,7 @@
         <w:pStyle w:val="ListParagraph"/>
         <w:numPr>
           <w:ilvl w:val="0"/>
-          <w:numId w:val="60"/>
+          <w:numId w:val="32"/>
         </w:numPr>
         <w:ind w:left="1134"/>
       </w:pPr>
@@ -20361,7 +20363,7 @@
         <w:pStyle w:val="ListParagraph"/>
         <w:numPr>
           <w:ilvl w:val="0"/>
-          <w:numId w:val="60"/>
+          <w:numId w:val="32"/>
         </w:numPr>
         <w:ind w:left="1134"/>
       </w:pPr>
@@ -20373,7 +20375,7 @@
       <w:pPr>
         <w:pStyle w:val="Heading2"/>
       </w:pPr>
-      <w:bookmarkStart w:id="66" w:name="_Toc217755286"/>
+      <w:bookmarkStart w:id="67" w:name="_Toc217986054"/>
       <w:r>
         <w:t>3.</w:t>
       </w:r>
@@ -20386,13 +20388,13 @@
       <w:r>
         <w:t>GIAO DIỆN NGƯỜI DÙNG</w:t>
       </w:r>
-      <w:bookmarkEnd w:id="66"/>
+      <w:bookmarkEnd w:id="67"/>
     </w:p>
     <w:p>
       <w:pPr>
         <w:pStyle w:val="Heading3"/>
       </w:pPr>
-      <w:bookmarkStart w:id="67" w:name="_Toc217755287"/>
+      <w:bookmarkStart w:id="68" w:name="_Toc217986055"/>
       <w:r>
         <w:t>3.</w:t>
       </w:r>
@@ -20405,13 +20407,13 @@
       <w:r>
         <w:t xml:space="preserve"> cho tất cả người dùng</w:t>
       </w:r>
-      <w:bookmarkEnd w:id="67"/>
+      <w:bookmarkEnd w:id="68"/>
     </w:p>
     <w:p>
       <w:pPr>
         <w:pStyle w:val="Heading3"/>
       </w:pPr>
-      <w:bookmarkStart w:id="68" w:name="_Toc217755288"/>
+      <w:bookmarkStart w:id="69" w:name="_Toc217986056"/>
       <w:r>
         <w:t>3.</w:t>
       </w:r>
@@ -20427,13 +20429,13 @@
       <w:r>
         <w:t xml:space="preserve"> Vai trò Admin (Quản trị)</w:t>
       </w:r>
-      <w:bookmarkEnd w:id="68"/>
+      <w:bookmarkEnd w:id="69"/>
     </w:p>
     <w:p>
       <w:pPr>
         <w:pStyle w:val="Heading3"/>
       </w:pPr>
-      <w:bookmarkStart w:id="69" w:name="_Toc217755289"/>
+      <w:bookmarkStart w:id="70" w:name="_Toc217986057"/>
       <w:r>
         <w:t>3.</w:t>
       </w:r>
@@ -20443,7 +20445,7 @@
       <w:r>
         <w:t>.2 Vai trò khách hàng</w:t>
       </w:r>
-      <w:bookmarkEnd w:id="69"/>
+      <w:bookmarkEnd w:id="70"/>
     </w:p>
     <w:p>
       <w:pPr>
@@ -20457,7 +20459,7 @@
       <w:pPr>
         <w:pStyle w:val="Heading1"/>
       </w:pPr>
-      <w:bookmarkStart w:id="70" w:name="_Toc217755290"/>
+      <w:bookmarkStart w:id="71" w:name="_Toc217986058"/>
       <w:r>
         <w:lastRenderedPageBreak/>
         <w:t xml:space="preserve">Chương </w:t>
@@ -20471,33 +20473,33 @@
       <w:r>
         <w:t>CÀI ĐẶT CHƯƠNG TRÌNH</w:t>
       </w:r>
-      <w:bookmarkEnd w:id="70"/>
+      <w:bookmarkEnd w:id="71"/>
     </w:p>
     <w:p>
       <w:pPr>
         <w:pStyle w:val="Heading2"/>
       </w:pPr>
-      <w:bookmarkStart w:id="71" w:name="_Toc217755291"/>
+      <w:bookmarkStart w:id="72" w:name="_Toc217986059"/>
       <w:r>
         <w:t xml:space="preserve">4.1 </w:t>
       </w:r>
       <w:r>
         <w:t>CẤU TRÚC SOURCE CODE</w:t>
       </w:r>
-      <w:bookmarkEnd w:id="71"/>
+      <w:bookmarkEnd w:id="72"/>
     </w:p>
     <w:p>
       <w:pPr>
         <w:pStyle w:val="Heading2"/>
       </w:pPr>
-      <w:bookmarkStart w:id="72" w:name="_Toc217755292"/>
+      <w:bookmarkStart w:id="73" w:name="_Toc217986060"/>
       <w:r>
         <w:t xml:space="preserve">4.2 </w:t>
       </w:r>
       <w:r>
         <w:t>CODE MẪU MỘT SỐ CHỨC NĂNG CHÍNH</w:t>
       </w:r>
-      <w:bookmarkEnd w:id="72"/>
+      <w:bookmarkEnd w:id="73"/>
       <w:r>
         <w:br w:type="page"/>
       </w:r>
@@ -20506,7 +20508,7 @@
       <w:pPr>
         <w:pStyle w:val="Heading1"/>
       </w:pPr>
-      <w:bookmarkStart w:id="73" w:name="_Toc217755293"/>
+      <w:bookmarkStart w:id="74" w:name="_Toc217986061"/>
       <w:r>
         <w:lastRenderedPageBreak/>
         <w:t xml:space="preserve">Chương </w:t>
@@ -20517,20 +20519,20 @@
       <w:r>
         <w:t>. KẾT LUẬN VÀ HƯỚNG PHÁT TRIỂN</w:t>
       </w:r>
-      <w:bookmarkEnd w:id="73"/>
+      <w:bookmarkEnd w:id="74"/>
     </w:p>
     <w:p>
       <w:pPr>
         <w:pStyle w:val="Heading2"/>
       </w:pPr>
-      <w:bookmarkStart w:id="74" w:name="_Toc217755294"/>
+      <w:bookmarkStart w:id="75" w:name="_Toc217986062"/>
       <w:r>
         <w:t xml:space="preserve">5.1 </w:t>
       </w:r>
       <w:r>
         <w:t>KẾT QUẢ ĐẠT ĐƯỢC</w:t>
       </w:r>
-      <w:bookmarkEnd w:id="74"/>
+      <w:bookmarkEnd w:id="75"/>
     </w:p>
     <w:p>
       <w:pPr>
@@ -20913,14 +20915,14 @@
       <w:pPr>
         <w:pStyle w:val="Heading2"/>
       </w:pPr>
-      <w:bookmarkStart w:id="75" w:name="_Toc217755295"/>
+      <w:bookmarkStart w:id="76" w:name="_Toc217986063"/>
       <w:r>
         <w:t xml:space="preserve">5.2 </w:t>
       </w:r>
       <w:r>
         <w:t>HẠN CHẾ</w:t>
       </w:r>
-      <w:bookmarkEnd w:id="75"/>
+      <w:bookmarkEnd w:id="76"/>
     </w:p>
     <w:p>
       <w:pPr>
@@ -21036,7 +21038,7 @@
       <w:pPr>
         <w:pStyle w:val="Heading2"/>
       </w:pPr>
-      <w:bookmarkStart w:id="76" w:name="_Toc217755296"/>
+      <w:bookmarkStart w:id="77" w:name="_Toc217986064"/>
       <w:r>
         <w:lastRenderedPageBreak/>
         <w:t>5.</w:t>
@@ -21050,7 +21052,7 @@
       <w:r>
         <w:t>HƯỚNG PHÁT TRIỂN</w:t>
       </w:r>
-      <w:bookmarkEnd w:id="76"/>
+      <w:bookmarkEnd w:id="77"/>
     </w:p>
     <w:p>
       <w:pPr>
@@ -21153,7 +21155,7 @@
           <w:szCs w:val="28"/>
         </w:rPr>
       </w:pPr>
-      <w:bookmarkStart w:id="77" w:name="_Toc217755297"/>
+      <w:bookmarkStart w:id="78" w:name="_Toc217986065"/>
       <w:r>
         <w:rPr>
           <w:sz w:val="28"/>
@@ -21162,7 +21164,7 @@
         <w:lastRenderedPageBreak/>
         <w:t>TÀI LIỆU THAM KHẢO</w:t>
       </w:r>
-      <w:bookmarkEnd w:id="77"/>
+      <w:bookmarkEnd w:id="78"/>
     </w:p>
     <w:p>
       <w:pPr>
@@ -21526,155 +21528,6 @@
 <file path=word/numbering.xml><?xml version="1.0" encoding="utf-8"?>
 <w:numbering xmlns:wpc="http://schemas.microsoft.com/office/word/2010/wordprocessingCanvas" xmlns:cx="http://schemas.microsoft.com/office/drawing/2014/chartex" xmlns:cx1="http://schemas.microsoft.com/office/drawing/2015/9/8/chartex" xmlns:cx2="http://schemas.microsoft.com/office/drawing/2015/10/21/chartex" xmlns:cx3="http://schemas.microsoft.com/office/drawing/2016/5/9/chartex" xmlns:cx4="http://schemas.microsoft.com/office/drawing/2016/5/10/chartex" xmlns:cx5="http://schemas.microsoft.com/office/drawing/2016/5/11/chartex" xmlns:cx6="http://schemas.microsoft.com/office/drawing/2016/5/12/chartex" xmlns:cx7="http://schemas.microsoft.com/office/drawing/2016/5/13/chartex" xmlns:cx8="http://schemas.microsoft.com/office/drawing/2016/5/14/chartex" xmlns:mc="http://schemas.openxmlformats.org/markup-compatibility/2006" xmlns:aink="http://schemas.microsoft.com/office/drawing/2016/ink" xmlns:am3d="http://schemas.microsoft.com/office/drawing/2017/model3d" xmlns:o="urn:schemas-microsoft-com:office:office" xmlns:oel="http://schemas.microsoft.com/office/2019/extlst" xmlns:r="http://schemas.openxmlformats.org/officeDocument/2006/relationships" xmlns:m="http://schemas.openxmlformats.org/officeDocument/2006/math" xmlns:v="urn:schemas-microsoft-com:vml" xmlns:wp14="http://schemas.microsoft.com/office/word/2010/wordprocessingDrawing" xmlns:wp="http://schemas.openxmlformats.org/drawingml/2006/wordprocessingDrawing" xmlns:w10="urn:schemas-microsoft-com:office:word" xmlns:w="http://schemas.openxmlformats.org/wordprocessingml/2006/main" xmlns:w14="http://schemas.microsoft.com/office/word/2010/wordml" xmlns:w15="http://schemas.microsoft.com/office/word/2012/wordml" xmlns:w16cex="http://schemas.microsoft.com/office/word/2018/wordml/cex" xmlns:w16cid="http://schemas.microsoft.com/office/word/2016/wordml/cid" xmlns:w16="http://schemas.microsoft.com/office/word/2018/wordml" xmlns:w16du="http://schemas.microsoft.com/office/word/2023/wordml/word16du" xmlns:w16sdtdh="http://schemas.microsoft.com/office/word/2020/wordml/sdtdatahash" xmlns:w16sdtfl="http://schemas.microsoft.com/office/word/2024/wordml/sdtformatlock" xmlns:w16se="http://schemas.microsoft.com/office/word/2015/wordml/symex" xmlns:wpg="http://schemas.microsoft.com/office/word/2010/wordprocessingGroup" xmlns:wpi="http://schemas.microsoft.com/office/word/2010/wordprocessingInk" xmlns:wne="http://schemas.microsoft.com/office/word/2006/wordml" xmlns:wps="http://schemas.microsoft.com/office/word/2010/wordprocessingShape" mc:Ignorable="w14 w15 w16se w16cid w16 w16cex w16sdtdh w16sdtfl w16du wp14">
   <w:abstractNum w:abstractNumId="0" w15:restartNumberingAfterBreak="0">
-    <w:nsid w:val="023F6839"/>
-    <w:multiLevelType w:val="multilevel"/>
-    <w:tmpl w:val="3F18E682"/>
-    <w:lvl w:ilvl="0">
-      <w:start w:val="1"/>
-      <w:numFmt w:val="bullet"/>
-      <w:lvlText w:val=""/>
-      <w:lvlJc w:val="left"/>
-      <w:pPr>
-        <w:tabs>
-          <w:tab w:val="num" w:pos="720"/>
-        </w:tabs>
-        <w:ind w:left="720" w:hanging="360"/>
-      </w:pPr>
-      <w:rPr>
-        <w:rFonts w:ascii="Symbol" w:hAnsi="Symbol" w:hint="default"/>
-        <w:sz w:val="20"/>
-      </w:rPr>
-    </w:lvl>
-    <w:lvl w:ilvl="1" w:tentative="1">
-      <w:start w:val="1"/>
-      <w:numFmt w:val="bullet"/>
-      <w:lvlText w:val=""/>
-      <w:lvlJc w:val="left"/>
-      <w:pPr>
-        <w:tabs>
-          <w:tab w:val="num" w:pos="1440"/>
-        </w:tabs>
-        <w:ind w:left="1440" w:hanging="360"/>
-      </w:pPr>
-      <w:rPr>
-        <w:rFonts w:ascii="Symbol" w:hAnsi="Symbol" w:hint="default"/>
-        <w:sz w:val="20"/>
-      </w:rPr>
-    </w:lvl>
-    <w:lvl w:ilvl="2" w:tentative="1">
-      <w:start w:val="1"/>
-      <w:numFmt w:val="bullet"/>
-      <w:lvlText w:val=""/>
-      <w:lvlJc w:val="left"/>
-      <w:pPr>
-        <w:tabs>
-          <w:tab w:val="num" w:pos="2160"/>
-        </w:tabs>
-        <w:ind w:left="2160" w:hanging="360"/>
-      </w:pPr>
-      <w:rPr>
-        <w:rFonts w:ascii="Symbol" w:hAnsi="Symbol" w:hint="default"/>
-        <w:sz w:val="20"/>
-      </w:rPr>
-    </w:lvl>
-    <w:lvl w:ilvl="3" w:tentative="1">
-      <w:start w:val="1"/>
-      <w:numFmt w:val="bullet"/>
-      <w:lvlText w:val=""/>
-      <w:lvlJc w:val="left"/>
-      <w:pPr>
-        <w:tabs>
-          <w:tab w:val="num" w:pos="2880"/>
-        </w:tabs>
-        <w:ind w:left="2880" w:hanging="360"/>
-      </w:pPr>
-      <w:rPr>
-        <w:rFonts w:ascii="Symbol" w:hAnsi="Symbol" w:hint="default"/>
-        <w:sz w:val="20"/>
-      </w:rPr>
-    </w:lvl>
-    <w:lvl w:ilvl="4" w:tentative="1">
-      <w:start w:val="1"/>
-      <w:numFmt w:val="bullet"/>
-      <w:lvlText w:val=""/>
-      <w:lvlJc w:val="left"/>
-      <w:pPr>
-        <w:tabs>
-          <w:tab w:val="num" w:pos="3600"/>
-        </w:tabs>
-        <w:ind w:left="3600" w:hanging="360"/>
-      </w:pPr>
-      <w:rPr>
-        <w:rFonts w:ascii="Symbol" w:hAnsi="Symbol" w:hint="default"/>
-        <w:sz w:val="20"/>
-      </w:rPr>
-    </w:lvl>
-    <w:lvl w:ilvl="5" w:tentative="1">
-      <w:start w:val="1"/>
-      <w:numFmt w:val="bullet"/>
-      <w:lvlText w:val=""/>
-      <w:lvlJc w:val="left"/>
-      <w:pPr>
-        <w:tabs>
-          <w:tab w:val="num" w:pos="4320"/>
-        </w:tabs>
-        <w:ind w:left="4320" w:hanging="360"/>
-      </w:pPr>
-      <w:rPr>
-        <w:rFonts w:ascii="Symbol" w:hAnsi="Symbol" w:hint="default"/>
-        <w:sz w:val="20"/>
-      </w:rPr>
-    </w:lvl>
-    <w:lvl w:ilvl="6" w:tentative="1">
-      <w:start w:val="1"/>
-      <w:numFmt w:val="bullet"/>
-      <w:lvlText w:val=""/>
-      <w:lvlJc w:val="left"/>
-      <w:pPr>
-        <w:tabs>
-          <w:tab w:val="num" w:pos="5040"/>
-        </w:tabs>
-        <w:ind w:left="5040" w:hanging="360"/>
-      </w:pPr>
-      <w:rPr>
-        <w:rFonts w:ascii="Symbol" w:hAnsi="Symbol" w:hint="default"/>
-        <w:sz w:val="20"/>
-      </w:rPr>
-    </w:lvl>
-    <w:lvl w:ilvl="7" w:tentative="1">
-      <w:start w:val="1"/>
-      <w:numFmt w:val="bullet"/>
-      <w:lvlText w:val=""/>
-      <w:lvlJc w:val="left"/>
-      <w:pPr>
-        <w:tabs>
-          <w:tab w:val="num" w:pos="5760"/>
-        </w:tabs>
-        <w:ind w:left="5760" w:hanging="360"/>
-      </w:pPr>
-      <w:rPr>
-        <w:rFonts w:ascii="Symbol" w:hAnsi="Symbol" w:hint="default"/>
-        <w:sz w:val="20"/>
-      </w:rPr>
-    </w:lvl>
-    <w:lvl w:ilvl="8" w:tentative="1">
-      <w:start w:val="1"/>
-      <w:numFmt w:val="bullet"/>
-      <w:lvlText w:val=""/>
-      <w:lvlJc w:val="left"/>
-      <w:pPr>
-        <w:tabs>
-          <w:tab w:val="num" w:pos="6480"/>
-        </w:tabs>
-        <w:ind w:left="6480" w:hanging="360"/>
-      </w:pPr>
-      <w:rPr>
-        <w:rFonts w:ascii="Symbol" w:hAnsi="Symbol" w:hint="default"/>
-        <w:sz w:val="20"/>
-      </w:rPr>
-    </w:lvl>
-  </w:abstractNum>
-  <w:abstractNum w:abstractNumId="1" w15:restartNumberingAfterBreak="0">
     <w:nsid w:val="04FE3068"/>
     <w:multiLevelType w:val="hybridMultilevel"/>
     <w:tmpl w:val="8326CAA2"/>
@@ -21787,7 +21640,7 @@
       </w:rPr>
     </w:lvl>
   </w:abstractNum>
-  <w:abstractNum w:abstractNumId="2" w15:restartNumberingAfterBreak="0">
+  <w:abstractNum w:abstractNumId="1" w15:restartNumberingAfterBreak="0">
     <w:nsid w:val="07991C04"/>
     <w:multiLevelType w:val="hybridMultilevel"/>
     <w:tmpl w:val="0B866C58"/>
@@ -21900,156 +21753,7 @@
       </w:rPr>
     </w:lvl>
   </w:abstractNum>
-  <w:abstractNum w:abstractNumId="3" w15:restartNumberingAfterBreak="0">
-    <w:nsid w:val="09732D78"/>
-    <w:multiLevelType w:val="multilevel"/>
-    <w:tmpl w:val="0728EF46"/>
-    <w:lvl w:ilvl="0">
-      <w:start w:val="1"/>
-      <w:numFmt w:val="bullet"/>
-      <w:lvlText w:val=""/>
-      <w:lvlJc w:val="left"/>
-      <w:pPr>
-        <w:tabs>
-          <w:tab w:val="num" w:pos="720"/>
-        </w:tabs>
-        <w:ind w:left="720" w:hanging="360"/>
-      </w:pPr>
-      <w:rPr>
-        <w:rFonts w:ascii="Symbol" w:hAnsi="Symbol" w:hint="default"/>
-        <w:sz w:val="20"/>
-      </w:rPr>
-    </w:lvl>
-    <w:lvl w:ilvl="1" w:tentative="1">
-      <w:start w:val="1"/>
-      <w:numFmt w:val="bullet"/>
-      <w:lvlText w:val=""/>
-      <w:lvlJc w:val="left"/>
-      <w:pPr>
-        <w:tabs>
-          <w:tab w:val="num" w:pos="1440"/>
-        </w:tabs>
-        <w:ind w:left="1440" w:hanging="360"/>
-      </w:pPr>
-      <w:rPr>
-        <w:rFonts w:ascii="Symbol" w:hAnsi="Symbol" w:hint="default"/>
-        <w:sz w:val="20"/>
-      </w:rPr>
-    </w:lvl>
-    <w:lvl w:ilvl="2" w:tentative="1">
-      <w:start w:val="1"/>
-      <w:numFmt w:val="bullet"/>
-      <w:lvlText w:val=""/>
-      <w:lvlJc w:val="left"/>
-      <w:pPr>
-        <w:tabs>
-          <w:tab w:val="num" w:pos="2160"/>
-        </w:tabs>
-        <w:ind w:left="2160" w:hanging="360"/>
-      </w:pPr>
-      <w:rPr>
-        <w:rFonts w:ascii="Symbol" w:hAnsi="Symbol" w:hint="default"/>
-        <w:sz w:val="20"/>
-      </w:rPr>
-    </w:lvl>
-    <w:lvl w:ilvl="3" w:tentative="1">
-      <w:start w:val="1"/>
-      <w:numFmt w:val="bullet"/>
-      <w:lvlText w:val=""/>
-      <w:lvlJc w:val="left"/>
-      <w:pPr>
-        <w:tabs>
-          <w:tab w:val="num" w:pos="2880"/>
-        </w:tabs>
-        <w:ind w:left="2880" w:hanging="360"/>
-      </w:pPr>
-      <w:rPr>
-        <w:rFonts w:ascii="Symbol" w:hAnsi="Symbol" w:hint="default"/>
-        <w:sz w:val="20"/>
-      </w:rPr>
-    </w:lvl>
-    <w:lvl w:ilvl="4" w:tentative="1">
-      <w:start w:val="1"/>
-      <w:numFmt w:val="bullet"/>
-      <w:lvlText w:val=""/>
-      <w:lvlJc w:val="left"/>
-      <w:pPr>
-        <w:tabs>
-          <w:tab w:val="num" w:pos="3600"/>
-        </w:tabs>
-        <w:ind w:left="3600" w:hanging="360"/>
-      </w:pPr>
-      <w:rPr>
-        <w:rFonts w:ascii="Symbol" w:hAnsi="Symbol" w:hint="default"/>
-        <w:sz w:val="20"/>
-      </w:rPr>
-    </w:lvl>
-    <w:lvl w:ilvl="5" w:tentative="1">
-      <w:start w:val="1"/>
-      <w:numFmt w:val="bullet"/>
-      <w:lvlText w:val=""/>
-      <w:lvlJc w:val="left"/>
-      <w:pPr>
-        <w:tabs>
-          <w:tab w:val="num" w:pos="4320"/>
-        </w:tabs>
-        <w:ind w:left="4320" w:hanging="360"/>
-      </w:pPr>
-      <w:rPr>
-        <w:rFonts w:ascii="Symbol" w:hAnsi="Symbol" w:hint="default"/>
-        <w:sz w:val="20"/>
-      </w:rPr>
-    </w:lvl>
-    <w:lvl w:ilvl="6" w:tentative="1">
-      <w:start w:val="1"/>
-      <w:numFmt w:val="bullet"/>
-      <w:lvlText w:val=""/>
-      <w:lvlJc w:val="left"/>
-      <w:pPr>
-        <w:tabs>
-          <w:tab w:val="num" w:pos="5040"/>
-        </w:tabs>
-        <w:ind w:left="5040" w:hanging="360"/>
-      </w:pPr>
-      <w:rPr>
-        <w:rFonts w:ascii="Symbol" w:hAnsi="Symbol" w:hint="default"/>
-        <w:sz w:val="20"/>
-      </w:rPr>
-    </w:lvl>
-    <w:lvl w:ilvl="7" w:tentative="1">
-      <w:start w:val="1"/>
-      <w:numFmt w:val="bullet"/>
-      <w:lvlText w:val=""/>
-      <w:lvlJc w:val="left"/>
-      <w:pPr>
-        <w:tabs>
-          <w:tab w:val="num" w:pos="5760"/>
-        </w:tabs>
-        <w:ind w:left="5760" w:hanging="360"/>
-      </w:pPr>
-      <w:rPr>
-        <w:rFonts w:ascii="Symbol" w:hAnsi="Symbol" w:hint="default"/>
-        <w:sz w:val="20"/>
-      </w:rPr>
-    </w:lvl>
-    <w:lvl w:ilvl="8" w:tentative="1">
-      <w:start w:val="1"/>
-      <w:numFmt w:val="bullet"/>
-      <w:lvlText w:val=""/>
-      <w:lvlJc w:val="left"/>
-      <w:pPr>
-        <w:tabs>
-          <w:tab w:val="num" w:pos="6480"/>
-        </w:tabs>
-        <w:ind w:left="6480" w:hanging="360"/>
-      </w:pPr>
-      <w:rPr>
-        <w:rFonts w:ascii="Symbol" w:hAnsi="Symbol" w:hint="default"/>
-        <w:sz w:val="20"/>
-      </w:rPr>
-    </w:lvl>
-  </w:abstractNum>
-  <w:abstractNum w:abstractNumId="4" w15:restartNumberingAfterBreak="0">
+  <w:abstractNum w:abstractNumId="2" w15:restartNumberingAfterBreak="0">
     <w:nsid w:val="0CC339FD"/>
     <w:multiLevelType w:val="hybridMultilevel"/>
     <w:tmpl w:val="A9C8F010"/>
@@ -22162,7 +21866,7 @@
       </w:rPr>
     </w:lvl>
   </w:abstractNum>
-  <w:abstractNum w:abstractNumId="5" w15:restartNumberingAfterBreak="0">
+  <w:abstractNum w:abstractNumId="3" w15:restartNumberingAfterBreak="0">
     <w:nsid w:val="0DEC4E22"/>
     <w:multiLevelType w:val="hybridMultilevel"/>
     <w:tmpl w:val="43EAB7D0"/>
@@ -22275,7 +21979,7 @@
       </w:rPr>
     </w:lvl>
   </w:abstractNum>
-  <w:abstractNum w:abstractNumId="6" w15:restartNumberingAfterBreak="0">
+  <w:abstractNum w:abstractNumId="4" w15:restartNumberingAfterBreak="0">
     <w:nsid w:val="123A7D34"/>
     <w:multiLevelType w:val="hybridMultilevel"/>
     <w:tmpl w:val="F684B51A"/>
@@ -22388,269 +22092,7 @@
       </w:rPr>
     </w:lvl>
   </w:abstractNum>
-  <w:abstractNum w:abstractNumId="7" w15:restartNumberingAfterBreak="0">
-    <w:nsid w:val="1296348F"/>
-    <w:multiLevelType w:val="multilevel"/>
-    <w:tmpl w:val="2C5C4A90"/>
-    <w:lvl w:ilvl="0">
-      <w:start w:val="1"/>
-      <w:numFmt w:val="bullet"/>
-      <w:lvlText w:val=""/>
-      <w:lvlJc w:val="left"/>
-      <w:pPr>
-        <w:tabs>
-          <w:tab w:val="num" w:pos="720"/>
-        </w:tabs>
-        <w:ind w:left="720" w:hanging="360"/>
-      </w:pPr>
-      <w:rPr>
-        <w:rFonts w:ascii="Symbol" w:hAnsi="Symbol" w:hint="default"/>
-        <w:sz w:val="20"/>
-      </w:rPr>
-    </w:lvl>
-    <w:lvl w:ilvl="1" w:tentative="1">
-      <w:start w:val="1"/>
-      <w:numFmt w:val="bullet"/>
-      <w:lvlText w:val=""/>
-      <w:lvlJc w:val="left"/>
-      <w:pPr>
-        <w:tabs>
-          <w:tab w:val="num" w:pos="1440"/>
-        </w:tabs>
-        <w:ind w:left="1440" w:hanging="360"/>
-      </w:pPr>
-      <w:rPr>
-        <w:rFonts w:ascii="Symbol" w:hAnsi="Symbol" w:hint="default"/>
-        <w:sz w:val="20"/>
-      </w:rPr>
-    </w:lvl>
-    <w:lvl w:ilvl="2" w:tentative="1">
-      <w:start w:val="1"/>
-      <w:numFmt w:val="bullet"/>
-      <w:lvlText w:val=""/>
-      <w:lvlJc w:val="left"/>
-      <w:pPr>
-        <w:tabs>
-          <w:tab w:val="num" w:pos="2160"/>
-        </w:tabs>
-        <w:ind w:left="2160" w:hanging="360"/>
-      </w:pPr>
-      <w:rPr>
-        <w:rFonts w:ascii="Symbol" w:hAnsi="Symbol" w:hint="default"/>
-        <w:sz w:val="20"/>
-      </w:rPr>
-    </w:lvl>
-    <w:lvl w:ilvl="3" w:tentative="1">
-      <w:start w:val="1"/>
-      <w:numFmt w:val="bullet"/>
-      <w:lvlText w:val=""/>
-      <w:lvlJc w:val="left"/>
-      <w:pPr>
-        <w:tabs>
-          <w:tab w:val="num" w:pos="2880"/>
-        </w:tabs>
-        <w:ind w:left="2880" w:hanging="360"/>
-      </w:pPr>
-      <w:rPr>
-        <w:rFonts w:ascii="Symbol" w:hAnsi="Symbol" w:hint="default"/>
-        <w:sz w:val="20"/>
-      </w:rPr>
-    </w:lvl>
-    <w:lvl w:ilvl="4" w:tentative="1">
-      <w:start w:val="1"/>
-      <w:numFmt w:val="bullet"/>
-      <w:lvlText w:val=""/>
-      <w:lvlJc w:val="left"/>
-      <w:pPr>
-        <w:tabs>
-          <w:tab w:val="num" w:pos="3600"/>
-        </w:tabs>
-        <w:ind w:left="3600" w:hanging="360"/>
-      </w:pPr>
-      <w:rPr>
-        <w:rFonts w:ascii="Symbol" w:hAnsi="Symbol" w:hint="default"/>
-        <w:sz w:val="20"/>
-      </w:rPr>
-    </w:lvl>
-    <w:lvl w:ilvl="5" w:tentative="1">
-      <w:start w:val="1"/>
-      <w:numFmt w:val="bullet"/>
-      <w:lvlText w:val=""/>
-      <w:lvlJc w:val="left"/>
-      <w:pPr>
-        <w:tabs>
-          <w:tab w:val="num" w:pos="4320"/>
-        </w:tabs>
-        <w:ind w:left="4320" w:hanging="360"/>
-      </w:pPr>
-      <w:rPr>
-        <w:rFonts w:ascii="Symbol" w:hAnsi="Symbol" w:hint="default"/>
-        <w:sz w:val="20"/>
-      </w:rPr>
-    </w:lvl>
-    <w:lvl w:ilvl="6" w:tentative="1">
-      <w:start w:val="1"/>
-      <w:numFmt w:val="bullet"/>
-      <w:lvlText w:val=""/>
-      <w:lvlJc w:val="left"/>
-      <w:pPr>
-        <w:tabs>
-          <w:tab w:val="num" w:pos="5040"/>
-        </w:tabs>
-        <w:ind w:left="5040" w:hanging="360"/>
-      </w:pPr>
-      <w:rPr>
-        <w:rFonts w:ascii="Symbol" w:hAnsi="Symbol" w:hint="default"/>
-        <w:sz w:val="20"/>
-      </w:rPr>
-    </w:lvl>
-    <w:lvl w:ilvl="7" w:tentative="1">
-      <w:start w:val="1"/>
-      <w:numFmt w:val="bullet"/>
-      <w:lvlText w:val=""/>
-      <w:lvlJc w:val="left"/>
-      <w:pPr>
-        <w:tabs>
-          <w:tab w:val="num" w:pos="5760"/>
-        </w:tabs>
-        <w:ind w:left="5760" w:hanging="360"/>
-      </w:pPr>
-      <w:rPr>
-        <w:rFonts w:ascii="Symbol" w:hAnsi="Symbol" w:hint="default"/>
-        <w:sz w:val="20"/>
-      </w:rPr>
-    </w:lvl>
-    <w:lvl w:ilvl="8" w:tentative="1">
-      <w:start w:val="1"/>
-      <w:numFmt w:val="bullet"/>
-      <w:lvlText w:val=""/>
-      <w:lvlJc w:val="left"/>
-      <w:pPr>
-        <w:tabs>
-          <w:tab w:val="num" w:pos="6480"/>
-        </w:tabs>
-        <w:ind w:left="6480" w:hanging="360"/>
-      </w:pPr>
-      <w:rPr>
-        <w:rFonts w:ascii="Symbol" w:hAnsi="Symbol" w:hint="default"/>
-        <w:sz w:val="20"/>
-      </w:rPr>
-    </w:lvl>
-  </w:abstractNum>
-  <w:abstractNum w:abstractNumId="8" w15:restartNumberingAfterBreak="0">
-    <w:nsid w:val="140836F4"/>
-    <w:multiLevelType w:val="hybridMultilevel"/>
-    <w:tmpl w:val="FDCADCBA"/>
-    <w:lvl w:ilvl="0" w:tplc="2E9C95C4">
-      <w:start w:val="4"/>
-      <w:numFmt w:val="bullet"/>
-      <w:lvlText w:val="-"/>
-      <w:lvlJc w:val="left"/>
-      <w:pPr>
-        <w:ind w:left="720" w:hanging="360"/>
-      </w:pPr>
-      <w:rPr>
-        <w:rFonts w:ascii="Times New Roman" w:eastAsiaTheme="minorHAnsi" w:hAnsi="Times New Roman" w:cs="Times New Roman" w:hint="default"/>
-      </w:rPr>
-    </w:lvl>
-    <w:lvl w:ilvl="1" w:tplc="04090003" w:tentative="1">
-      <w:start w:val="1"/>
-      <w:numFmt w:val="bullet"/>
-      <w:lvlText w:val="o"/>
-      <w:lvlJc w:val="left"/>
-      <w:pPr>
-        <w:ind w:left="1440" w:hanging="360"/>
-      </w:pPr>
-      <w:rPr>
-        <w:rFonts w:ascii="Courier New" w:hAnsi="Courier New" w:cs="Courier New" w:hint="default"/>
-      </w:rPr>
-    </w:lvl>
-    <w:lvl w:ilvl="2" w:tplc="04090005" w:tentative="1">
-      <w:start w:val="1"/>
-      <w:numFmt w:val="bullet"/>
-      <w:lvlText w:val=""/>
-      <w:lvlJc w:val="left"/>
-      <w:pPr>
-        <w:ind w:left="2160" w:hanging="360"/>
-      </w:pPr>
-      <w:rPr>
-        <w:rFonts w:ascii="Wingdings" w:hAnsi="Wingdings" w:hint="default"/>
-      </w:rPr>
-    </w:lvl>
-    <w:lvl w:ilvl="3" w:tplc="04090001" w:tentative="1">
-      <w:start w:val="1"/>
-      <w:numFmt w:val="bullet"/>
-      <w:lvlText w:val=""/>
-      <w:lvlJc w:val="left"/>
-      <w:pPr>
-        <w:ind w:left="2880" w:hanging="360"/>
-      </w:pPr>
-      <w:rPr>
-        <w:rFonts w:ascii="Symbol" w:hAnsi="Symbol" w:hint="default"/>
-      </w:rPr>
-    </w:lvl>
-    <w:lvl w:ilvl="4" w:tplc="04090003" w:tentative="1">
-      <w:start w:val="1"/>
-      <w:numFmt w:val="bullet"/>
-      <w:lvlText w:val="o"/>
-      <w:lvlJc w:val="left"/>
-      <w:pPr>
-        <w:ind w:left="3600" w:hanging="360"/>
-      </w:pPr>
-      <w:rPr>
-        <w:rFonts w:ascii="Courier New" w:hAnsi="Courier New" w:cs="Courier New" w:hint="default"/>
-      </w:rPr>
-    </w:lvl>
-    <w:lvl w:ilvl="5" w:tplc="04090005" w:tentative="1">
-      <w:start w:val="1"/>
-      <w:numFmt w:val="bullet"/>
-      <w:lvlText w:val=""/>
-      <w:lvlJc w:val="left"/>
-      <w:pPr>
-        <w:ind w:left="4320" w:hanging="360"/>
-      </w:pPr>
-      <w:rPr>
-        <w:rFonts w:ascii="Wingdings" w:hAnsi="Wingdings" w:hint="default"/>
-      </w:rPr>
-    </w:lvl>
-    <w:lvl w:ilvl="6" w:tplc="04090001" w:tentative="1">
-      <w:start w:val="1"/>
-      <w:numFmt w:val="bullet"/>
-      <w:lvlText w:val=""/>
-      <w:lvlJc w:val="left"/>
-      <w:pPr>
-        <w:ind w:left="5040" w:hanging="360"/>
-      </w:pPr>
-      <w:rPr>
-        <w:rFonts w:ascii="Symbol" w:hAnsi="Symbol" w:hint="default"/>
-      </w:rPr>
-    </w:lvl>
-    <w:lvl w:ilvl="7" w:tplc="04090003" w:tentative="1">
-      <w:start w:val="1"/>
-      <w:numFmt w:val="bullet"/>
-      <w:lvlText w:val="o"/>
-      <w:lvlJc w:val="left"/>
-      <w:pPr>
-        <w:ind w:left="5760" w:hanging="360"/>
-      </w:pPr>
-      <w:rPr>
-        <w:rFonts w:ascii="Courier New" w:hAnsi="Courier New" w:cs="Courier New" w:hint="default"/>
-      </w:rPr>
-    </w:lvl>
-    <w:lvl w:ilvl="8" w:tplc="04090005" w:tentative="1">
-      <w:start w:val="1"/>
-      <w:numFmt w:val="bullet"/>
-      <w:lvlText w:val=""/>
-      <w:lvlJc w:val="left"/>
-      <w:pPr>
-        <w:ind w:left="6480" w:hanging="360"/>
-      </w:pPr>
-      <w:rPr>
-        <w:rFonts w:ascii="Wingdings" w:hAnsi="Wingdings" w:hint="default"/>
-      </w:rPr>
-    </w:lvl>
-  </w:abstractNum>
-  <w:abstractNum w:abstractNumId="9" w15:restartNumberingAfterBreak="0">
+  <w:abstractNum w:abstractNumId="5" w15:restartNumberingAfterBreak="0">
     <w:nsid w:val="153702C3"/>
     <w:multiLevelType w:val="hybridMultilevel"/>
     <w:tmpl w:val="373C86CA"/>
@@ -22763,7 +22205,7 @@
       </w:rPr>
     </w:lvl>
   </w:abstractNum>
-  <w:abstractNum w:abstractNumId="10" w15:restartNumberingAfterBreak="0">
+  <w:abstractNum w:abstractNumId="6" w15:restartNumberingAfterBreak="0">
     <w:nsid w:val="16735D52"/>
     <w:multiLevelType w:val="hybridMultilevel"/>
     <w:tmpl w:val="D6807216"/>
@@ -22876,7 +22318,7 @@
       </w:rPr>
     </w:lvl>
   </w:abstractNum>
-  <w:abstractNum w:abstractNumId="11" w15:restartNumberingAfterBreak="0">
+  <w:abstractNum w:abstractNumId="7" w15:restartNumberingAfterBreak="0">
     <w:nsid w:val="1A5736A2"/>
     <w:multiLevelType w:val="hybridMultilevel"/>
     <w:tmpl w:val="40C64A96"/>
@@ -22989,269 +22431,7 @@
       </w:rPr>
     </w:lvl>
   </w:abstractNum>
-  <w:abstractNum w:abstractNumId="12" w15:restartNumberingAfterBreak="0">
-    <w:nsid w:val="1A5F5BDF"/>
-    <w:multiLevelType w:val="multilevel"/>
-    <w:tmpl w:val="71B4A6F0"/>
-    <w:lvl w:ilvl="0">
-      <w:start w:val="1"/>
-      <w:numFmt w:val="bullet"/>
-      <w:lvlText w:val=""/>
-      <w:lvlJc w:val="left"/>
-      <w:pPr>
-        <w:tabs>
-          <w:tab w:val="num" w:pos="720"/>
-        </w:tabs>
-        <w:ind w:left="720" w:hanging="360"/>
-      </w:pPr>
-      <w:rPr>
-        <w:rFonts w:ascii="Symbol" w:hAnsi="Symbol" w:hint="default"/>
-        <w:sz w:val="20"/>
-      </w:rPr>
-    </w:lvl>
-    <w:lvl w:ilvl="1" w:tentative="1">
-      <w:start w:val="1"/>
-      <w:numFmt w:val="bullet"/>
-      <w:lvlText w:val=""/>
-      <w:lvlJc w:val="left"/>
-      <w:pPr>
-        <w:tabs>
-          <w:tab w:val="num" w:pos="1440"/>
-        </w:tabs>
-        <w:ind w:left="1440" w:hanging="360"/>
-      </w:pPr>
-      <w:rPr>
-        <w:rFonts w:ascii="Symbol" w:hAnsi="Symbol" w:hint="default"/>
-        <w:sz w:val="20"/>
-      </w:rPr>
-    </w:lvl>
-    <w:lvl w:ilvl="2" w:tentative="1">
-      <w:start w:val="1"/>
-      <w:numFmt w:val="bullet"/>
-      <w:lvlText w:val=""/>
-      <w:lvlJc w:val="left"/>
-      <w:pPr>
-        <w:tabs>
-          <w:tab w:val="num" w:pos="2160"/>
-        </w:tabs>
-        <w:ind w:left="2160" w:hanging="360"/>
-      </w:pPr>
-      <w:rPr>
-        <w:rFonts w:ascii="Symbol" w:hAnsi="Symbol" w:hint="default"/>
-        <w:sz w:val="20"/>
-      </w:rPr>
-    </w:lvl>
-    <w:lvl w:ilvl="3" w:tentative="1">
-      <w:start w:val="1"/>
-      <w:numFmt w:val="bullet"/>
-      <w:lvlText w:val=""/>
-      <w:lvlJc w:val="left"/>
-      <w:pPr>
-        <w:tabs>
-          <w:tab w:val="num" w:pos="2880"/>
-        </w:tabs>
-        <w:ind w:left="2880" w:hanging="360"/>
-      </w:pPr>
-      <w:rPr>
-        <w:rFonts w:ascii="Symbol" w:hAnsi="Symbol" w:hint="default"/>
-        <w:sz w:val="20"/>
-      </w:rPr>
-    </w:lvl>
-    <w:lvl w:ilvl="4" w:tentative="1">
-      <w:start w:val="1"/>
-      <w:numFmt w:val="bullet"/>
-      <w:lvlText w:val=""/>
-      <w:lvlJc w:val="left"/>
-      <w:pPr>
-        <w:tabs>
-          <w:tab w:val="num" w:pos="3600"/>
-        </w:tabs>
-        <w:ind w:left="3600" w:hanging="360"/>
-      </w:pPr>
-      <w:rPr>
-        <w:rFonts w:ascii="Symbol" w:hAnsi="Symbol" w:hint="default"/>
-        <w:sz w:val="20"/>
-      </w:rPr>
-    </w:lvl>
-    <w:lvl w:ilvl="5" w:tentative="1">
-      <w:start w:val="1"/>
-      <w:numFmt w:val="bullet"/>
-      <w:lvlText w:val=""/>
-      <w:lvlJc w:val="left"/>
-      <w:pPr>
-        <w:tabs>
-          <w:tab w:val="num" w:pos="4320"/>
-        </w:tabs>
-        <w:ind w:left="4320" w:hanging="360"/>
-      </w:pPr>
-      <w:rPr>
-        <w:rFonts w:ascii="Symbol" w:hAnsi="Symbol" w:hint="default"/>
-        <w:sz w:val="20"/>
-      </w:rPr>
-    </w:lvl>
-    <w:lvl w:ilvl="6" w:tentative="1">
-      <w:start w:val="1"/>
-      <w:numFmt w:val="bullet"/>
-      <w:lvlText w:val=""/>
-      <w:lvlJc w:val="left"/>
-      <w:pPr>
-        <w:tabs>
-          <w:tab w:val="num" w:pos="5040"/>
-        </w:tabs>
-        <w:ind w:left="5040" w:hanging="360"/>
-      </w:pPr>
-      <w:rPr>
-        <w:rFonts w:ascii="Symbol" w:hAnsi="Symbol" w:hint="default"/>
-        <w:sz w:val="20"/>
-      </w:rPr>
-    </w:lvl>
-    <w:lvl w:ilvl="7" w:tentative="1">
-      <w:start w:val="1"/>
-      <w:numFmt w:val="bullet"/>
-      <w:lvlText w:val=""/>
-      <w:lvlJc w:val="left"/>
-      <w:pPr>
-        <w:tabs>
-          <w:tab w:val="num" w:pos="5760"/>
-        </w:tabs>
-        <w:ind w:left="5760" w:hanging="360"/>
-      </w:pPr>
-      <w:rPr>
-        <w:rFonts w:ascii="Symbol" w:hAnsi="Symbol" w:hint="default"/>
-        <w:sz w:val="20"/>
-      </w:rPr>
-    </w:lvl>
-    <w:lvl w:ilvl="8" w:tentative="1">
-      <w:start w:val="1"/>
-      <w:numFmt w:val="bullet"/>
-      <w:lvlText w:val=""/>
-      <w:lvlJc w:val="left"/>
-      <w:pPr>
-        <w:tabs>
-          <w:tab w:val="num" w:pos="6480"/>
-        </w:tabs>
-        <w:ind w:left="6480" w:hanging="360"/>
-      </w:pPr>
-      <w:rPr>
-        <w:rFonts w:ascii="Symbol" w:hAnsi="Symbol" w:hint="default"/>
-        <w:sz w:val="20"/>
-      </w:rPr>
-    </w:lvl>
-  </w:abstractNum>
-  <w:abstractNum w:abstractNumId="13" w15:restartNumberingAfterBreak="0">
-    <w:nsid w:val="1B7A49FA"/>
-    <w:multiLevelType w:val="hybridMultilevel"/>
-    <w:tmpl w:val="A44CAAD8"/>
-    <w:lvl w:ilvl="0" w:tplc="04090001">
-      <w:start w:val="1"/>
-      <w:numFmt w:val="bullet"/>
-      <w:lvlText w:val=""/>
-      <w:lvlJc w:val="left"/>
-      <w:pPr>
-        <w:ind w:left="1080" w:hanging="360"/>
-      </w:pPr>
-      <w:rPr>
-        <w:rFonts w:ascii="Symbol" w:hAnsi="Symbol" w:hint="default"/>
-      </w:rPr>
-    </w:lvl>
-    <w:lvl w:ilvl="1" w:tplc="04090003" w:tentative="1">
-      <w:start w:val="1"/>
-      <w:numFmt w:val="bullet"/>
-      <w:lvlText w:val="o"/>
-      <w:lvlJc w:val="left"/>
-      <w:pPr>
-        <w:ind w:left="1800" w:hanging="360"/>
-      </w:pPr>
-      <w:rPr>
-        <w:rFonts w:ascii="Courier New" w:hAnsi="Courier New" w:cs="Courier New" w:hint="default"/>
-      </w:rPr>
-    </w:lvl>
-    <w:lvl w:ilvl="2" w:tplc="04090005" w:tentative="1">
-      <w:start w:val="1"/>
-      <w:numFmt w:val="bullet"/>
-      <w:lvlText w:val=""/>
-      <w:lvlJc w:val="left"/>
-      <w:pPr>
-        <w:ind w:left="2520" w:hanging="360"/>
-      </w:pPr>
-      <w:rPr>
-        <w:rFonts w:ascii="Wingdings" w:hAnsi="Wingdings" w:hint="default"/>
-      </w:rPr>
-    </w:lvl>
-    <w:lvl w:ilvl="3" w:tplc="04090001" w:tentative="1">
-      <w:start w:val="1"/>
-      <w:numFmt w:val="bullet"/>
-      <w:lvlText w:val=""/>
-      <w:lvlJc w:val="left"/>
-      <w:pPr>
-        <w:ind w:left="3240" w:hanging="360"/>
-      </w:pPr>
-      <w:rPr>
-        <w:rFonts w:ascii="Symbol" w:hAnsi="Symbol" w:hint="default"/>
-      </w:rPr>
-    </w:lvl>
-    <w:lvl w:ilvl="4" w:tplc="04090003" w:tentative="1">
-      <w:start w:val="1"/>
-      <w:numFmt w:val="bullet"/>
-      <w:lvlText w:val="o"/>
-      <w:lvlJc w:val="left"/>
-      <w:pPr>
-        <w:ind w:left="3960" w:hanging="360"/>
-      </w:pPr>
-      <w:rPr>
-        <w:rFonts w:ascii="Courier New" w:hAnsi="Courier New" w:cs="Courier New" w:hint="default"/>
-      </w:rPr>
-    </w:lvl>
-    <w:lvl w:ilvl="5" w:tplc="04090005" w:tentative="1">
-      <w:start w:val="1"/>
-      <w:numFmt w:val="bullet"/>
-      <w:lvlText w:val=""/>
-      <w:lvlJc w:val="left"/>
-      <w:pPr>
-        <w:ind w:left="4680" w:hanging="360"/>
-      </w:pPr>
-      <w:rPr>
-        <w:rFonts w:ascii="Wingdings" w:hAnsi="Wingdings" w:hint="default"/>
-      </w:rPr>
-    </w:lvl>
-    <w:lvl w:ilvl="6" w:tplc="04090001" w:tentative="1">
-      <w:start w:val="1"/>
-      <w:numFmt w:val="bullet"/>
-      <w:lvlText w:val=""/>
-      <w:lvlJc w:val="left"/>
-      <w:pPr>
-        <w:ind w:left="5400" w:hanging="360"/>
-      </w:pPr>
-      <w:rPr>
-        <w:rFonts w:ascii="Symbol" w:hAnsi="Symbol" w:hint="default"/>
-      </w:rPr>
-    </w:lvl>
-    <w:lvl w:ilvl="7" w:tplc="04090003" w:tentative="1">
-      <w:start w:val="1"/>
-      <w:numFmt w:val="bullet"/>
-      <w:lvlText w:val="o"/>
-      <w:lvlJc w:val="left"/>
-      <w:pPr>
-        <w:ind w:left="6120" w:hanging="360"/>
-      </w:pPr>
-      <w:rPr>
-        <w:rFonts w:ascii="Courier New" w:hAnsi="Courier New" w:cs="Courier New" w:hint="default"/>
-      </w:rPr>
-    </w:lvl>
-    <w:lvl w:ilvl="8" w:tplc="04090005" w:tentative="1">
-      <w:start w:val="1"/>
-      <w:numFmt w:val="bullet"/>
-      <w:lvlText w:val=""/>
-      <w:lvlJc w:val="left"/>
-      <w:pPr>
-        <w:ind w:left="6840" w:hanging="360"/>
-      </w:pPr>
-      <w:rPr>
-        <w:rFonts w:ascii="Wingdings" w:hAnsi="Wingdings" w:hint="default"/>
-      </w:rPr>
-    </w:lvl>
-  </w:abstractNum>
-  <w:abstractNum w:abstractNumId="14" w15:restartNumberingAfterBreak="0">
+  <w:abstractNum w:abstractNumId="8" w15:restartNumberingAfterBreak="0">
     <w:nsid w:val="1EC81FDB"/>
     <w:multiLevelType w:val="hybridMultilevel"/>
     <w:tmpl w:val="8254405E"/>
@@ -23364,156 +22544,7 @@
       </w:rPr>
     </w:lvl>
   </w:abstractNum>
-  <w:abstractNum w:abstractNumId="15" w15:restartNumberingAfterBreak="0">
-    <w:nsid w:val="234D6F4A"/>
-    <w:multiLevelType w:val="multilevel"/>
-    <w:tmpl w:val="7738258A"/>
-    <w:lvl w:ilvl="0">
-      <w:start w:val="1"/>
-      <w:numFmt w:val="bullet"/>
-      <w:lvlText w:val=""/>
-      <w:lvlJc w:val="left"/>
-      <w:pPr>
-        <w:tabs>
-          <w:tab w:val="num" w:pos="720"/>
-        </w:tabs>
-        <w:ind w:left="720" w:hanging="360"/>
-      </w:pPr>
-      <w:rPr>
-        <w:rFonts w:ascii="Symbol" w:hAnsi="Symbol" w:hint="default"/>
-        <w:sz w:val="20"/>
-      </w:rPr>
-    </w:lvl>
-    <w:lvl w:ilvl="1" w:tentative="1">
-      <w:start w:val="1"/>
-      <w:numFmt w:val="bullet"/>
-      <w:lvlText w:val=""/>
-      <w:lvlJc w:val="left"/>
-      <w:pPr>
-        <w:tabs>
-          <w:tab w:val="num" w:pos="1440"/>
-        </w:tabs>
-        <w:ind w:left="1440" w:hanging="360"/>
-      </w:pPr>
-      <w:rPr>
-        <w:rFonts w:ascii="Symbol" w:hAnsi="Symbol" w:hint="default"/>
-        <w:sz w:val="20"/>
-      </w:rPr>
-    </w:lvl>
-    <w:lvl w:ilvl="2" w:tentative="1">
-      <w:start w:val="1"/>
-      <w:numFmt w:val="bullet"/>
-      <w:lvlText w:val=""/>
-      <w:lvlJc w:val="left"/>
-      <w:pPr>
-        <w:tabs>
-          <w:tab w:val="num" w:pos="2160"/>
-        </w:tabs>
-        <w:ind w:left="2160" w:hanging="360"/>
-      </w:pPr>
-      <w:rPr>
-        <w:rFonts w:ascii="Symbol" w:hAnsi="Symbol" w:hint="default"/>
-        <w:sz w:val="20"/>
-      </w:rPr>
-    </w:lvl>
-    <w:lvl w:ilvl="3" w:tentative="1">
-      <w:start w:val="1"/>
-      <w:numFmt w:val="bullet"/>
-      <w:lvlText w:val=""/>
-      <w:lvlJc w:val="left"/>
-      <w:pPr>
-        <w:tabs>
-          <w:tab w:val="num" w:pos="2880"/>
-        </w:tabs>
-        <w:ind w:left="2880" w:hanging="360"/>
-      </w:pPr>
-      <w:rPr>
-        <w:rFonts w:ascii="Symbol" w:hAnsi="Symbol" w:hint="default"/>
-        <w:sz w:val="20"/>
-      </w:rPr>
-    </w:lvl>
-    <w:lvl w:ilvl="4" w:tentative="1">
-      <w:start w:val="1"/>
-      <w:numFmt w:val="bullet"/>
-      <w:lvlText w:val=""/>
-      <w:lvlJc w:val="left"/>
-      <w:pPr>
-        <w:tabs>
-          <w:tab w:val="num" w:pos="3600"/>
-        </w:tabs>
-        <w:ind w:left="3600" w:hanging="360"/>
-      </w:pPr>
-      <w:rPr>
-        <w:rFonts w:ascii="Symbol" w:hAnsi="Symbol" w:hint="default"/>
-        <w:sz w:val="20"/>
-      </w:rPr>
-    </w:lvl>
-    <w:lvl w:ilvl="5" w:tentative="1">
-      <w:start w:val="1"/>
-      <w:numFmt w:val="bullet"/>
-      <w:lvlText w:val=""/>
-      <w:lvlJc w:val="left"/>
-      <w:pPr>
-        <w:tabs>
-          <w:tab w:val="num" w:pos="4320"/>
-        </w:tabs>
-        <w:ind w:left="4320" w:hanging="360"/>
-      </w:pPr>
-      <w:rPr>
-        <w:rFonts w:ascii="Symbol" w:hAnsi="Symbol" w:hint="default"/>
-        <w:sz w:val="20"/>
-      </w:rPr>
-    </w:lvl>
-    <w:lvl w:ilvl="6" w:tentative="1">
-      <w:start w:val="1"/>
-      <w:numFmt w:val="bullet"/>
-      <w:lvlText w:val=""/>
-      <w:lvlJc w:val="left"/>
-      <w:pPr>
-        <w:tabs>
-          <w:tab w:val="num" w:pos="5040"/>
-        </w:tabs>
-        <w:ind w:left="5040" w:hanging="360"/>
-      </w:pPr>
-      <w:rPr>
-        <w:rFonts w:ascii="Symbol" w:hAnsi="Symbol" w:hint="default"/>
-        <w:sz w:val="20"/>
-      </w:rPr>
-    </w:lvl>
-    <w:lvl w:ilvl="7" w:tentative="1">
-      <w:start w:val="1"/>
-      <w:numFmt w:val="bullet"/>
-      <w:lvlText w:val=""/>
-      <w:lvlJc w:val="left"/>
-      <w:pPr>
-        <w:tabs>
-          <w:tab w:val="num" w:pos="5760"/>
-        </w:tabs>
-        <w:ind w:left="5760" w:hanging="360"/>
-      </w:pPr>
-      <w:rPr>
-        <w:rFonts w:ascii="Symbol" w:hAnsi="Symbol" w:hint="default"/>
-        <w:sz w:val="20"/>
-      </w:rPr>
-    </w:lvl>
-    <w:lvl w:ilvl="8" w:tentative="1">
-      <w:start w:val="1"/>
-      <w:numFmt w:val="bullet"/>
-      <w:lvlText w:val=""/>
-      <w:lvlJc w:val="left"/>
-      <w:pPr>
-        <w:tabs>
-          <w:tab w:val="num" w:pos="6480"/>
-        </w:tabs>
-        <w:ind w:left="6480" w:hanging="360"/>
-      </w:pPr>
-      <w:rPr>
-        <w:rFonts w:ascii="Symbol" w:hAnsi="Symbol" w:hint="default"/>
-        <w:sz w:val="20"/>
-      </w:rPr>
-    </w:lvl>
-  </w:abstractNum>
-  <w:abstractNum w:abstractNumId="16" w15:restartNumberingAfterBreak="0">
+  <w:abstractNum w:abstractNumId="9" w15:restartNumberingAfterBreak="0">
     <w:nsid w:val="2419081E"/>
     <w:multiLevelType w:val="hybridMultilevel"/>
     <w:tmpl w:val="51BAB800"/>
@@ -23604,7 +22635,7 @@
       </w:pPr>
     </w:lvl>
   </w:abstractNum>
-  <w:abstractNum w:abstractNumId="17" w15:restartNumberingAfterBreak="0">
+  <w:abstractNum w:abstractNumId="10" w15:restartNumberingAfterBreak="0">
     <w:nsid w:val="268B6B5F"/>
     <w:multiLevelType w:val="hybridMultilevel"/>
     <w:tmpl w:val="0CF80272"/>
@@ -23717,7 +22748,7 @@
       </w:rPr>
     </w:lvl>
   </w:abstractNum>
-  <w:abstractNum w:abstractNumId="18" w15:restartNumberingAfterBreak="0">
+  <w:abstractNum w:abstractNumId="11" w15:restartNumberingAfterBreak="0">
     <w:nsid w:val="289062A2"/>
     <w:multiLevelType w:val="hybridMultilevel"/>
     <w:tmpl w:val="33B4064C"/>
@@ -23830,156 +22861,7 @@
       </w:rPr>
     </w:lvl>
   </w:abstractNum>
-  <w:abstractNum w:abstractNumId="19" w15:restartNumberingAfterBreak="0">
-    <w:nsid w:val="294C72E6"/>
-    <w:multiLevelType w:val="multilevel"/>
-    <w:tmpl w:val="81A61E6E"/>
-    <w:lvl w:ilvl="0">
-      <w:start w:val="1"/>
-      <w:numFmt w:val="bullet"/>
-      <w:lvlText w:val=""/>
-      <w:lvlJc w:val="left"/>
-      <w:pPr>
-        <w:tabs>
-          <w:tab w:val="num" w:pos="720"/>
-        </w:tabs>
-        <w:ind w:left="720" w:hanging="360"/>
-      </w:pPr>
-      <w:rPr>
-        <w:rFonts w:ascii="Symbol" w:hAnsi="Symbol" w:hint="default"/>
-        <w:sz w:val="20"/>
-      </w:rPr>
-    </w:lvl>
-    <w:lvl w:ilvl="1" w:tentative="1">
-      <w:start w:val="1"/>
-      <w:numFmt w:val="bullet"/>
-      <w:lvlText w:val=""/>
-      <w:lvlJc w:val="left"/>
-      <w:pPr>
-        <w:tabs>
-          <w:tab w:val="num" w:pos="1440"/>
-        </w:tabs>
-        <w:ind w:left="1440" w:hanging="360"/>
-      </w:pPr>
-      <w:rPr>
-        <w:rFonts w:ascii="Symbol" w:hAnsi="Symbol" w:hint="default"/>
-        <w:sz w:val="20"/>
-      </w:rPr>
-    </w:lvl>
-    <w:lvl w:ilvl="2" w:tentative="1">
-      <w:start w:val="1"/>
-      <w:numFmt w:val="bullet"/>
-      <w:lvlText w:val=""/>
-      <w:lvlJc w:val="left"/>
-      <w:pPr>
-        <w:tabs>
-          <w:tab w:val="num" w:pos="2160"/>
-        </w:tabs>
-        <w:ind w:left="2160" w:hanging="360"/>
-      </w:pPr>
-      <w:rPr>
-        <w:rFonts w:ascii="Symbol" w:hAnsi="Symbol" w:hint="default"/>
-        <w:sz w:val="20"/>
-      </w:rPr>
-    </w:lvl>
-    <w:lvl w:ilvl="3" w:tentative="1">
-      <w:start w:val="1"/>
-      <w:numFmt w:val="bullet"/>
-      <w:lvlText w:val=""/>
-      <w:lvlJc w:val="left"/>
-      <w:pPr>
-        <w:tabs>
-          <w:tab w:val="num" w:pos="2880"/>
-        </w:tabs>
-        <w:ind w:left="2880" w:hanging="360"/>
-      </w:pPr>
-      <w:rPr>
-        <w:rFonts w:ascii="Symbol" w:hAnsi="Symbol" w:hint="default"/>
-        <w:sz w:val="20"/>
-      </w:rPr>
-    </w:lvl>
-    <w:lvl w:ilvl="4" w:tentative="1">
-      <w:start w:val="1"/>
-      <w:numFmt w:val="bullet"/>
-      <w:lvlText w:val=""/>
-      <w:lvlJc w:val="left"/>
-      <w:pPr>
-        <w:tabs>
-          <w:tab w:val="num" w:pos="3600"/>
-        </w:tabs>
-        <w:ind w:left="3600" w:hanging="360"/>
-      </w:pPr>
-      <w:rPr>
-        <w:rFonts w:ascii="Symbol" w:hAnsi="Symbol" w:hint="default"/>
-        <w:sz w:val="20"/>
-      </w:rPr>
-    </w:lvl>
-    <w:lvl w:ilvl="5" w:tentative="1">
-      <w:start w:val="1"/>
-      <w:numFmt w:val="bullet"/>
-      <w:lvlText w:val=""/>
-      <w:lvlJc w:val="left"/>
-      <w:pPr>
-        <w:tabs>
-          <w:tab w:val="num" w:pos="4320"/>
-        </w:tabs>
-        <w:ind w:left="4320" w:hanging="360"/>
-      </w:pPr>
-      <w:rPr>
-        <w:rFonts w:ascii="Symbol" w:hAnsi="Symbol" w:hint="default"/>
-        <w:sz w:val="20"/>
-      </w:rPr>
-    </w:lvl>
-    <w:lvl w:ilvl="6" w:tentative="1">
-      <w:start w:val="1"/>
-      <w:numFmt w:val="bullet"/>
-      <w:lvlText w:val=""/>
-      <w:lvlJc w:val="left"/>
-      <w:pPr>
-        <w:tabs>
-          <w:tab w:val="num" w:pos="5040"/>
-        </w:tabs>
-        <w:ind w:left="5040" w:hanging="360"/>
-      </w:pPr>
-      <w:rPr>
-        <w:rFonts w:ascii="Symbol" w:hAnsi="Symbol" w:hint="default"/>
-        <w:sz w:val="20"/>
-      </w:rPr>
-    </w:lvl>
-    <w:lvl w:ilvl="7" w:tentative="1">
-      <w:start w:val="1"/>
-      <w:numFmt w:val="bullet"/>
-      <w:lvlText w:val=""/>
-      <w:lvlJc w:val="left"/>
-      <w:pPr>
-        <w:tabs>
-          <w:tab w:val="num" w:pos="5760"/>
-        </w:tabs>
-        <w:ind w:left="5760" w:hanging="360"/>
-      </w:pPr>
-      <w:rPr>
-        <w:rFonts w:ascii="Symbol" w:hAnsi="Symbol" w:hint="default"/>
-        <w:sz w:val="20"/>
-      </w:rPr>
-    </w:lvl>
-    <w:lvl w:ilvl="8" w:tentative="1">
-      <w:start w:val="1"/>
-      <w:numFmt w:val="bullet"/>
-      <w:lvlText w:val=""/>
-      <w:lvlJc w:val="left"/>
-      <w:pPr>
-        <w:tabs>
-          <w:tab w:val="num" w:pos="6480"/>
-        </w:tabs>
-        <w:ind w:left="6480" w:hanging="360"/>
-      </w:pPr>
-      <w:rPr>
-        <w:rFonts w:ascii="Symbol" w:hAnsi="Symbol" w:hint="default"/>
-        <w:sz w:val="20"/>
-      </w:rPr>
-    </w:lvl>
-  </w:abstractNum>
-  <w:abstractNum w:abstractNumId="20" w15:restartNumberingAfterBreak="0">
+  <w:abstractNum w:abstractNumId="12" w15:restartNumberingAfterBreak="0">
     <w:nsid w:val="29915706"/>
     <w:multiLevelType w:val="hybridMultilevel"/>
     <w:tmpl w:val="7E561394"/>
@@ -24092,156 +22974,7 @@
       </w:rPr>
     </w:lvl>
   </w:abstractNum>
-  <w:abstractNum w:abstractNumId="21" w15:restartNumberingAfterBreak="0">
-    <w:nsid w:val="304D36E4"/>
-    <w:multiLevelType w:val="multilevel"/>
-    <w:tmpl w:val="06C891BE"/>
-    <w:lvl w:ilvl="0">
-      <w:start w:val="1"/>
-      <w:numFmt w:val="bullet"/>
-      <w:lvlText w:val=""/>
-      <w:lvlJc w:val="left"/>
-      <w:pPr>
-        <w:tabs>
-          <w:tab w:val="num" w:pos="720"/>
-        </w:tabs>
-        <w:ind w:left="720" w:hanging="360"/>
-      </w:pPr>
-      <w:rPr>
-        <w:rFonts w:ascii="Symbol" w:hAnsi="Symbol" w:hint="default"/>
-        <w:sz w:val="20"/>
-      </w:rPr>
-    </w:lvl>
-    <w:lvl w:ilvl="1" w:tentative="1">
-      <w:start w:val="1"/>
-      <w:numFmt w:val="bullet"/>
-      <w:lvlText w:val=""/>
-      <w:lvlJc w:val="left"/>
-      <w:pPr>
-        <w:tabs>
-          <w:tab w:val="num" w:pos="1440"/>
-        </w:tabs>
-        <w:ind w:left="1440" w:hanging="360"/>
-      </w:pPr>
-      <w:rPr>
-        <w:rFonts w:ascii="Symbol" w:hAnsi="Symbol" w:hint="default"/>
-        <w:sz w:val="20"/>
-      </w:rPr>
-    </w:lvl>
-    <w:lvl w:ilvl="2" w:tentative="1">
-      <w:start w:val="1"/>
-      <w:numFmt w:val="bullet"/>
-      <w:lvlText w:val=""/>
-      <w:lvlJc w:val="left"/>
-      <w:pPr>
-        <w:tabs>
-          <w:tab w:val="num" w:pos="2160"/>
-        </w:tabs>
-        <w:ind w:left="2160" w:hanging="360"/>
-      </w:pPr>
-      <w:rPr>
-        <w:rFonts w:ascii="Symbol" w:hAnsi="Symbol" w:hint="default"/>
-        <w:sz w:val="20"/>
-      </w:rPr>
-    </w:lvl>
-    <w:lvl w:ilvl="3" w:tentative="1">
-      <w:start w:val="1"/>
-      <w:numFmt w:val="bullet"/>
-      <w:lvlText w:val=""/>
-      <w:lvlJc w:val="left"/>
-      <w:pPr>
-        <w:tabs>
-          <w:tab w:val="num" w:pos="2880"/>
-        </w:tabs>
-        <w:ind w:left="2880" w:hanging="360"/>
-      </w:pPr>
-      <w:rPr>
-        <w:rFonts w:ascii="Symbol" w:hAnsi="Symbol" w:hint="default"/>
-        <w:sz w:val="20"/>
-      </w:rPr>
-    </w:lvl>
-    <w:lvl w:ilvl="4" w:tentative="1">
-      <w:start w:val="1"/>
-      <w:numFmt w:val="bullet"/>
-      <w:lvlText w:val=""/>
-      <w:lvlJc w:val="left"/>
-      <w:pPr>
-        <w:tabs>
-          <w:tab w:val="num" w:pos="3600"/>
-        </w:tabs>
-        <w:ind w:left="3600" w:hanging="360"/>
-      </w:pPr>
-      <w:rPr>
-        <w:rFonts w:ascii="Symbol" w:hAnsi="Symbol" w:hint="default"/>
-        <w:sz w:val="20"/>
-      </w:rPr>
-    </w:lvl>
-    <w:lvl w:ilvl="5" w:tentative="1">
-      <w:start w:val="1"/>
-      <w:numFmt w:val="bullet"/>
-      <w:lvlText w:val=""/>
-      <w:lvlJc w:val="left"/>
-      <w:pPr>
-        <w:tabs>
-          <w:tab w:val="num" w:pos="4320"/>
-        </w:tabs>
-        <w:ind w:left="4320" w:hanging="360"/>
-      </w:pPr>
-      <w:rPr>
-        <w:rFonts w:ascii="Symbol" w:hAnsi="Symbol" w:hint="default"/>
-        <w:sz w:val="20"/>
-      </w:rPr>
-    </w:lvl>
-    <w:lvl w:ilvl="6" w:tentative="1">
-      <w:start w:val="1"/>
-      <w:numFmt w:val="bullet"/>
-      <w:lvlText w:val=""/>
-      <w:lvlJc w:val="left"/>
-      <w:pPr>
-        <w:tabs>
-          <w:tab w:val="num" w:pos="5040"/>
-        </w:tabs>
-        <w:ind w:left="5040" w:hanging="360"/>
-      </w:pPr>
-      <w:rPr>
-        <w:rFonts w:ascii="Symbol" w:hAnsi="Symbol" w:hint="default"/>
-        <w:sz w:val="20"/>
-      </w:rPr>
-    </w:lvl>
-    <w:lvl w:ilvl="7" w:tentative="1">
-      <w:start w:val="1"/>
-      <w:numFmt w:val="bullet"/>
-      <w:lvlText w:val=""/>
-      <w:lvlJc w:val="left"/>
-      <w:pPr>
-        <w:tabs>
-          <w:tab w:val="num" w:pos="5760"/>
-        </w:tabs>
-        <w:ind w:left="5760" w:hanging="360"/>
-      </w:pPr>
-      <w:rPr>
-        <w:rFonts w:ascii="Symbol" w:hAnsi="Symbol" w:hint="default"/>
-        <w:sz w:val="20"/>
-      </w:rPr>
-    </w:lvl>
-    <w:lvl w:ilvl="8" w:tentative="1">
-      <w:start w:val="1"/>
-      <w:numFmt w:val="bullet"/>
-      <w:lvlText w:val=""/>
-      <w:lvlJc w:val="left"/>
-      <w:pPr>
-        <w:tabs>
-          <w:tab w:val="num" w:pos="6480"/>
-        </w:tabs>
-        <w:ind w:left="6480" w:hanging="360"/>
-      </w:pPr>
-      <w:rPr>
-        <w:rFonts w:ascii="Symbol" w:hAnsi="Symbol" w:hint="default"/>
-        <w:sz w:val="20"/>
-      </w:rPr>
-    </w:lvl>
-  </w:abstractNum>
-  <w:abstractNum w:abstractNumId="22" w15:restartNumberingAfterBreak="0">
+  <w:abstractNum w:abstractNumId="13" w15:restartNumberingAfterBreak="0">
     <w:nsid w:val="32855F47"/>
     <w:multiLevelType w:val="hybridMultilevel"/>
     <w:tmpl w:val="E2403004"/>
@@ -24354,156 +23087,7 @@
       </w:rPr>
     </w:lvl>
   </w:abstractNum>
-  <w:abstractNum w:abstractNumId="23" w15:restartNumberingAfterBreak="0">
-    <w:nsid w:val="376D1AEB"/>
-    <w:multiLevelType w:val="multilevel"/>
-    <w:tmpl w:val="E116A74E"/>
-    <w:lvl w:ilvl="0">
-      <w:start w:val="1"/>
-      <w:numFmt w:val="bullet"/>
-      <w:lvlText w:val=""/>
-      <w:lvlJc w:val="left"/>
-      <w:pPr>
-        <w:tabs>
-          <w:tab w:val="num" w:pos="720"/>
-        </w:tabs>
-        <w:ind w:left="720" w:hanging="360"/>
-      </w:pPr>
-      <w:rPr>
-        <w:rFonts w:ascii="Symbol" w:hAnsi="Symbol" w:hint="default"/>
-        <w:sz w:val="20"/>
-      </w:rPr>
-    </w:lvl>
-    <w:lvl w:ilvl="1" w:tentative="1">
-      <w:start w:val="1"/>
-      <w:numFmt w:val="bullet"/>
-      <w:lvlText w:val=""/>
-      <w:lvlJc w:val="left"/>
-      <w:pPr>
-        <w:tabs>
-          <w:tab w:val="num" w:pos="1440"/>
-        </w:tabs>
-        <w:ind w:left="1440" w:hanging="360"/>
-      </w:pPr>
-      <w:rPr>
-        <w:rFonts w:ascii="Symbol" w:hAnsi="Symbol" w:hint="default"/>
-        <w:sz w:val="20"/>
-      </w:rPr>
-    </w:lvl>
-    <w:lvl w:ilvl="2" w:tentative="1">
-      <w:start w:val="1"/>
-      <w:numFmt w:val="bullet"/>
-      <w:lvlText w:val=""/>
-      <w:lvlJc w:val="left"/>
-      <w:pPr>
-        <w:tabs>
-          <w:tab w:val="num" w:pos="2160"/>
-        </w:tabs>
-        <w:ind w:left="2160" w:hanging="360"/>
-      </w:pPr>
-      <w:rPr>
-        <w:rFonts w:ascii="Symbol" w:hAnsi="Symbol" w:hint="default"/>
-        <w:sz w:val="20"/>
-      </w:rPr>
-    </w:lvl>
-    <w:lvl w:ilvl="3" w:tentative="1">
-      <w:start w:val="1"/>
-      <w:numFmt w:val="bullet"/>
-      <w:lvlText w:val=""/>
-      <w:lvlJc w:val="left"/>
-      <w:pPr>
-        <w:tabs>
-          <w:tab w:val="num" w:pos="2880"/>
-        </w:tabs>
-        <w:ind w:left="2880" w:hanging="360"/>
-      </w:pPr>
-      <w:rPr>
-        <w:rFonts w:ascii="Symbol" w:hAnsi="Symbol" w:hint="default"/>
-        <w:sz w:val="20"/>
-      </w:rPr>
-    </w:lvl>
-    <w:lvl w:ilvl="4" w:tentative="1">
-      <w:start w:val="1"/>
-      <w:numFmt w:val="bullet"/>
-      <w:lvlText w:val=""/>
-      <w:lvlJc w:val="left"/>
-      <w:pPr>
-        <w:tabs>
-          <w:tab w:val="num" w:pos="3600"/>
-        </w:tabs>
-        <w:ind w:left="3600" w:hanging="360"/>
-      </w:pPr>
-      <w:rPr>
-        <w:rFonts w:ascii="Symbol" w:hAnsi="Symbol" w:hint="default"/>
-        <w:sz w:val="20"/>
-      </w:rPr>
-    </w:lvl>
-    <w:lvl w:ilvl="5" w:tentative="1">
-      <w:start w:val="1"/>
-      <w:numFmt w:val="bullet"/>
-      <w:lvlText w:val=""/>
-      <w:lvlJc w:val="left"/>
-      <w:pPr>
-        <w:tabs>
-          <w:tab w:val="num" w:pos="4320"/>
-        </w:tabs>
-        <w:ind w:left="4320" w:hanging="360"/>
-      </w:pPr>
-      <w:rPr>
-        <w:rFonts w:ascii="Symbol" w:hAnsi="Symbol" w:hint="default"/>
-        <w:sz w:val="20"/>
-      </w:rPr>
-    </w:lvl>
-    <w:lvl w:ilvl="6" w:tentative="1">
-      <w:start w:val="1"/>
-      <w:numFmt w:val="bullet"/>
-      <w:lvlText w:val=""/>
-      <w:lvlJc w:val="left"/>
-      <w:pPr>
-        <w:tabs>
-          <w:tab w:val="num" w:pos="5040"/>
-        </w:tabs>
-        <w:ind w:left="5040" w:hanging="360"/>
-      </w:pPr>
-      <w:rPr>
-        <w:rFonts w:ascii="Symbol" w:hAnsi="Symbol" w:hint="default"/>
-        <w:sz w:val="20"/>
-      </w:rPr>
-    </w:lvl>
-    <w:lvl w:ilvl="7" w:tentative="1">
-      <w:start w:val="1"/>
-      <w:numFmt w:val="bullet"/>
-      <w:lvlText w:val=""/>
-      <w:lvlJc w:val="left"/>
-      <w:pPr>
-        <w:tabs>
-          <w:tab w:val="num" w:pos="5760"/>
-        </w:tabs>
-        <w:ind w:left="5760" w:hanging="360"/>
-      </w:pPr>
-      <w:rPr>
-        <w:rFonts w:ascii="Symbol" w:hAnsi="Symbol" w:hint="default"/>
-        <w:sz w:val="20"/>
-      </w:rPr>
-    </w:lvl>
-    <w:lvl w:ilvl="8" w:tentative="1">
-      <w:start w:val="1"/>
-      <w:numFmt w:val="bullet"/>
-      <w:lvlText w:val=""/>
-      <w:lvlJc w:val="left"/>
-      <w:pPr>
-        <w:tabs>
-          <w:tab w:val="num" w:pos="6480"/>
-        </w:tabs>
-        <w:ind w:left="6480" w:hanging="360"/>
-      </w:pPr>
-      <w:rPr>
-        <w:rFonts w:ascii="Symbol" w:hAnsi="Symbol" w:hint="default"/>
-        <w:sz w:val="20"/>
-      </w:rPr>
-    </w:lvl>
-  </w:abstractNum>
-  <w:abstractNum w:abstractNumId="24" w15:restartNumberingAfterBreak="0">
+  <w:abstractNum w:abstractNumId="14" w15:restartNumberingAfterBreak="0">
     <w:nsid w:val="3EF328EF"/>
     <w:multiLevelType w:val="hybridMultilevel"/>
     <w:tmpl w:val="127EEB58"/>
@@ -24616,7 +23200,7 @@
       </w:rPr>
     </w:lvl>
   </w:abstractNum>
-  <w:abstractNum w:abstractNumId="25" w15:restartNumberingAfterBreak="0">
+  <w:abstractNum w:abstractNumId="15" w15:restartNumberingAfterBreak="0">
     <w:nsid w:val="414D6F07"/>
     <w:multiLevelType w:val="hybridMultilevel"/>
     <w:tmpl w:val="433264B6"/>
@@ -24729,7 +23313,7 @@
       </w:rPr>
     </w:lvl>
   </w:abstractNum>
-  <w:abstractNum w:abstractNumId="26" w15:restartNumberingAfterBreak="0">
+  <w:abstractNum w:abstractNumId="16" w15:restartNumberingAfterBreak="0">
     <w:nsid w:val="427965DF"/>
     <w:multiLevelType w:val="hybridMultilevel"/>
     <w:tmpl w:val="D5A6CA76"/>
@@ -24842,793 +23426,7 @@
       </w:rPr>
     </w:lvl>
   </w:abstractNum>
-  <w:abstractNum w:abstractNumId="27" w15:restartNumberingAfterBreak="0">
-    <w:nsid w:val="449545E1"/>
-    <w:multiLevelType w:val="multilevel"/>
-    <w:tmpl w:val="F2461B08"/>
-    <w:lvl w:ilvl="0">
-      <w:start w:val="1"/>
-      <w:numFmt w:val="bullet"/>
-      <w:lvlText w:val=""/>
-      <w:lvlJc w:val="left"/>
-      <w:pPr>
-        <w:tabs>
-          <w:tab w:val="num" w:pos="720"/>
-        </w:tabs>
-        <w:ind w:left="720" w:hanging="360"/>
-      </w:pPr>
-      <w:rPr>
-        <w:rFonts w:ascii="Symbol" w:hAnsi="Symbol" w:hint="default"/>
-        <w:sz w:val="20"/>
-      </w:rPr>
-    </w:lvl>
-    <w:lvl w:ilvl="1" w:tentative="1">
-      <w:start w:val="1"/>
-      <w:numFmt w:val="bullet"/>
-      <w:lvlText w:val=""/>
-      <w:lvlJc w:val="left"/>
-      <w:pPr>
-        <w:tabs>
-          <w:tab w:val="num" w:pos="1440"/>
-        </w:tabs>
-        <w:ind w:left="1440" w:hanging="360"/>
-      </w:pPr>
-      <w:rPr>
-        <w:rFonts w:ascii="Symbol" w:hAnsi="Symbol" w:hint="default"/>
-        <w:sz w:val="20"/>
-      </w:rPr>
-    </w:lvl>
-    <w:lvl w:ilvl="2" w:tentative="1">
-      <w:start w:val="1"/>
-      <w:numFmt w:val="bullet"/>
-      <w:lvlText w:val=""/>
-      <w:lvlJc w:val="left"/>
-      <w:pPr>
-        <w:tabs>
-          <w:tab w:val="num" w:pos="2160"/>
-        </w:tabs>
-        <w:ind w:left="2160" w:hanging="360"/>
-      </w:pPr>
-      <w:rPr>
-        <w:rFonts w:ascii="Symbol" w:hAnsi="Symbol" w:hint="default"/>
-        <w:sz w:val="20"/>
-      </w:rPr>
-    </w:lvl>
-    <w:lvl w:ilvl="3" w:tentative="1">
-      <w:start w:val="1"/>
-      <w:numFmt w:val="bullet"/>
-      <w:lvlText w:val=""/>
-      <w:lvlJc w:val="left"/>
-      <w:pPr>
-        <w:tabs>
-          <w:tab w:val="num" w:pos="2880"/>
-        </w:tabs>
-        <w:ind w:left="2880" w:hanging="360"/>
-      </w:pPr>
-      <w:rPr>
-        <w:rFonts w:ascii="Symbol" w:hAnsi="Symbol" w:hint="default"/>
-        <w:sz w:val="20"/>
-      </w:rPr>
-    </w:lvl>
-    <w:lvl w:ilvl="4" w:tentative="1">
-      <w:start w:val="1"/>
-      <w:numFmt w:val="bullet"/>
-      <w:lvlText w:val=""/>
-      <w:lvlJc w:val="left"/>
-      <w:pPr>
-        <w:tabs>
-          <w:tab w:val="num" w:pos="3600"/>
-        </w:tabs>
-        <w:ind w:left="3600" w:hanging="360"/>
-      </w:pPr>
-      <w:rPr>
-        <w:rFonts w:ascii="Symbol" w:hAnsi="Symbol" w:hint="default"/>
-        <w:sz w:val="20"/>
-      </w:rPr>
-    </w:lvl>
-    <w:lvl w:ilvl="5" w:tentative="1">
-      <w:start w:val="1"/>
-      <w:numFmt w:val="bullet"/>
-      <w:lvlText w:val=""/>
-      <w:lvlJc w:val="left"/>
-      <w:pPr>
-        <w:tabs>
-          <w:tab w:val="num" w:pos="4320"/>
-        </w:tabs>
-        <w:ind w:left="4320" w:hanging="360"/>
-      </w:pPr>
-      <w:rPr>
-        <w:rFonts w:ascii="Symbol" w:hAnsi="Symbol" w:hint="default"/>
-        <w:sz w:val="20"/>
-      </w:rPr>
-    </w:lvl>
-    <w:lvl w:ilvl="6" w:tentative="1">
-      <w:start w:val="1"/>
-      <w:numFmt w:val="bullet"/>
-      <w:lvlText w:val=""/>
-      <w:lvlJc w:val="left"/>
-      <w:pPr>
-        <w:tabs>
-          <w:tab w:val="num" w:pos="5040"/>
-        </w:tabs>
-        <w:ind w:left="5040" w:hanging="360"/>
-      </w:pPr>
-      <w:rPr>
-        <w:rFonts w:ascii="Symbol" w:hAnsi="Symbol" w:hint="default"/>
-        <w:sz w:val="20"/>
-      </w:rPr>
-    </w:lvl>
-    <w:lvl w:ilvl="7" w:tentative="1">
-      <w:start w:val="1"/>
-      <w:numFmt w:val="bullet"/>
-      <w:lvlText w:val=""/>
-      <w:lvlJc w:val="left"/>
-      <w:pPr>
-        <w:tabs>
-          <w:tab w:val="num" w:pos="5760"/>
-        </w:tabs>
-        <w:ind w:left="5760" w:hanging="360"/>
-      </w:pPr>
-      <w:rPr>
-        <w:rFonts w:ascii="Symbol" w:hAnsi="Symbol" w:hint="default"/>
-        <w:sz w:val="20"/>
-      </w:rPr>
-    </w:lvl>
-    <w:lvl w:ilvl="8" w:tentative="1">
-      <w:start w:val="1"/>
-      <w:numFmt w:val="bullet"/>
-      <w:lvlText w:val=""/>
-      <w:lvlJc w:val="left"/>
-      <w:pPr>
-        <w:tabs>
-          <w:tab w:val="num" w:pos="6480"/>
-        </w:tabs>
-        <w:ind w:left="6480" w:hanging="360"/>
-      </w:pPr>
-      <w:rPr>
-        <w:rFonts w:ascii="Symbol" w:hAnsi="Symbol" w:hint="default"/>
-        <w:sz w:val="20"/>
-      </w:rPr>
-    </w:lvl>
-  </w:abstractNum>
-  <w:abstractNum w:abstractNumId="28" w15:restartNumberingAfterBreak="0">
-    <w:nsid w:val="45A45F95"/>
-    <w:multiLevelType w:val="hybridMultilevel"/>
-    <w:tmpl w:val="3C060E92"/>
-    <w:lvl w:ilvl="0" w:tplc="04090001">
-      <w:start w:val="1"/>
-      <w:numFmt w:val="bullet"/>
-      <w:lvlText w:val=""/>
-      <w:lvlJc w:val="left"/>
-      <w:pPr>
-        <w:ind w:left="1440" w:hanging="360"/>
-      </w:pPr>
-      <w:rPr>
-        <w:rFonts w:ascii="Symbol" w:hAnsi="Symbol" w:hint="default"/>
-      </w:rPr>
-    </w:lvl>
-    <w:lvl w:ilvl="1" w:tplc="04090003" w:tentative="1">
-      <w:start w:val="1"/>
-      <w:numFmt w:val="bullet"/>
-      <w:lvlText w:val="o"/>
-      <w:lvlJc w:val="left"/>
-      <w:pPr>
-        <w:ind w:left="2160" w:hanging="360"/>
-      </w:pPr>
-      <w:rPr>
-        <w:rFonts w:ascii="Courier New" w:hAnsi="Courier New" w:cs="Courier New" w:hint="default"/>
-      </w:rPr>
-    </w:lvl>
-    <w:lvl w:ilvl="2" w:tplc="04090005" w:tentative="1">
-      <w:start w:val="1"/>
-      <w:numFmt w:val="bullet"/>
-      <w:lvlText w:val=""/>
-      <w:lvlJc w:val="left"/>
-      <w:pPr>
-        <w:ind w:left="2880" w:hanging="360"/>
-      </w:pPr>
-      <w:rPr>
-        <w:rFonts w:ascii="Wingdings" w:hAnsi="Wingdings" w:hint="default"/>
-      </w:rPr>
-    </w:lvl>
-    <w:lvl w:ilvl="3" w:tplc="04090001" w:tentative="1">
-      <w:start w:val="1"/>
-      <w:numFmt w:val="bullet"/>
-      <w:lvlText w:val=""/>
-      <w:lvlJc w:val="left"/>
-      <w:pPr>
-        <w:ind w:left="3600" w:hanging="360"/>
-      </w:pPr>
-      <w:rPr>
-        <w:rFonts w:ascii="Symbol" w:hAnsi="Symbol" w:hint="default"/>
-      </w:rPr>
-    </w:lvl>
-    <w:lvl w:ilvl="4" w:tplc="04090003" w:tentative="1">
-      <w:start w:val="1"/>
-      <w:numFmt w:val="bullet"/>
-      <w:lvlText w:val="o"/>
-      <w:lvlJc w:val="left"/>
-      <w:pPr>
-        <w:ind w:left="4320" w:hanging="360"/>
-      </w:pPr>
-      <w:rPr>
-        <w:rFonts w:ascii="Courier New" w:hAnsi="Courier New" w:cs="Courier New" w:hint="default"/>
-      </w:rPr>
-    </w:lvl>
-    <w:lvl w:ilvl="5" w:tplc="04090005" w:tentative="1">
-      <w:start w:val="1"/>
-      <w:numFmt w:val="bullet"/>
-      <w:lvlText w:val=""/>
-      <w:lvlJc w:val="left"/>
-      <w:pPr>
-        <w:ind w:left="5040" w:hanging="360"/>
-      </w:pPr>
-      <w:rPr>
-        <w:rFonts w:ascii="Wingdings" w:hAnsi="Wingdings" w:hint="default"/>
-      </w:rPr>
-    </w:lvl>
-    <w:lvl w:ilvl="6" w:tplc="04090001" w:tentative="1">
-      <w:start w:val="1"/>
-      <w:numFmt w:val="bullet"/>
-      <w:lvlText w:val=""/>
-      <w:lvlJc w:val="left"/>
-      <w:pPr>
-        <w:ind w:left="5760" w:hanging="360"/>
-      </w:pPr>
-      <w:rPr>
-        <w:rFonts w:ascii="Symbol" w:hAnsi="Symbol" w:hint="default"/>
-      </w:rPr>
-    </w:lvl>
-    <w:lvl w:ilvl="7" w:tplc="04090003" w:tentative="1">
-      <w:start w:val="1"/>
-      <w:numFmt w:val="bullet"/>
-      <w:lvlText w:val="o"/>
-      <w:lvlJc w:val="left"/>
-      <w:pPr>
-        <w:ind w:left="6480" w:hanging="360"/>
-      </w:pPr>
-      <w:rPr>
-        <w:rFonts w:ascii="Courier New" w:hAnsi="Courier New" w:cs="Courier New" w:hint="default"/>
-      </w:rPr>
-    </w:lvl>
-    <w:lvl w:ilvl="8" w:tplc="04090005" w:tentative="1">
-      <w:start w:val="1"/>
-      <w:numFmt w:val="bullet"/>
-      <w:lvlText w:val=""/>
-      <w:lvlJc w:val="left"/>
-      <w:pPr>
-        <w:ind w:left="7200" w:hanging="360"/>
-      </w:pPr>
-      <w:rPr>
-        <w:rFonts w:ascii="Wingdings" w:hAnsi="Wingdings" w:hint="default"/>
-      </w:rPr>
-    </w:lvl>
-  </w:abstractNum>
-  <w:abstractNum w:abstractNumId="29" w15:restartNumberingAfterBreak="0">
-    <w:nsid w:val="47FB38BF"/>
-    <w:multiLevelType w:val="multilevel"/>
-    <w:tmpl w:val="8AEC0EA0"/>
-    <w:lvl w:ilvl="0">
-      <w:start w:val="1"/>
-      <w:numFmt w:val="bullet"/>
-      <w:lvlText w:val=""/>
-      <w:lvlJc w:val="left"/>
-      <w:pPr>
-        <w:tabs>
-          <w:tab w:val="num" w:pos="720"/>
-        </w:tabs>
-        <w:ind w:left="720" w:hanging="360"/>
-      </w:pPr>
-      <w:rPr>
-        <w:rFonts w:ascii="Symbol" w:hAnsi="Symbol" w:hint="default"/>
-        <w:sz w:val="20"/>
-      </w:rPr>
-    </w:lvl>
-    <w:lvl w:ilvl="1" w:tentative="1">
-      <w:start w:val="1"/>
-      <w:numFmt w:val="bullet"/>
-      <w:lvlText w:val="o"/>
-      <w:lvlJc w:val="left"/>
-      <w:pPr>
-        <w:tabs>
-          <w:tab w:val="num" w:pos="1440"/>
-        </w:tabs>
-        <w:ind w:left="1440" w:hanging="360"/>
-      </w:pPr>
-      <w:rPr>
-        <w:rFonts w:ascii="Courier New" w:hAnsi="Courier New" w:hint="default"/>
-        <w:sz w:val="20"/>
-      </w:rPr>
-    </w:lvl>
-    <w:lvl w:ilvl="2" w:tentative="1">
-      <w:start w:val="1"/>
-      <w:numFmt w:val="bullet"/>
-      <w:lvlText w:val=""/>
-      <w:lvlJc w:val="left"/>
-      <w:pPr>
-        <w:tabs>
-          <w:tab w:val="num" w:pos="2160"/>
-        </w:tabs>
-        <w:ind w:left="2160" w:hanging="360"/>
-      </w:pPr>
-      <w:rPr>
-        <w:rFonts w:ascii="Wingdings" w:hAnsi="Wingdings" w:hint="default"/>
-        <w:sz w:val="20"/>
-      </w:rPr>
-    </w:lvl>
-    <w:lvl w:ilvl="3" w:tentative="1">
-      <w:start w:val="1"/>
-      <w:numFmt w:val="bullet"/>
-      <w:lvlText w:val=""/>
-      <w:lvlJc w:val="left"/>
-      <w:pPr>
-        <w:tabs>
-          <w:tab w:val="num" w:pos="2880"/>
-        </w:tabs>
-        <w:ind w:left="2880" w:hanging="360"/>
-      </w:pPr>
-      <w:rPr>
-        <w:rFonts w:ascii="Wingdings" w:hAnsi="Wingdings" w:hint="default"/>
-        <w:sz w:val="20"/>
-      </w:rPr>
-    </w:lvl>
-    <w:lvl w:ilvl="4" w:tentative="1">
-      <w:start w:val="1"/>
-      <w:numFmt w:val="bullet"/>
-      <w:lvlText w:val=""/>
-      <w:lvlJc w:val="left"/>
-      <w:pPr>
-        <w:tabs>
-          <w:tab w:val="num" w:pos="3600"/>
-        </w:tabs>
-        <w:ind w:left="3600" w:hanging="360"/>
-      </w:pPr>
-      <w:rPr>
-        <w:rFonts w:ascii="Wingdings" w:hAnsi="Wingdings" w:hint="default"/>
-        <w:sz w:val="20"/>
-      </w:rPr>
-    </w:lvl>
-    <w:lvl w:ilvl="5" w:tentative="1">
-      <w:start w:val="1"/>
-      <w:numFmt w:val="bullet"/>
-      <w:lvlText w:val=""/>
-      <w:lvlJc w:val="left"/>
-      <w:pPr>
-        <w:tabs>
-          <w:tab w:val="num" w:pos="4320"/>
-        </w:tabs>
-        <w:ind w:left="4320" w:hanging="360"/>
-      </w:pPr>
-      <w:rPr>
-        <w:rFonts w:ascii="Wingdings" w:hAnsi="Wingdings" w:hint="default"/>
-        <w:sz w:val="20"/>
-      </w:rPr>
-    </w:lvl>
-    <w:lvl w:ilvl="6" w:tentative="1">
-      <w:start w:val="1"/>
-      <w:numFmt w:val="bullet"/>
-      <w:lvlText w:val=""/>
-      <w:lvlJc w:val="left"/>
-      <w:pPr>
-        <w:tabs>
-          <w:tab w:val="num" w:pos="5040"/>
-        </w:tabs>
-        <w:ind w:left="5040" w:hanging="360"/>
-      </w:pPr>
-      <w:rPr>
-        <w:rFonts w:ascii="Wingdings" w:hAnsi="Wingdings" w:hint="default"/>
-        <w:sz w:val="20"/>
-      </w:rPr>
-    </w:lvl>
-    <w:lvl w:ilvl="7" w:tentative="1">
-      <w:start w:val="1"/>
-      <w:numFmt w:val="bullet"/>
-      <w:lvlText w:val=""/>
-      <w:lvlJc w:val="left"/>
-      <w:pPr>
-        <w:tabs>
-          <w:tab w:val="num" w:pos="5760"/>
-        </w:tabs>
-        <w:ind w:left="5760" w:hanging="360"/>
-      </w:pPr>
-      <w:rPr>
-        <w:rFonts w:ascii="Wingdings" w:hAnsi="Wingdings" w:hint="default"/>
-        <w:sz w:val="20"/>
-      </w:rPr>
-    </w:lvl>
-    <w:lvl w:ilvl="8" w:tentative="1">
-      <w:start w:val="1"/>
-      <w:numFmt w:val="bullet"/>
-      <w:lvlText w:val=""/>
-      <w:lvlJc w:val="left"/>
-      <w:pPr>
-        <w:tabs>
-          <w:tab w:val="num" w:pos="6480"/>
-        </w:tabs>
-        <w:ind w:left="6480" w:hanging="360"/>
-      </w:pPr>
-      <w:rPr>
-        <w:rFonts w:ascii="Wingdings" w:hAnsi="Wingdings" w:hint="default"/>
-        <w:sz w:val="20"/>
-      </w:rPr>
-    </w:lvl>
-  </w:abstractNum>
-  <w:abstractNum w:abstractNumId="30" w15:restartNumberingAfterBreak="0">
-    <w:nsid w:val="48214F40"/>
-    <w:multiLevelType w:val="multilevel"/>
-    <w:tmpl w:val="8BFA9B0A"/>
-    <w:lvl w:ilvl="0">
-      <w:start w:val="4"/>
-      <w:numFmt w:val="bullet"/>
-      <w:lvlText w:val="-"/>
-      <w:lvlJc w:val="left"/>
-      <w:pPr>
-        <w:tabs>
-          <w:tab w:val="num" w:pos="720"/>
-        </w:tabs>
-        <w:ind w:left="720" w:hanging="360"/>
-      </w:pPr>
-      <w:rPr>
-        <w:rFonts w:ascii="Times New Roman" w:eastAsiaTheme="minorHAnsi" w:hAnsi="Times New Roman" w:cs="Times New Roman" w:hint="default"/>
-        <w:sz w:val="20"/>
-      </w:rPr>
-    </w:lvl>
-    <w:lvl w:ilvl="1" w:tentative="1">
-      <w:start w:val="1"/>
-      <w:numFmt w:val="bullet"/>
-      <w:lvlText w:val=""/>
-      <w:lvlJc w:val="left"/>
-      <w:pPr>
-        <w:tabs>
-          <w:tab w:val="num" w:pos="1440"/>
-        </w:tabs>
-        <w:ind w:left="1440" w:hanging="360"/>
-      </w:pPr>
-      <w:rPr>
-        <w:rFonts w:ascii="Symbol" w:hAnsi="Symbol" w:hint="default"/>
-        <w:sz w:val="20"/>
-      </w:rPr>
-    </w:lvl>
-    <w:lvl w:ilvl="2" w:tentative="1">
-      <w:start w:val="1"/>
-      <w:numFmt w:val="bullet"/>
-      <w:lvlText w:val=""/>
-      <w:lvlJc w:val="left"/>
-      <w:pPr>
-        <w:tabs>
-          <w:tab w:val="num" w:pos="2160"/>
-        </w:tabs>
-        <w:ind w:left="2160" w:hanging="360"/>
-      </w:pPr>
-      <w:rPr>
-        <w:rFonts w:ascii="Symbol" w:hAnsi="Symbol" w:hint="default"/>
-        <w:sz w:val="20"/>
-      </w:rPr>
-    </w:lvl>
-    <w:lvl w:ilvl="3" w:tentative="1">
-      <w:start w:val="1"/>
-      <w:numFmt w:val="bullet"/>
-      <w:lvlText w:val=""/>
-      <w:lvlJc w:val="left"/>
-      <w:pPr>
-        <w:tabs>
-          <w:tab w:val="num" w:pos="2880"/>
-        </w:tabs>
-        <w:ind w:left="2880" w:hanging="360"/>
-      </w:pPr>
-      <w:rPr>
-        <w:rFonts w:ascii="Symbol" w:hAnsi="Symbol" w:hint="default"/>
-        <w:sz w:val="20"/>
-      </w:rPr>
-    </w:lvl>
-    <w:lvl w:ilvl="4" w:tentative="1">
-      <w:start w:val="1"/>
-      <w:numFmt w:val="bullet"/>
-      <w:lvlText w:val=""/>
-      <w:lvlJc w:val="left"/>
-      <w:pPr>
-        <w:tabs>
-          <w:tab w:val="num" w:pos="3600"/>
-        </w:tabs>
-        <w:ind w:left="3600" w:hanging="360"/>
-      </w:pPr>
-      <w:rPr>
-        <w:rFonts w:ascii="Symbol" w:hAnsi="Symbol" w:hint="default"/>
-        <w:sz w:val="20"/>
-      </w:rPr>
-    </w:lvl>
-    <w:lvl w:ilvl="5" w:tentative="1">
-      <w:start w:val="1"/>
-      <w:numFmt w:val="bullet"/>
-      <w:lvlText w:val=""/>
-      <w:lvlJc w:val="left"/>
-      <w:pPr>
-        <w:tabs>
-          <w:tab w:val="num" w:pos="4320"/>
-        </w:tabs>
-        <w:ind w:left="4320" w:hanging="360"/>
-      </w:pPr>
-      <w:rPr>
-        <w:rFonts w:ascii="Symbol" w:hAnsi="Symbol" w:hint="default"/>
-        <w:sz w:val="20"/>
-      </w:rPr>
-    </w:lvl>
-    <w:lvl w:ilvl="6" w:tentative="1">
-      <w:start w:val="1"/>
-      <w:numFmt w:val="bullet"/>
-      <w:lvlText w:val=""/>
-      <w:lvlJc w:val="left"/>
-      <w:pPr>
-        <w:tabs>
-          <w:tab w:val="num" w:pos="5040"/>
-        </w:tabs>
-        <w:ind w:left="5040" w:hanging="360"/>
-      </w:pPr>
-      <w:rPr>
-        <w:rFonts w:ascii="Symbol" w:hAnsi="Symbol" w:hint="default"/>
-        <w:sz w:val="20"/>
-      </w:rPr>
-    </w:lvl>
-    <w:lvl w:ilvl="7" w:tentative="1">
-      <w:start w:val="1"/>
-      <w:numFmt w:val="bullet"/>
-      <w:lvlText w:val=""/>
-      <w:lvlJc w:val="left"/>
-      <w:pPr>
-        <w:tabs>
-          <w:tab w:val="num" w:pos="5760"/>
-        </w:tabs>
-        <w:ind w:left="5760" w:hanging="360"/>
-      </w:pPr>
-      <w:rPr>
-        <w:rFonts w:ascii="Symbol" w:hAnsi="Symbol" w:hint="default"/>
-        <w:sz w:val="20"/>
-      </w:rPr>
-    </w:lvl>
-    <w:lvl w:ilvl="8" w:tentative="1">
-      <w:start w:val="1"/>
-      <w:numFmt w:val="bullet"/>
-      <w:lvlText w:val=""/>
-      <w:lvlJc w:val="left"/>
-      <w:pPr>
-        <w:tabs>
-          <w:tab w:val="num" w:pos="6480"/>
-        </w:tabs>
-        <w:ind w:left="6480" w:hanging="360"/>
-      </w:pPr>
-      <w:rPr>
-        <w:rFonts w:ascii="Symbol" w:hAnsi="Symbol" w:hint="default"/>
-        <w:sz w:val="20"/>
-      </w:rPr>
-    </w:lvl>
-  </w:abstractNum>
-  <w:abstractNum w:abstractNumId="31" w15:restartNumberingAfterBreak="0">
-    <w:nsid w:val="49737477"/>
-    <w:multiLevelType w:val="hybridMultilevel"/>
-    <w:tmpl w:val="98100406"/>
-    <w:lvl w:ilvl="0" w:tplc="2E9C95C4">
-      <w:start w:val="4"/>
-      <w:numFmt w:val="bullet"/>
-      <w:lvlText w:val="-"/>
-      <w:lvlJc w:val="left"/>
-      <w:pPr>
-        <w:ind w:left="1287" w:hanging="360"/>
-      </w:pPr>
-      <w:rPr>
-        <w:rFonts w:ascii="Times New Roman" w:eastAsiaTheme="minorHAnsi" w:hAnsi="Times New Roman" w:cs="Times New Roman" w:hint="default"/>
-      </w:rPr>
-    </w:lvl>
-    <w:lvl w:ilvl="1" w:tplc="04090003" w:tentative="1">
-      <w:start w:val="1"/>
-      <w:numFmt w:val="bullet"/>
-      <w:lvlText w:val="o"/>
-      <w:lvlJc w:val="left"/>
-      <w:pPr>
-        <w:ind w:left="2007" w:hanging="360"/>
-      </w:pPr>
-      <w:rPr>
-        <w:rFonts w:ascii="Courier New" w:hAnsi="Courier New" w:cs="Courier New" w:hint="default"/>
-      </w:rPr>
-    </w:lvl>
-    <w:lvl w:ilvl="2" w:tplc="04090005" w:tentative="1">
-      <w:start w:val="1"/>
-      <w:numFmt w:val="bullet"/>
-      <w:lvlText w:val=""/>
-      <w:lvlJc w:val="left"/>
-      <w:pPr>
-        <w:ind w:left="2727" w:hanging="360"/>
-      </w:pPr>
-      <w:rPr>
-        <w:rFonts w:ascii="Wingdings" w:hAnsi="Wingdings" w:hint="default"/>
-      </w:rPr>
-    </w:lvl>
-    <w:lvl w:ilvl="3" w:tplc="04090001" w:tentative="1">
-      <w:start w:val="1"/>
-      <w:numFmt w:val="bullet"/>
-      <w:lvlText w:val=""/>
-      <w:lvlJc w:val="left"/>
-      <w:pPr>
-        <w:ind w:left="3447" w:hanging="360"/>
-      </w:pPr>
-      <w:rPr>
-        <w:rFonts w:ascii="Symbol" w:hAnsi="Symbol" w:hint="default"/>
-      </w:rPr>
-    </w:lvl>
-    <w:lvl w:ilvl="4" w:tplc="04090003" w:tentative="1">
-      <w:start w:val="1"/>
-      <w:numFmt w:val="bullet"/>
-      <w:lvlText w:val="o"/>
-      <w:lvlJc w:val="left"/>
-      <w:pPr>
-        <w:ind w:left="4167" w:hanging="360"/>
-      </w:pPr>
-      <w:rPr>
-        <w:rFonts w:ascii="Courier New" w:hAnsi="Courier New" w:cs="Courier New" w:hint="default"/>
-      </w:rPr>
-    </w:lvl>
-    <w:lvl w:ilvl="5" w:tplc="04090005" w:tentative="1">
-      <w:start w:val="1"/>
-      <w:numFmt w:val="bullet"/>
-      <w:lvlText w:val=""/>
-      <w:lvlJc w:val="left"/>
-      <w:pPr>
-        <w:ind w:left="4887" w:hanging="360"/>
-      </w:pPr>
-      <w:rPr>
-        <w:rFonts w:ascii="Wingdings" w:hAnsi="Wingdings" w:hint="default"/>
-      </w:rPr>
-    </w:lvl>
-    <w:lvl w:ilvl="6" w:tplc="04090001" w:tentative="1">
-      <w:start w:val="1"/>
-      <w:numFmt w:val="bullet"/>
-      <w:lvlText w:val=""/>
-      <w:lvlJc w:val="left"/>
-      <w:pPr>
-        <w:ind w:left="5607" w:hanging="360"/>
-      </w:pPr>
-      <w:rPr>
-        <w:rFonts w:ascii="Symbol" w:hAnsi="Symbol" w:hint="default"/>
-      </w:rPr>
-    </w:lvl>
-    <w:lvl w:ilvl="7" w:tplc="04090003" w:tentative="1">
-      <w:start w:val="1"/>
-      <w:numFmt w:val="bullet"/>
-      <w:lvlText w:val="o"/>
-      <w:lvlJc w:val="left"/>
-      <w:pPr>
-        <w:ind w:left="6327" w:hanging="360"/>
-      </w:pPr>
-      <w:rPr>
-        <w:rFonts w:ascii="Courier New" w:hAnsi="Courier New" w:cs="Courier New" w:hint="default"/>
-      </w:rPr>
-    </w:lvl>
-    <w:lvl w:ilvl="8" w:tplc="04090005" w:tentative="1">
-      <w:start w:val="1"/>
-      <w:numFmt w:val="bullet"/>
-      <w:lvlText w:val=""/>
-      <w:lvlJc w:val="left"/>
-      <w:pPr>
-        <w:ind w:left="7047" w:hanging="360"/>
-      </w:pPr>
-      <w:rPr>
-        <w:rFonts w:ascii="Wingdings" w:hAnsi="Wingdings" w:hint="default"/>
-      </w:rPr>
-    </w:lvl>
-  </w:abstractNum>
-  <w:abstractNum w:abstractNumId="32" w15:restartNumberingAfterBreak="0">
-    <w:nsid w:val="4A6C4A8E"/>
-    <w:multiLevelType w:val="hybridMultilevel"/>
-    <w:tmpl w:val="F2820F00"/>
-    <w:lvl w:ilvl="0" w:tplc="04090001">
-      <w:start w:val="1"/>
-      <w:numFmt w:val="bullet"/>
-      <w:lvlText w:val=""/>
-      <w:lvlJc w:val="left"/>
-      <w:pPr>
-        <w:ind w:left="1080" w:hanging="360"/>
-      </w:pPr>
-      <w:rPr>
-        <w:rFonts w:ascii="Symbol" w:hAnsi="Symbol" w:hint="default"/>
-      </w:rPr>
-    </w:lvl>
-    <w:lvl w:ilvl="1" w:tplc="04090003" w:tentative="1">
-      <w:start w:val="1"/>
-      <w:numFmt w:val="bullet"/>
-      <w:lvlText w:val="o"/>
-      <w:lvlJc w:val="left"/>
-      <w:pPr>
-        <w:ind w:left="1800" w:hanging="360"/>
-      </w:pPr>
-      <w:rPr>
-        <w:rFonts w:ascii="Courier New" w:hAnsi="Courier New" w:cs="Courier New" w:hint="default"/>
-      </w:rPr>
-    </w:lvl>
-    <w:lvl w:ilvl="2" w:tplc="04090005" w:tentative="1">
-      <w:start w:val="1"/>
-      <w:numFmt w:val="bullet"/>
-      <w:lvlText w:val=""/>
-      <w:lvlJc w:val="left"/>
-      <w:pPr>
-        <w:ind w:left="2520" w:hanging="360"/>
-      </w:pPr>
-      <w:rPr>
-        <w:rFonts w:ascii="Wingdings" w:hAnsi="Wingdings" w:hint="default"/>
-      </w:rPr>
-    </w:lvl>
-    <w:lvl w:ilvl="3" w:tplc="04090001" w:tentative="1">
-      <w:start w:val="1"/>
-      <w:numFmt w:val="bullet"/>
-      <w:lvlText w:val=""/>
-      <w:lvlJc w:val="left"/>
-      <w:pPr>
-        <w:ind w:left="3240" w:hanging="360"/>
-      </w:pPr>
-      <w:rPr>
-        <w:rFonts w:ascii="Symbol" w:hAnsi="Symbol" w:hint="default"/>
-      </w:rPr>
-    </w:lvl>
-    <w:lvl w:ilvl="4" w:tplc="04090003" w:tentative="1">
-      <w:start w:val="1"/>
-      <w:numFmt w:val="bullet"/>
-      <w:lvlText w:val="o"/>
-      <w:lvlJc w:val="left"/>
-      <w:pPr>
-        <w:ind w:left="3960" w:hanging="360"/>
-      </w:pPr>
-      <w:rPr>
-        <w:rFonts w:ascii="Courier New" w:hAnsi="Courier New" w:cs="Courier New" w:hint="default"/>
-      </w:rPr>
-    </w:lvl>
-    <w:lvl w:ilvl="5" w:tplc="04090005" w:tentative="1">
-      <w:start w:val="1"/>
-      <w:numFmt w:val="bullet"/>
-      <w:lvlText w:val=""/>
-      <w:lvlJc w:val="left"/>
-      <w:pPr>
-        <w:ind w:left="4680" w:hanging="360"/>
-      </w:pPr>
-      <w:rPr>
-        <w:rFonts w:ascii="Wingdings" w:hAnsi="Wingdings" w:hint="default"/>
-      </w:rPr>
-    </w:lvl>
-    <w:lvl w:ilvl="6" w:tplc="04090001" w:tentative="1">
-      <w:start w:val="1"/>
-      <w:numFmt w:val="bullet"/>
-      <w:lvlText w:val=""/>
-      <w:lvlJc w:val="left"/>
-      <w:pPr>
-        <w:ind w:left="5400" w:hanging="360"/>
-      </w:pPr>
-      <w:rPr>
-        <w:rFonts w:ascii="Symbol" w:hAnsi="Symbol" w:hint="default"/>
-      </w:rPr>
-    </w:lvl>
-    <w:lvl w:ilvl="7" w:tplc="04090003" w:tentative="1">
-      <w:start w:val="1"/>
-      <w:numFmt w:val="bullet"/>
-      <w:lvlText w:val="o"/>
-      <w:lvlJc w:val="left"/>
-      <w:pPr>
-        <w:ind w:left="6120" w:hanging="360"/>
-      </w:pPr>
-      <w:rPr>
-        <w:rFonts w:ascii="Courier New" w:hAnsi="Courier New" w:cs="Courier New" w:hint="default"/>
-      </w:rPr>
-    </w:lvl>
-    <w:lvl w:ilvl="8" w:tplc="04090005" w:tentative="1">
-      <w:start w:val="1"/>
-      <w:numFmt w:val="bullet"/>
-      <w:lvlText w:val=""/>
-      <w:lvlJc w:val="left"/>
-      <w:pPr>
-        <w:ind w:left="6840" w:hanging="360"/>
-      </w:pPr>
-      <w:rPr>
-        <w:rFonts w:ascii="Wingdings" w:hAnsi="Wingdings" w:hint="default"/>
-      </w:rPr>
-    </w:lvl>
-  </w:abstractNum>
-  <w:abstractNum w:abstractNumId="33" w15:restartNumberingAfterBreak="0">
+  <w:abstractNum w:abstractNumId="17" w15:restartNumberingAfterBreak="0">
     <w:nsid w:val="4B971777"/>
     <w:multiLevelType w:val="hybridMultilevel"/>
     <w:tmpl w:val="2C063B34"/>
@@ -25741,120 +23539,7 @@
       </w:rPr>
     </w:lvl>
   </w:abstractNum>
-  <w:abstractNum w:abstractNumId="34" w15:restartNumberingAfterBreak="0">
-    <w:nsid w:val="4D377CB8"/>
-    <w:multiLevelType w:val="hybridMultilevel"/>
-    <w:tmpl w:val="02025894"/>
-    <w:lvl w:ilvl="0" w:tplc="2E9C95C4">
-      <w:start w:val="4"/>
-      <w:numFmt w:val="bullet"/>
-      <w:lvlText w:val="-"/>
-      <w:lvlJc w:val="left"/>
-      <w:pPr>
-        <w:ind w:left="1287" w:hanging="360"/>
-      </w:pPr>
-      <w:rPr>
-        <w:rFonts w:ascii="Times New Roman" w:eastAsiaTheme="minorHAnsi" w:hAnsi="Times New Roman" w:cs="Times New Roman" w:hint="default"/>
-      </w:rPr>
-    </w:lvl>
-    <w:lvl w:ilvl="1" w:tplc="04090003" w:tentative="1">
-      <w:start w:val="1"/>
-      <w:numFmt w:val="bullet"/>
-      <w:lvlText w:val="o"/>
-      <w:lvlJc w:val="left"/>
-      <w:pPr>
-        <w:ind w:left="2007" w:hanging="360"/>
-      </w:pPr>
-      <w:rPr>
-        <w:rFonts w:ascii="Courier New" w:hAnsi="Courier New" w:cs="Courier New" w:hint="default"/>
-      </w:rPr>
-    </w:lvl>
-    <w:lvl w:ilvl="2" w:tplc="04090005" w:tentative="1">
-      <w:start w:val="1"/>
-      <w:numFmt w:val="bullet"/>
-      <w:lvlText w:val=""/>
-      <w:lvlJc w:val="left"/>
-      <w:pPr>
-        <w:ind w:left="2727" w:hanging="360"/>
-      </w:pPr>
-      <w:rPr>
-        <w:rFonts w:ascii="Wingdings" w:hAnsi="Wingdings" w:hint="default"/>
-      </w:rPr>
-    </w:lvl>
-    <w:lvl w:ilvl="3" w:tplc="04090001" w:tentative="1">
-      <w:start w:val="1"/>
-      <w:numFmt w:val="bullet"/>
-      <w:lvlText w:val=""/>
-      <w:lvlJc w:val="left"/>
-      <w:pPr>
-        <w:ind w:left="3447" w:hanging="360"/>
-      </w:pPr>
-      <w:rPr>
-        <w:rFonts w:ascii="Symbol" w:hAnsi="Symbol" w:hint="default"/>
-      </w:rPr>
-    </w:lvl>
-    <w:lvl w:ilvl="4" w:tplc="04090003" w:tentative="1">
-      <w:start w:val="1"/>
-      <w:numFmt w:val="bullet"/>
-      <w:lvlText w:val="o"/>
-      <w:lvlJc w:val="left"/>
-      <w:pPr>
-        <w:ind w:left="4167" w:hanging="360"/>
-      </w:pPr>
-      <w:rPr>
-        <w:rFonts w:ascii="Courier New" w:hAnsi="Courier New" w:cs="Courier New" w:hint="default"/>
-      </w:rPr>
-    </w:lvl>
-    <w:lvl w:ilvl="5" w:tplc="04090005" w:tentative="1">
-      <w:start w:val="1"/>
-      <w:numFmt w:val="bullet"/>
-      <w:lvlText w:val=""/>
-      <w:lvlJc w:val="left"/>
-      <w:pPr>
-        <w:ind w:left="4887" w:hanging="360"/>
-      </w:pPr>
-      <w:rPr>
-        <w:rFonts w:ascii="Wingdings" w:hAnsi="Wingdings" w:hint="default"/>
-      </w:rPr>
-    </w:lvl>
-    <w:lvl w:ilvl="6" w:tplc="04090001" w:tentative="1">
-      <w:start w:val="1"/>
-      <w:numFmt w:val="bullet"/>
-      <w:lvlText w:val=""/>
-      <w:lvlJc w:val="left"/>
-      <w:pPr>
-        <w:ind w:left="5607" w:hanging="360"/>
-      </w:pPr>
-      <w:rPr>
-        <w:rFonts w:ascii="Symbol" w:hAnsi="Symbol" w:hint="default"/>
-      </w:rPr>
-    </w:lvl>
-    <w:lvl w:ilvl="7" w:tplc="04090003" w:tentative="1">
-      <w:start w:val="1"/>
-      <w:numFmt w:val="bullet"/>
-      <w:lvlText w:val="o"/>
-      <w:lvlJc w:val="left"/>
-      <w:pPr>
-        <w:ind w:left="6327" w:hanging="360"/>
-      </w:pPr>
-      <w:rPr>
-        <w:rFonts w:ascii="Courier New" w:hAnsi="Courier New" w:cs="Courier New" w:hint="default"/>
-      </w:rPr>
-    </w:lvl>
-    <w:lvl w:ilvl="8" w:tplc="04090005" w:tentative="1">
-      <w:start w:val="1"/>
-      <w:numFmt w:val="bullet"/>
-      <w:lvlText w:val=""/>
-      <w:lvlJc w:val="left"/>
-      <w:pPr>
-        <w:ind w:left="7047" w:hanging="360"/>
-      </w:pPr>
-      <w:rPr>
-        <w:rFonts w:ascii="Wingdings" w:hAnsi="Wingdings" w:hint="default"/>
-      </w:rPr>
-    </w:lvl>
-  </w:abstractNum>
-  <w:abstractNum w:abstractNumId="35" w15:restartNumberingAfterBreak="0">
+  <w:abstractNum w:abstractNumId="18" w15:restartNumberingAfterBreak="0">
     <w:nsid w:val="4E09668E"/>
     <w:multiLevelType w:val="hybridMultilevel"/>
     <w:tmpl w:val="5D8E690C"/>
@@ -25967,120 +23652,7 @@
       </w:rPr>
     </w:lvl>
   </w:abstractNum>
-  <w:abstractNum w:abstractNumId="36" w15:restartNumberingAfterBreak="0">
-    <w:nsid w:val="4F844365"/>
-    <w:multiLevelType w:val="hybridMultilevel"/>
-    <w:tmpl w:val="877416F6"/>
-    <w:lvl w:ilvl="0" w:tplc="2E9C95C4">
-      <w:start w:val="4"/>
-      <w:numFmt w:val="bullet"/>
-      <w:lvlText w:val="-"/>
-      <w:lvlJc w:val="left"/>
-      <w:pPr>
-        <w:ind w:left="1287" w:hanging="360"/>
-      </w:pPr>
-      <w:rPr>
-        <w:rFonts w:ascii="Times New Roman" w:eastAsiaTheme="minorHAnsi" w:hAnsi="Times New Roman" w:cs="Times New Roman" w:hint="default"/>
-      </w:rPr>
-    </w:lvl>
-    <w:lvl w:ilvl="1" w:tplc="FFFFFFFF" w:tentative="1">
-      <w:start w:val="1"/>
-      <w:numFmt w:val="bullet"/>
-      <w:lvlText w:val="o"/>
-      <w:lvlJc w:val="left"/>
-      <w:pPr>
-        <w:ind w:left="2007" w:hanging="360"/>
-      </w:pPr>
-      <w:rPr>
-        <w:rFonts w:ascii="Courier New" w:hAnsi="Courier New" w:cs="Courier New" w:hint="default"/>
-      </w:rPr>
-    </w:lvl>
-    <w:lvl w:ilvl="2" w:tplc="FFFFFFFF" w:tentative="1">
-      <w:start w:val="1"/>
-      <w:numFmt w:val="bullet"/>
-      <w:lvlText w:val=""/>
-      <w:lvlJc w:val="left"/>
-      <w:pPr>
-        <w:ind w:left="2727" w:hanging="360"/>
-      </w:pPr>
-      <w:rPr>
-        <w:rFonts w:ascii="Wingdings" w:hAnsi="Wingdings" w:hint="default"/>
-      </w:rPr>
-    </w:lvl>
-    <w:lvl w:ilvl="3" w:tplc="FFFFFFFF" w:tentative="1">
-      <w:start w:val="1"/>
-      <w:numFmt w:val="bullet"/>
-      <w:lvlText w:val=""/>
-      <w:lvlJc w:val="left"/>
-      <w:pPr>
-        <w:ind w:left="3447" w:hanging="360"/>
-      </w:pPr>
-      <w:rPr>
-        <w:rFonts w:ascii="Symbol" w:hAnsi="Symbol" w:hint="default"/>
-      </w:rPr>
-    </w:lvl>
-    <w:lvl w:ilvl="4" w:tplc="FFFFFFFF" w:tentative="1">
-      <w:start w:val="1"/>
-      <w:numFmt w:val="bullet"/>
-      <w:lvlText w:val="o"/>
-      <w:lvlJc w:val="left"/>
-      <w:pPr>
-        <w:ind w:left="4167" w:hanging="360"/>
-      </w:pPr>
-      <w:rPr>
-        <w:rFonts w:ascii="Courier New" w:hAnsi="Courier New" w:cs="Courier New" w:hint="default"/>
-      </w:rPr>
-    </w:lvl>
-    <w:lvl w:ilvl="5" w:tplc="FFFFFFFF" w:tentative="1">
-      <w:start w:val="1"/>
-      <w:numFmt w:val="bullet"/>
-      <w:lvlText w:val=""/>
-      <w:lvlJc w:val="left"/>
-      <w:pPr>
-        <w:ind w:left="4887" w:hanging="360"/>
-      </w:pPr>
-      <w:rPr>
-        <w:rFonts w:ascii="Wingdings" w:hAnsi="Wingdings" w:hint="default"/>
-      </w:rPr>
-    </w:lvl>
-    <w:lvl w:ilvl="6" w:tplc="FFFFFFFF" w:tentative="1">
-      <w:start w:val="1"/>
-      <w:numFmt w:val="bullet"/>
-      <w:lvlText w:val=""/>
-      <w:lvlJc w:val="left"/>
-      <w:pPr>
-        <w:ind w:left="5607" w:hanging="360"/>
-      </w:pPr>
-      <w:rPr>
-        <w:rFonts w:ascii="Symbol" w:hAnsi="Symbol" w:hint="default"/>
-      </w:rPr>
-    </w:lvl>
-    <w:lvl w:ilvl="7" w:tplc="FFFFFFFF" w:tentative="1">
-      <w:start w:val="1"/>
-      <w:numFmt w:val="bullet"/>
-      <w:lvlText w:val="o"/>
-      <w:lvlJc w:val="left"/>
-      <w:pPr>
-        <w:ind w:left="6327" w:hanging="360"/>
-      </w:pPr>
-      <w:rPr>
-        <w:rFonts w:ascii="Courier New" w:hAnsi="Courier New" w:cs="Courier New" w:hint="default"/>
-      </w:rPr>
-    </w:lvl>
-    <w:lvl w:ilvl="8" w:tplc="FFFFFFFF" w:tentative="1">
-      <w:start w:val="1"/>
-      <w:numFmt w:val="bullet"/>
-      <w:lvlText w:val=""/>
-      <w:lvlJc w:val="left"/>
-      <w:pPr>
-        <w:ind w:left="7047" w:hanging="360"/>
-      </w:pPr>
-      <w:rPr>
-        <w:rFonts w:ascii="Wingdings" w:hAnsi="Wingdings" w:hint="default"/>
-      </w:rPr>
-    </w:lvl>
-  </w:abstractNum>
-  <w:abstractNum w:abstractNumId="37" w15:restartNumberingAfterBreak="0">
+  <w:abstractNum w:abstractNumId="19" w15:restartNumberingAfterBreak="0">
     <w:nsid w:val="4FBF22F0"/>
     <w:multiLevelType w:val="hybridMultilevel"/>
     <w:tmpl w:val="87369C3E"/>
@@ -26193,7 +23765,7 @@
       </w:rPr>
     </w:lvl>
   </w:abstractNum>
-  <w:abstractNum w:abstractNumId="38" w15:restartNumberingAfterBreak="0">
+  <w:abstractNum w:abstractNumId="20" w15:restartNumberingAfterBreak="0">
     <w:nsid w:val="5128325C"/>
     <w:multiLevelType w:val="hybridMultilevel"/>
     <w:tmpl w:val="5DCE3806"/>
@@ -26306,7 +23878,7 @@
       </w:rPr>
     </w:lvl>
   </w:abstractNum>
-  <w:abstractNum w:abstractNumId="39" w15:restartNumberingAfterBreak="0">
+  <w:abstractNum w:abstractNumId="21" w15:restartNumberingAfterBreak="0">
     <w:nsid w:val="539D6A2B"/>
     <w:multiLevelType w:val="hybridMultilevel"/>
     <w:tmpl w:val="60EA8808"/>
@@ -26419,156 +23991,7 @@
       </w:rPr>
     </w:lvl>
   </w:abstractNum>
-  <w:abstractNum w:abstractNumId="40" w15:restartNumberingAfterBreak="0">
-    <w:nsid w:val="55706855"/>
-    <w:multiLevelType w:val="multilevel"/>
-    <w:tmpl w:val="803E4EE2"/>
-    <w:lvl w:ilvl="0">
-      <w:start w:val="1"/>
-      <w:numFmt w:val="bullet"/>
-      <w:lvlText w:val=""/>
-      <w:lvlJc w:val="left"/>
-      <w:pPr>
-        <w:tabs>
-          <w:tab w:val="num" w:pos="720"/>
-        </w:tabs>
-        <w:ind w:left="720" w:hanging="360"/>
-      </w:pPr>
-      <w:rPr>
-        <w:rFonts w:ascii="Symbol" w:hAnsi="Symbol" w:hint="default"/>
-        <w:sz w:val="20"/>
-      </w:rPr>
-    </w:lvl>
-    <w:lvl w:ilvl="1" w:tentative="1">
-      <w:start w:val="1"/>
-      <w:numFmt w:val="bullet"/>
-      <w:lvlText w:val=""/>
-      <w:lvlJc w:val="left"/>
-      <w:pPr>
-        <w:tabs>
-          <w:tab w:val="num" w:pos="1440"/>
-        </w:tabs>
-        <w:ind w:left="1440" w:hanging="360"/>
-      </w:pPr>
-      <w:rPr>
-        <w:rFonts w:ascii="Symbol" w:hAnsi="Symbol" w:hint="default"/>
-        <w:sz w:val="20"/>
-      </w:rPr>
-    </w:lvl>
-    <w:lvl w:ilvl="2" w:tentative="1">
-      <w:start w:val="1"/>
-      <w:numFmt w:val="bullet"/>
-      <w:lvlText w:val=""/>
-      <w:lvlJc w:val="left"/>
-      <w:pPr>
-        <w:tabs>
-          <w:tab w:val="num" w:pos="2160"/>
-        </w:tabs>
-        <w:ind w:left="2160" w:hanging="360"/>
-      </w:pPr>
-      <w:rPr>
-        <w:rFonts w:ascii="Symbol" w:hAnsi="Symbol" w:hint="default"/>
-        <w:sz w:val="20"/>
-      </w:rPr>
-    </w:lvl>
-    <w:lvl w:ilvl="3" w:tentative="1">
-      <w:start w:val="1"/>
-      <w:numFmt w:val="bullet"/>
-      <w:lvlText w:val=""/>
-      <w:lvlJc w:val="left"/>
-      <w:pPr>
-        <w:tabs>
-          <w:tab w:val="num" w:pos="2880"/>
-        </w:tabs>
-        <w:ind w:left="2880" w:hanging="360"/>
-      </w:pPr>
-      <w:rPr>
-        <w:rFonts w:ascii="Symbol" w:hAnsi="Symbol" w:hint="default"/>
-        <w:sz w:val="20"/>
-      </w:rPr>
-    </w:lvl>
-    <w:lvl w:ilvl="4" w:tentative="1">
-      <w:start w:val="1"/>
-      <w:numFmt w:val="bullet"/>
-      <w:lvlText w:val=""/>
-      <w:lvlJc w:val="left"/>
-      <w:pPr>
-        <w:tabs>
-          <w:tab w:val="num" w:pos="3600"/>
-        </w:tabs>
-        <w:ind w:left="3600" w:hanging="360"/>
-      </w:pPr>
-      <w:rPr>
-        <w:rFonts w:ascii="Symbol" w:hAnsi="Symbol" w:hint="default"/>
-        <w:sz w:val="20"/>
-      </w:rPr>
-    </w:lvl>
-    <w:lvl w:ilvl="5" w:tentative="1">
-      <w:start w:val="1"/>
-      <w:numFmt w:val="bullet"/>
-      <w:lvlText w:val=""/>
-      <w:lvlJc w:val="left"/>
-      <w:pPr>
-        <w:tabs>
-          <w:tab w:val="num" w:pos="4320"/>
-        </w:tabs>
-        <w:ind w:left="4320" w:hanging="360"/>
-      </w:pPr>
-      <w:rPr>
-        <w:rFonts w:ascii="Symbol" w:hAnsi="Symbol" w:hint="default"/>
-        <w:sz w:val="20"/>
-      </w:rPr>
-    </w:lvl>
-    <w:lvl w:ilvl="6" w:tentative="1">
-      <w:start w:val="1"/>
-      <w:numFmt w:val="bullet"/>
-      <w:lvlText w:val=""/>
-      <w:lvlJc w:val="left"/>
-      <w:pPr>
-        <w:tabs>
-          <w:tab w:val="num" w:pos="5040"/>
-        </w:tabs>
-        <w:ind w:left="5040" w:hanging="360"/>
-      </w:pPr>
-      <w:rPr>
-        <w:rFonts w:ascii="Symbol" w:hAnsi="Symbol" w:hint="default"/>
-        <w:sz w:val="20"/>
-      </w:rPr>
-    </w:lvl>
-    <w:lvl w:ilvl="7" w:tentative="1">
-      <w:start w:val="1"/>
-      <w:numFmt w:val="bullet"/>
-      <w:lvlText w:val=""/>
-      <w:lvlJc w:val="left"/>
-      <w:pPr>
-        <w:tabs>
-          <w:tab w:val="num" w:pos="5760"/>
-        </w:tabs>
-        <w:ind w:left="5760" w:hanging="360"/>
-      </w:pPr>
-      <w:rPr>
-        <w:rFonts w:ascii="Symbol" w:hAnsi="Symbol" w:hint="default"/>
-        <w:sz w:val="20"/>
-      </w:rPr>
-    </w:lvl>
-    <w:lvl w:ilvl="8" w:tentative="1">
-      <w:start w:val="1"/>
-      <w:numFmt w:val="bullet"/>
-      <w:lvlText w:val=""/>
-      <w:lvlJc w:val="left"/>
-      <w:pPr>
-        <w:tabs>
-          <w:tab w:val="num" w:pos="6480"/>
-        </w:tabs>
-        <w:ind w:left="6480" w:hanging="360"/>
-      </w:pPr>
-      <w:rPr>
-        <w:rFonts w:ascii="Symbol" w:hAnsi="Symbol" w:hint="default"/>
-        <w:sz w:val="20"/>
-      </w:rPr>
-    </w:lvl>
-  </w:abstractNum>
-  <w:abstractNum w:abstractNumId="41" w15:restartNumberingAfterBreak="0">
+  <w:abstractNum w:abstractNumId="22" w15:restartNumberingAfterBreak="0">
     <w:nsid w:val="55AC784C"/>
     <w:multiLevelType w:val="hybridMultilevel"/>
     <w:tmpl w:val="8ED2A7CE"/>
@@ -26681,7 +24104,7 @@
       </w:rPr>
     </w:lvl>
   </w:abstractNum>
-  <w:abstractNum w:abstractNumId="42" w15:restartNumberingAfterBreak="0">
+  <w:abstractNum w:abstractNumId="23" w15:restartNumberingAfterBreak="0">
     <w:nsid w:val="56B64225"/>
     <w:multiLevelType w:val="hybridMultilevel"/>
     <w:tmpl w:val="ABC8C29C"/>
@@ -26794,7 +24217,7 @@
       </w:rPr>
     </w:lvl>
   </w:abstractNum>
-  <w:abstractNum w:abstractNumId="43" w15:restartNumberingAfterBreak="0">
+  <w:abstractNum w:abstractNumId="24" w15:restartNumberingAfterBreak="0">
     <w:nsid w:val="57B506C4"/>
     <w:multiLevelType w:val="hybridMultilevel"/>
     <w:tmpl w:val="938276B6"/>
@@ -26907,156 +24330,7 @@
       </w:rPr>
     </w:lvl>
   </w:abstractNum>
-  <w:abstractNum w:abstractNumId="44" w15:restartNumberingAfterBreak="0">
-    <w:nsid w:val="586D0EEA"/>
-    <w:multiLevelType w:val="multilevel"/>
-    <w:tmpl w:val="8FAA0C92"/>
-    <w:lvl w:ilvl="0">
-      <w:start w:val="1"/>
-      <w:numFmt w:val="bullet"/>
-      <w:lvlText w:val=""/>
-      <w:lvlJc w:val="left"/>
-      <w:pPr>
-        <w:tabs>
-          <w:tab w:val="num" w:pos="720"/>
-        </w:tabs>
-        <w:ind w:left="720" w:hanging="360"/>
-      </w:pPr>
-      <w:rPr>
-        <w:rFonts w:ascii="Symbol" w:hAnsi="Symbol" w:hint="default"/>
-        <w:sz w:val="20"/>
-      </w:rPr>
-    </w:lvl>
-    <w:lvl w:ilvl="1" w:tentative="1">
-      <w:start w:val="1"/>
-      <w:numFmt w:val="bullet"/>
-      <w:lvlText w:val=""/>
-      <w:lvlJc w:val="left"/>
-      <w:pPr>
-        <w:tabs>
-          <w:tab w:val="num" w:pos="1440"/>
-        </w:tabs>
-        <w:ind w:left="1440" w:hanging="360"/>
-      </w:pPr>
-      <w:rPr>
-        <w:rFonts w:ascii="Symbol" w:hAnsi="Symbol" w:hint="default"/>
-        <w:sz w:val="20"/>
-      </w:rPr>
-    </w:lvl>
-    <w:lvl w:ilvl="2" w:tentative="1">
-      <w:start w:val="1"/>
-      <w:numFmt w:val="bullet"/>
-      <w:lvlText w:val=""/>
-      <w:lvlJc w:val="left"/>
-      <w:pPr>
-        <w:tabs>
-          <w:tab w:val="num" w:pos="2160"/>
-        </w:tabs>
-        <w:ind w:left="2160" w:hanging="360"/>
-      </w:pPr>
-      <w:rPr>
-        <w:rFonts w:ascii="Symbol" w:hAnsi="Symbol" w:hint="default"/>
-        <w:sz w:val="20"/>
-      </w:rPr>
-    </w:lvl>
-    <w:lvl w:ilvl="3" w:tentative="1">
-      <w:start w:val="1"/>
-      <w:numFmt w:val="bullet"/>
-      <w:lvlText w:val=""/>
-      <w:lvlJc w:val="left"/>
-      <w:pPr>
-        <w:tabs>
-          <w:tab w:val="num" w:pos="2880"/>
-        </w:tabs>
-        <w:ind w:left="2880" w:hanging="360"/>
-      </w:pPr>
-      <w:rPr>
-        <w:rFonts w:ascii="Symbol" w:hAnsi="Symbol" w:hint="default"/>
-        <w:sz w:val="20"/>
-      </w:rPr>
-    </w:lvl>
-    <w:lvl w:ilvl="4" w:tentative="1">
-      <w:start w:val="1"/>
-      <w:numFmt w:val="bullet"/>
-      <w:lvlText w:val=""/>
-      <w:lvlJc w:val="left"/>
-      <w:pPr>
-        <w:tabs>
-          <w:tab w:val="num" w:pos="3600"/>
-        </w:tabs>
-        <w:ind w:left="3600" w:hanging="360"/>
-      </w:pPr>
-      <w:rPr>
-        <w:rFonts w:ascii="Symbol" w:hAnsi="Symbol" w:hint="default"/>
-        <w:sz w:val="20"/>
-      </w:rPr>
-    </w:lvl>
-    <w:lvl w:ilvl="5" w:tentative="1">
-      <w:start w:val="1"/>
-      <w:numFmt w:val="bullet"/>
-      <w:lvlText w:val=""/>
-      <w:lvlJc w:val="left"/>
-      <w:pPr>
-        <w:tabs>
-          <w:tab w:val="num" w:pos="4320"/>
-        </w:tabs>
-        <w:ind w:left="4320" w:hanging="360"/>
-      </w:pPr>
-      <w:rPr>
-        <w:rFonts w:ascii="Symbol" w:hAnsi="Symbol" w:hint="default"/>
-        <w:sz w:val="20"/>
-      </w:rPr>
-    </w:lvl>
-    <w:lvl w:ilvl="6" w:tentative="1">
-      <w:start w:val="1"/>
-      <w:numFmt w:val="bullet"/>
-      <w:lvlText w:val=""/>
-      <w:lvlJc w:val="left"/>
-      <w:pPr>
-        <w:tabs>
-          <w:tab w:val="num" w:pos="5040"/>
-        </w:tabs>
-        <w:ind w:left="5040" w:hanging="360"/>
-      </w:pPr>
-      <w:rPr>
-        <w:rFonts w:ascii="Symbol" w:hAnsi="Symbol" w:hint="default"/>
-        <w:sz w:val="20"/>
-      </w:rPr>
-    </w:lvl>
-    <w:lvl w:ilvl="7" w:tentative="1">
-      <w:start w:val="1"/>
-      <w:numFmt w:val="bullet"/>
-      <w:lvlText w:val=""/>
-      <w:lvlJc w:val="left"/>
-      <w:pPr>
-        <w:tabs>
-          <w:tab w:val="num" w:pos="5760"/>
-        </w:tabs>
-        <w:ind w:left="5760" w:hanging="360"/>
-      </w:pPr>
-      <w:rPr>
-        <w:rFonts w:ascii="Symbol" w:hAnsi="Symbol" w:hint="default"/>
-        <w:sz w:val="20"/>
-      </w:rPr>
-    </w:lvl>
-    <w:lvl w:ilvl="8" w:tentative="1">
-      <w:start w:val="1"/>
-      <w:numFmt w:val="bullet"/>
-      <w:lvlText w:val=""/>
-      <w:lvlJc w:val="left"/>
-      <w:pPr>
-        <w:tabs>
-          <w:tab w:val="num" w:pos="6480"/>
-        </w:tabs>
-        <w:ind w:left="6480" w:hanging="360"/>
-      </w:pPr>
-      <w:rPr>
-        <w:rFonts w:ascii="Symbol" w:hAnsi="Symbol" w:hint="default"/>
-        <w:sz w:val="20"/>
-      </w:rPr>
-    </w:lvl>
-  </w:abstractNum>
-  <w:abstractNum w:abstractNumId="45" w15:restartNumberingAfterBreak="0">
+  <w:abstractNum w:abstractNumId="25" w15:restartNumberingAfterBreak="0">
     <w:nsid w:val="5B4A69B8"/>
     <w:multiLevelType w:val="hybridMultilevel"/>
     <w:tmpl w:val="EAAA173A"/>
@@ -27169,7 +24443,7 @@
       </w:rPr>
     </w:lvl>
   </w:abstractNum>
-  <w:abstractNum w:abstractNumId="46" w15:restartNumberingAfterBreak="0">
+  <w:abstractNum w:abstractNumId="26" w15:restartNumberingAfterBreak="0">
     <w:nsid w:val="5B9C4060"/>
     <w:multiLevelType w:val="hybridMultilevel"/>
     <w:tmpl w:val="C59C93C8"/>
@@ -27282,7 +24556,7 @@
       </w:rPr>
     </w:lvl>
   </w:abstractNum>
-  <w:abstractNum w:abstractNumId="47" w15:restartNumberingAfterBreak="0">
+  <w:abstractNum w:abstractNumId="27" w15:restartNumberingAfterBreak="0">
     <w:nsid w:val="5E842E5E"/>
     <w:multiLevelType w:val="hybridMultilevel"/>
     <w:tmpl w:val="A11C1B3A"/>
@@ -27395,603 +24669,7 @@
       </w:rPr>
     </w:lvl>
   </w:abstractNum>
-  <w:abstractNum w:abstractNumId="48" w15:restartNumberingAfterBreak="0">
-    <w:nsid w:val="5FE2255E"/>
-    <w:multiLevelType w:val="multilevel"/>
-    <w:tmpl w:val="A3988A38"/>
-    <w:lvl w:ilvl="0">
-      <w:start w:val="1"/>
-      <w:numFmt w:val="bullet"/>
-      <w:lvlText w:val=""/>
-      <w:lvlJc w:val="left"/>
-      <w:pPr>
-        <w:tabs>
-          <w:tab w:val="num" w:pos="720"/>
-        </w:tabs>
-        <w:ind w:left="720" w:hanging="360"/>
-      </w:pPr>
-      <w:rPr>
-        <w:rFonts w:ascii="Symbol" w:hAnsi="Symbol" w:hint="default"/>
-        <w:sz w:val="20"/>
-      </w:rPr>
-    </w:lvl>
-    <w:lvl w:ilvl="1" w:tentative="1">
-      <w:start w:val="1"/>
-      <w:numFmt w:val="bullet"/>
-      <w:lvlText w:val=""/>
-      <w:lvlJc w:val="left"/>
-      <w:pPr>
-        <w:tabs>
-          <w:tab w:val="num" w:pos="1440"/>
-        </w:tabs>
-        <w:ind w:left="1440" w:hanging="360"/>
-      </w:pPr>
-      <w:rPr>
-        <w:rFonts w:ascii="Symbol" w:hAnsi="Symbol" w:hint="default"/>
-        <w:sz w:val="20"/>
-      </w:rPr>
-    </w:lvl>
-    <w:lvl w:ilvl="2" w:tentative="1">
-      <w:start w:val="1"/>
-      <w:numFmt w:val="bullet"/>
-      <w:lvlText w:val=""/>
-      <w:lvlJc w:val="left"/>
-      <w:pPr>
-        <w:tabs>
-          <w:tab w:val="num" w:pos="2160"/>
-        </w:tabs>
-        <w:ind w:left="2160" w:hanging="360"/>
-      </w:pPr>
-      <w:rPr>
-        <w:rFonts w:ascii="Symbol" w:hAnsi="Symbol" w:hint="default"/>
-        <w:sz w:val="20"/>
-      </w:rPr>
-    </w:lvl>
-    <w:lvl w:ilvl="3" w:tentative="1">
-      <w:start w:val="1"/>
-      <w:numFmt w:val="bullet"/>
-      <w:lvlText w:val=""/>
-      <w:lvlJc w:val="left"/>
-      <w:pPr>
-        <w:tabs>
-          <w:tab w:val="num" w:pos="2880"/>
-        </w:tabs>
-        <w:ind w:left="2880" w:hanging="360"/>
-      </w:pPr>
-      <w:rPr>
-        <w:rFonts w:ascii="Symbol" w:hAnsi="Symbol" w:hint="default"/>
-        <w:sz w:val="20"/>
-      </w:rPr>
-    </w:lvl>
-    <w:lvl w:ilvl="4" w:tentative="1">
-      <w:start w:val="1"/>
-      <w:numFmt w:val="bullet"/>
-      <w:lvlText w:val=""/>
-      <w:lvlJc w:val="left"/>
-      <w:pPr>
-        <w:tabs>
-          <w:tab w:val="num" w:pos="3600"/>
-        </w:tabs>
-        <w:ind w:left="3600" w:hanging="360"/>
-      </w:pPr>
-      <w:rPr>
-        <w:rFonts w:ascii="Symbol" w:hAnsi="Symbol" w:hint="default"/>
-        <w:sz w:val="20"/>
-      </w:rPr>
-    </w:lvl>
-    <w:lvl w:ilvl="5" w:tentative="1">
-      <w:start w:val="1"/>
-      <w:numFmt w:val="bullet"/>
-      <w:lvlText w:val=""/>
-      <w:lvlJc w:val="left"/>
-      <w:pPr>
-        <w:tabs>
-          <w:tab w:val="num" w:pos="4320"/>
-        </w:tabs>
-        <w:ind w:left="4320" w:hanging="360"/>
-      </w:pPr>
-      <w:rPr>
-        <w:rFonts w:ascii="Symbol" w:hAnsi="Symbol" w:hint="default"/>
-        <w:sz w:val="20"/>
-      </w:rPr>
-    </w:lvl>
-    <w:lvl w:ilvl="6" w:tentative="1">
-      <w:start w:val="1"/>
-      <w:numFmt w:val="bullet"/>
-      <w:lvlText w:val=""/>
-      <w:lvlJc w:val="left"/>
-      <w:pPr>
-        <w:tabs>
-          <w:tab w:val="num" w:pos="5040"/>
-        </w:tabs>
-        <w:ind w:left="5040" w:hanging="360"/>
-      </w:pPr>
-      <w:rPr>
-        <w:rFonts w:ascii="Symbol" w:hAnsi="Symbol" w:hint="default"/>
-        <w:sz w:val="20"/>
-      </w:rPr>
-    </w:lvl>
-    <w:lvl w:ilvl="7" w:tentative="1">
-      <w:start w:val="1"/>
-      <w:numFmt w:val="bullet"/>
-      <w:lvlText w:val=""/>
-      <w:lvlJc w:val="left"/>
-      <w:pPr>
-        <w:tabs>
-          <w:tab w:val="num" w:pos="5760"/>
-        </w:tabs>
-        <w:ind w:left="5760" w:hanging="360"/>
-      </w:pPr>
-      <w:rPr>
-        <w:rFonts w:ascii="Symbol" w:hAnsi="Symbol" w:hint="default"/>
-        <w:sz w:val="20"/>
-      </w:rPr>
-    </w:lvl>
-    <w:lvl w:ilvl="8" w:tentative="1">
-      <w:start w:val="1"/>
-      <w:numFmt w:val="bullet"/>
-      <w:lvlText w:val=""/>
-      <w:lvlJc w:val="left"/>
-      <w:pPr>
-        <w:tabs>
-          <w:tab w:val="num" w:pos="6480"/>
-        </w:tabs>
-        <w:ind w:left="6480" w:hanging="360"/>
-      </w:pPr>
-      <w:rPr>
-        <w:rFonts w:ascii="Symbol" w:hAnsi="Symbol" w:hint="default"/>
-        <w:sz w:val="20"/>
-      </w:rPr>
-    </w:lvl>
-  </w:abstractNum>
-  <w:abstractNum w:abstractNumId="49" w15:restartNumberingAfterBreak="0">
-    <w:nsid w:val="610C54CD"/>
-    <w:multiLevelType w:val="multilevel"/>
-    <w:tmpl w:val="0F0A37F6"/>
-    <w:lvl w:ilvl="0">
-      <w:start w:val="1"/>
-      <w:numFmt w:val="bullet"/>
-      <w:lvlText w:val=""/>
-      <w:lvlJc w:val="left"/>
-      <w:pPr>
-        <w:tabs>
-          <w:tab w:val="num" w:pos="720"/>
-        </w:tabs>
-        <w:ind w:left="720" w:hanging="360"/>
-      </w:pPr>
-      <w:rPr>
-        <w:rFonts w:ascii="Symbol" w:hAnsi="Symbol" w:hint="default"/>
-        <w:sz w:val="20"/>
-      </w:rPr>
-    </w:lvl>
-    <w:lvl w:ilvl="1" w:tentative="1">
-      <w:start w:val="1"/>
-      <w:numFmt w:val="bullet"/>
-      <w:lvlText w:val=""/>
-      <w:lvlJc w:val="left"/>
-      <w:pPr>
-        <w:tabs>
-          <w:tab w:val="num" w:pos="1440"/>
-        </w:tabs>
-        <w:ind w:left="1440" w:hanging="360"/>
-      </w:pPr>
-      <w:rPr>
-        <w:rFonts w:ascii="Symbol" w:hAnsi="Symbol" w:hint="default"/>
-        <w:sz w:val="20"/>
-      </w:rPr>
-    </w:lvl>
-    <w:lvl w:ilvl="2" w:tentative="1">
-      <w:start w:val="1"/>
-      <w:numFmt w:val="bullet"/>
-      <w:lvlText w:val=""/>
-      <w:lvlJc w:val="left"/>
-      <w:pPr>
-        <w:tabs>
-          <w:tab w:val="num" w:pos="2160"/>
-        </w:tabs>
-        <w:ind w:left="2160" w:hanging="360"/>
-      </w:pPr>
-      <w:rPr>
-        <w:rFonts w:ascii="Symbol" w:hAnsi="Symbol" w:hint="default"/>
-        <w:sz w:val="20"/>
-      </w:rPr>
-    </w:lvl>
-    <w:lvl w:ilvl="3" w:tentative="1">
-      <w:start w:val="1"/>
-      <w:numFmt w:val="bullet"/>
-      <w:lvlText w:val=""/>
-      <w:lvlJc w:val="left"/>
-      <w:pPr>
-        <w:tabs>
-          <w:tab w:val="num" w:pos="2880"/>
-        </w:tabs>
-        <w:ind w:left="2880" w:hanging="360"/>
-      </w:pPr>
-      <w:rPr>
-        <w:rFonts w:ascii="Symbol" w:hAnsi="Symbol" w:hint="default"/>
-        <w:sz w:val="20"/>
-      </w:rPr>
-    </w:lvl>
-    <w:lvl w:ilvl="4" w:tentative="1">
-      <w:start w:val="1"/>
-      <w:numFmt w:val="bullet"/>
-      <w:lvlText w:val=""/>
-      <w:lvlJc w:val="left"/>
-      <w:pPr>
-        <w:tabs>
-          <w:tab w:val="num" w:pos="3600"/>
-        </w:tabs>
-        <w:ind w:left="3600" w:hanging="360"/>
-      </w:pPr>
-      <w:rPr>
-        <w:rFonts w:ascii="Symbol" w:hAnsi="Symbol" w:hint="default"/>
-        <w:sz w:val="20"/>
-      </w:rPr>
-    </w:lvl>
-    <w:lvl w:ilvl="5" w:tentative="1">
-      <w:start w:val="1"/>
-      <w:numFmt w:val="bullet"/>
-      <w:lvlText w:val=""/>
-      <w:lvlJc w:val="left"/>
-      <w:pPr>
-        <w:tabs>
-          <w:tab w:val="num" w:pos="4320"/>
-        </w:tabs>
-        <w:ind w:left="4320" w:hanging="360"/>
-      </w:pPr>
-      <w:rPr>
-        <w:rFonts w:ascii="Symbol" w:hAnsi="Symbol" w:hint="default"/>
-        <w:sz w:val="20"/>
-      </w:rPr>
-    </w:lvl>
-    <w:lvl w:ilvl="6" w:tentative="1">
-      <w:start w:val="1"/>
-      <w:numFmt w:val="bullet"/>
-      <w:lvlText w:val=""/>
-      <w:lvlJc w:val="left"/>
-      <w:pPr>
-        <w:tabs>
-          <w:tab w:val="num" w:pos="5040"/>
-        </w:tabs>
-        <w:ind w:left="5040" w:hanging="360"/>
-      </w:pPr>
-      <w:rPr>
-        <w:rFonts w:ascii="Symbol" w:hAnsi="Symbol" w:hint="default"/>
-        <w:sz w:val="20"/>
-      </w:rPr>
-    </w:lvl>
-    <w:lvl w:ilvl="7" w:tentative="1">
-      <w:start w:val="1"/>
-      <w:numFmt w:val="bullet"/>
-      <w:lvlText w:val=""/>
-      <w:lvlJc w:val="left"/>
-      <w:pPr>
-        <w:tabs>
-          <w:tab w:val="num" w:pos="5760"/>
-        </w:tabs>
-        <w:ind w:left="5760" w:hanging="360"/>
-      </w:pPr>
-      <w:rPr>
-        <w:rFonts w:ascii="Symbol" w:hAnsi="Symbol" w:hint="default"/>
-        <w:sz w:val="20"/>
-      </w:rPr>
-    </w:lvl>
-    <w:lvl w:ilvl="8" w:tentative="1">
-      <w:start w:val="1"/>
-      <w:numFmt w:val="bullet"/>
-      <w:lvlText w:val=""/>
-      <w:lvlJc w:val="left"/>
-      <w:pPr>
-        <w:tabs>
-          <w:tab w:val="num" w:pos="6480"/>
-        </w:tabs>
-        <w:ind w:left="6480" w:hanging="360"/>
-      </w:pPr>
-      <w:rPr>
-        <w:rFonts w:ascii="Symbol" w:hAnsi="Symbol" w:hint="default"/>
-        <w:sz w:val="20"/>
-      </w:rPr>
-    </w:lvl>
-  </w:abstractNum>
-  <w:abstractNum w:abstractNumId="50" w15:restartNumberingAfterBreak="0">
-    <w:nsid w:val="61AA11D7"/>
-    <w:multiLevelType w:val="multilevel"/>
-    <w:tmpl w:val="2A0201B4"/>
-    <w:lvl w:ilvl="0">
-      <w:start w:val="4"/>
-      <w:numFmt w:val="bullet"/>
-      <w:lvlText w:val="-"/>
-      <w:lvlJc w:val="left"/>
-      <w:pPr>
-        <w:tabs>
-          <w:tab w:val="num" w:pos="720"/>
-        </w:tabs>
-        <w:ind w:left="720" w:hanging="360"/>
-      </w:pPr>
-      <w:rPr>
-        <w:rFonts w:ascii="Times New Roman" w:eastAsiaTheme="minorHAnsi" w:hAnsi="Times New Roman" w:cs="Times New Roman" w:hint="default"/>
-        <w:sz w:val="20"/>
-      </w:rPr>
-    </w:lvl>
-    <w:lvl w:ilvl="1" w:tentative="1">
-      <w:start w:val="1"/>
-      <w:numFmt w:val="bullet"/>
-      <w:lvlText w:val=""/>
-      <w:lvlJc w:val="left"/>
-      <w:pPr>
-        <w:tabs>
-          <w:tab w:val="num" w:pos="1440"/>
-        </w:tabs>
-        <w:ind w:left="1440" w:hanging="360"/>
-      </w:pPr>
-      <w:rPr>
-        <w:rFonts w:ascii="Symbol" w:hAnsi="Symbol" w:hint="default"/>
-        <w:sz w:val="20"/>
-      </w:rPr>
-    </w:lvl>
-    <w:lvl w:ilvl="2" w:tentative="1">
-      <w:start w:val="1"/>
-      <w:numFmt w:val="bullet"/>
-      <w:lvlText w:val=""/>
-      <w:lvlJc w:val="left"/>
-      <w:pPr>
-        <w:tabs>
-          <w:tab w:val="num" w:pos="2160"/>
-        </w:tabs>
-        <w:ind w:left="2160" w:hanging="360"/>
-      </w:pPr>
-      <w:rPr>
-        <w:rFonts w:ascii="Symbol" w:hAnsi="Symbol" w:hint="default"/>
-        <w:sz w:val="20"/>
-      </w:rPr>
-    </w:lvl>
-    <w:lvl w:ilvl="3" w:tentative="1">
-      <w:start w:val="1"/>
-      <w:numFmt w:val="bullet"/>
-      <w:lvlText w:val=""/>
-      <w:lvlJc w:val="left"/>
-      <w:pPr>
-        <w:tabs>
-          <w:tab w:val="num" w:pos="2880"/>
-        </w:tabs>
-        <w:ind w:left="2880" w:hanging="360"/>
-      </w:pPr>
-      <w:rPr>
-        <w:rFonts w:ascii="Symbol" w:hAnsi="Symbol" w:hint="default"/>
-        <w:sz w:val="20"/>
-      </w:rPr>
-    </w:lvl>
-    <w:lvl w:ilvl="4" w:tentative="1">
-      <w:start w:val="1"/>
-      <w:numFmt w:val="bullet"/>
-      <w:lvlText w:val=""/>
-      <w:lvlJc w:val="left"/>
-      <w:pPr>
-        <w:tabs>
-          <w:tab w:val="num" w:pos="3600"/>
-        </w:tabs>
-        <w:ind w:left="3600" w:hanging="360"/>
-      </w:pPr>
-      <w:rPr>
-        <w:rFonts w:ascii="Symbol" w:hAnsi="Symbol" w:hint="default"/>
-        <w:sz w:val="20"/>
-      </w:rPr>
-    </w:lvl>
-    <w:lvl w:ilvl="5" w:tentative="1">
-      <w:start w:val="1"/>
-      <w:numFmt w:val="bullet"/>
-      <w:lvlText w:val=""/>
-      <w:lvlJc w:val="left"/>
-      <w:pPr>
-        <w:tabs>
-          <w:tab w:val="num" w:pos="4320"/>
-        </w:tabs>
-        <w:ind w:left="4320" w:hanging="360"/>
-      </w:pPr>
-      <w:rPr>
-        <w:rFonts w:ascii="Symbol" w:hAnsi="Symbol" w:hint="default"/>
-        <w:sz w:val="20"/>
-      </w:rPr>
-    </w:lvl>
-    <w:lvl w:ilvl="6" w:tentative="1">
-      <w:start w:val="1"/>
-      <w:numFmt w:val="bullet"/>
-      <w:lvlText w:val=""/>
-      <w:lvlJc w:val="left"/>
-      <w:pPr>
-        <w:tabs>
-          <w:tab w:val="num" w:pos="5040"/>
-        </w:tabs>
-        <w:ind w:left="5040" w:hanging="360"/>
-      </w:pPr>
-      <w:rPr>
-        <w:rFonts w:ascii="Symbol" w:hAnsi="Symbol" w:hint="default"/>
-        <w:sz w:val="20"/>
-      </w:rPr>
-    </w:lvl>
-    <w:lvl w:ilvl="7" w:tentative="1">
-      <w:start w:val="1"/>
-      <w:numFmt w:val="bullet"/>
-      <w:lvlText w:val=""/>
-      <w:lvlJc w:val="left"/>
-      <w:pPr>
-        <w:tabs>
-          <w:tab w:val="num" w:pos="5760"/>
-        </w:tabs>
-        <w:ind w:left="5760" w:hanging="360"/>
-      </w:pPr>
-      <w:rPr>
-        <w:rFonts w:ascii="Symbol" w:hAnsi="Symbol" w:hint="default"/>
-        <w:sz w:val="20"/>
-      </w:rPr>
-    </w:lvl>
-    <w:lvl w:ilvl="8" w:tentative="1">
-      <w:start w:val="1"/>
-      <w:numFmt w:val="bullet"/>
-      <w:lvlText w:val=""/>
-      <w:lvlJc w:val="left"/>
-      <w:pPr>
-        <w:tabs>
-          <w:tab w:val="num" w:pos="6480"/>
-        </w:tabs>
-        <w:ind w:left="6480" w:hanging="360"/>
-      </w:pPr>
-      <w:rPr>
-        <w:rFonts w:ascii="Symbol" w:hAnsi="Symbol" w:hint="default"/>
-        <w:sz w:val="20"/>
-      </w:rPr>
-    </w:lvl>
-  </w:abstractNum>
-  <w:abstractNum w:abstractNumId="51" w15:restartNumberingAfterBreak="0">
-    <w:nsid w:val="620411D2"/>
-    <w:multiLevelType w:val="multilevel"/>
-    <w:tmpl w:val="9A46D5D2"/>
-    <w:lvl w:ilvl="0">
-      <w:start w:val="1"/>
-      <w:numFmt w:val="bullet"/>
-      <w:lvlText w:val=""/>
-      <w:lvlJc w:val="left"/>
-      <w:pPr>
-        <w:tabs>
-          <w:tab w:val="num" w:pos="720"/>
-        </w:tabs>
-        <w:ind w:left="720" w:hanging="360"/>
-      </w:pPr>
-      <w:rPr>
-        <w:rFonts w:ascii="Symbol" w:hAnsi="Symbol" w:hint="default"/>
-        <w:sz w:val="20"/>
-      </w:rPr>
-    </w:lvl>
-    <w:lvl w:ilvl="1" w:tentative="1">
-      <w:start w:val="1"/>
-      <w:numFmt w:val="bullet"/>
-      <w:lvlText w:val=""/>
-      <w:lvlJc w:val="left"/>
-      <w:pPr>
-        <w:tabs>
-          <w:tab w:val="num" w:pos="1440"/>
-        </w:tabs>
-        <w:ind w:left="1440" w:hanging="360"/>
-      </w:pPr>
-      <w:rPr>
-        <w:rFonts w:ascii="Symbol" w:hAnsi="Symbol" w:hint="default"/>
-        <w:sz w:val="20"/>
-      </w:rPr>
-    </w:lvl>
-    <w:lvl w:ilvl="2" w:tentative="1">
-      <w:start w:val="1"/>
-      <w:numFmt w:val="bullet"/>
-      <w:lvlText w:val=""/>
-      <w:lvlJc w:val="left"/>
-      <w:pPr>
-        <w:tabs>
-          <w:tab w:val="num" w:pos="2160"/>
-        </w:tabs>
-        <w:ind w:left="2160" w:hanging="360"/>
-      </w:pPr>
-      <w:rPr>
-        <w:rFonts w:ascii="Symbol" w:hAnsi="Symbol" w:hint="default"/>
-        <w:sz w:val="20"/>
-      </w:rPr>
-    </w:lvl>
-    <w:lvl w:ilvl="3" w:tentative="1">
-      <w:start w:val="1"/>
-      <w:numFmt w:val="bullet"/>
-      <w:lvlText w:val=""/>
-      <w:lvlJc w:val="left"/>
-      <w:pPr>
-        <w:tabs>
-          <w:tab w:val="num" w:pos="2880"/>
-        </w:tabs>
-        <w:ind w:left="2880" w:hanging="360"/>
-      </w:pPr>
-      <w:rPr>
-        <w:rFonts w:ascii="Symbol" w:hAnsi="Symbol" w:hint="default"/>
-        <w:sz w:val="20"/>
-      </w:rPr>
-    </w:lvl>
-    <w:lvl w:ilvl="4" w:tentative="1">
-      <w:start w:val="1"/>
-      <w:numFmt w:val="bullet"/>
-      <w:lvlText w:val=""/>
-      <w:lvlJc w:val="left"/>
-      <w:pPr>
-        <w:tabs>
-          <w:tab w:val="num" w:pos="3600"/>
-        </w:tabs>
-        <w:ind w:left="3600" w:hanging="360"/>
-      </w:pPr>
-      <w:rPr>
-        <w:rFonts w:ascii="Symbol" w:hAnsi="Symbol" w:hint="default"/>
-        <w:sz w:val="20"/>
-      </w:rPr>
-    </w:lvl>
-    <w:lvl w:ilvl="5" w:tentative="1">
-      <w:start w:val="1"/>
-      <w:numFmt w:val="bullet"/>
-      <w:lvlText w:val=""/>
-      <w:lvlJc w:val="left"/>
-      <w:pPr>
-        <w:tabs>
-          <w:tab w:val="num" w:pos="4320"/>
-        </w:tabs>
-        <w:ind w:left="4320" w:hanging="360"/>
-      </w:pPr>
-      <w:rPr>
-        <w:rFonts w:ascii="Symbol" w:hAnsi="Symbol" w:hint="default"/>
-        <w:sz w:val="20"/>
-      </w:rPr>
-    </w:lvl>
-    <w:lvl w:ilvl="6" w:tentative="1">
-      <w:start w:val="1"/>
-      <w:numFmt w:val="bullet"/>
-      <w:lvlText w:val=""/>
-      <w:lvlJc w:val="left"/>
-      <w:pPr>
-        <w:tabs>
-          <w:tab w:val="num" w:pos="5040"/>
-        </w:tabs>
-        <w:ind w:left="5040" w:hanging="360"/>
-      </w:pPr>
-      <w:rPr>
-        <w:rFonts w:ascii="Symbol" w:hAnsi="Symbol" w:hint="default"/>
-        <w:sz w:val="20"/>
-      </w:rPr>
-    </w:lvl>
-    <w:lvl w:ilvl="7" w:tentative="1">
-      <w:start w:val="1"/>
-      <w:numFmt w:val="bullet"/>
-      <w:lvlText w:val=""/>
-      <w:lvlJc w:val="left"/>
-      <w:pPr>
-        <w:tabs>
-          <w:tab w:val="num" w:pos="5760"/>
-        </w:tabs>
-        <w:ind w:left="5760" w:hanging="360"/>
-      </w:pPr>
-      <w:rPr>
-        <w:rFonts w:ascii="Symbol" w:hAnsi="Symbol" w:hint="default"/>
-        <w:sz w:val="20"/>
-      </w:rPr>
-    </w:lvl>
-    <w:lvl w:ilvl="8" w:tentative="1">
-      <w:start w:val="1"/>
-      <w:numFmt w:val="bullet"/>
-      <w:lvlText w:val=""/>
-      <w:lvlJc w:val="left"/>
-      <w:pPr>
-        <w:tabs>
-          <w:tab w:val="num" w:pos="6480"/>
-        </w:tabs>
-        <w:ind w:left="6480" w:hanging="360"/>
-      </w:pPr>
-      <w:rPr>
-        <w:rFonts w:ascii="Symbol" w:hAnsi="Symbol" w:hint="default"/>
-        <w:sz w:val="20"/>
-      </w:rPr>
-    </w:lvl>
-  </w:abstractNum>
-  <w:abstractNum w:abstractNumId="52" w15:restartNumberingAfterBreak="0">
+  <w:abstractNum w:abstractNumId="28" w15:restartNumberingAfterBreak="0">
     <w:nsid w:val="66371C81"/>
     <w:multiLevelType w:val="hybridMultilevel"/>
     <w:tmpl w:val="6BAACBFC"/>
@@ -28104,418 +24782,7 @@
       </w:rPr>
     </w:lvl>
   </w:abstractNum>
-  <w:abstractNum w:abstractNumId="53" w15:restartNumberingAfterBreak="0">
-    <w:nsid w:val="6C042764"/>
-    <w:multiLevelType w:val="hybridMultilevel"/>
-    <w:tmpl w:val="9EE6471C"/>
-    <w:lvl w:ilvl="0" w:tplc="2E9C95C4">
-      <w:start w:val="4"/>
-      <w:numFmt w:val="bullet"/>
-      <w:lvlText w:val="-"/>
-      <w:lvlJc w:val="left"/>
-      <w:pPr>
-        <w:ind w:left="720" w:hanging="360"/>
-      </w:pPr>
-      <w:rPr>
-        <w:rFonts w:ascii="Times New Roman" w:eastAsiaTheme="minorHAnsi" w:hAnsi="Times New Roman" w:cs="Times New Roman" w:hint="default"/>
-      </w:rPr>
-    </w:lvl>
-    <w:lvl w:ilvl="1" w:tplc="04090003" w:tentative="1">
-      <w:start w:val="1"/>
-      <w:numFmt w:val="bullet"/>
-      <w:lvlText w:val="o"/>
-      <w:lvlJc w:val="left"/>
-      <w:pPr>
-        <w:ind w:left="1440" w:hanging="360"/>
-      </w:pPr>
-      <w:rPr>
-        <w:rFonts w:ascii="Courier New" w:hAnsi="Courier New" w:cs="Courier New" w:hint="default"/>
-      </w:rPr>
-    </w:lvl>
-    <w:lvl w:ilvl="2" w:tplc="04090005" w:tentative="1">
-      <w:start w:val="1"/>
-      <w:numFmt w:val="bullet"/>
-      <w:lvlText w:val=""/>
-      <w:lvlJc w:val="left"/>
-      <w:pPr>
-        <w:ind w:left="2160" w:hanging="360"/>
-      </w:pPr>
-      <w:rPr>
-        <w:rFonts w:ascii="Wingdings" w:hAnsi="Wingdings" w:hint="default"/>
-      </w:rPr>
-    </w:lvl>
-    <w:lvl w:ilvl="3" w:tplc="04090001" w:tentative="1">
-      <w:start w:val="1"/>
-      <w:numFmt w:val="bullet"/>
-      <w:lvlText w:val=""/>
-      <w:lvlJc w:val="left"/>
-      <w:pPr>
-        <w:ind w:left="2880" w:hanging="360"/>
-      </w:pPr>
-      <w:rPr>
-        <w:rFonts w:ascii="Symbol" w:hAnsi="Symbol" w:hint="default"/>
-      </w:rPr>
-    </w:lvl>
-    <w:lvl w:ilvl="4" w:tplc="04090003" w:tentative="1">
-      <w:start w:val="1"/>
-      <w:numFmt w:val="bullet"/>
-      <w:lvlText w:val="o"/>
-      <w:lvlJc w:val="left"/>
-      <w:pPr>
-        <w:ind w:left="3600" w:hanging="360"/>
-      </w:pPr>
-      <w:rPr>
-        <w:rFonts w:ascii="Courier New" w:hAnsi="Courier New" w:cs="Courier New" w:hint="default"/>
-      </w:rPr>
-    </w:lvl>
-    <w:lvl w:ilvl="5" w:tplc="04090005" w:tentative="1">
-      <w:start w:val="1"/>
-      <w:numFmt w:val="bullet"/>
-      <w:lvlText w:val=""/>
-      <w:lvlJc w:val="left"/>
-      <w:pPr>
-        <w:ind w:left="4320" w:hanging="360"/>
-      </w:pPr>
-      <w:rPr>
-        <w:rFonts w:ascii="Wingdings" w:hAnsi="Wingdings" w:hint="default"/>
-      </w:rPr>
-    </w:lvl>
-    <w:lvl w:ilvl="6" w:tplc="04090001" w:tentative="1">
-      <w:start w:val="1"/>
-      <w:numFmt w:val="bullet"/>
-      <w:lvlText w:val=""/>
-      <w:lvlJc w:val="left"/>
-      <w:pPr>
-        <w:ind w:left="5040" w:hanging="360"/>
-      </w:pPr>
-      <w:rPr>
-        <w:rFonts w:ascii="Symbol" w:hAnsi="Symbol" w:hint="default"/>
-      </w:rPr>
-    </w:lvl>
-    <w:lvl w:ilvl="7" w:tplc="04090003" w:tentative="1">
-      <w:start w:val="1"/>
-      <w:numFmt w:val="bullet"/>
-      <w:lvlText w:val="o"/>
-      <w:lvlJc w:val="left"/>
-      <w:pPr>
-        <w:ind w:left="5760" w:hanging="360"/>
-      </w:pPr>
-      <w:rPr>
-        <w:rFonts w:ascii="Courier New" w:hAnsi="Courier New" w:cs="Courier New" w:hint="default"/>
-      </w:rPr>
-    </w:lvl>
-    <w:lvl w:ilvl="8" w:tplc="04090005" w:tentative="1">
-      <w:start w:val="1"/>
-      <w:numFmt w:val="bullet"/>
-      <w:lvlText w:val=""/>
-      <w:lvlJc w:val="left"/>
-      <w:pPr>
-        <w:ind w:left="6480" w:hanging="360"/>
-      </w:pPr>
-      <w:rPr>
-        <w:rFonts w:ascii="Wingdings" w:hAnsi="Wingdings" w:hint="default"/>
-      </w:rPr>
-    </w:lvl>
-  </w:abstractNum>
-  <w:abstractNum w:abstractNumId="54" w15:restartNumberingAfterBreak="0">
-    <w:nsid w:val="6C8336AD"/>
-    <w:multiLevelType w:val="multilevel"/>
-    <w:tmpl w:val="A1244AF0"/>
-    <w:lvl w:ilvl="0">
-      <w:start w:val="1"/>
-      <w:numFmt w:val="bullet"/>
-      <w:lvlText w:val=""/>
-      <w:lvlJc w:val="left"/>
-      <w:pPr>
-        <w:tabs>
-          <w:tab w:val="num" w:pos="720"/>
-        </w:tabs>
-        <w:ind w:left="720" w:hanging="360"/>
-      </w:pPr>
-      <w:rPr>
-        <w:rFonts w:ascii="Symbol" w:hAnsi="Symbol" w:hint="default"/>
-        <w:sz w:val="20"/>
-      </w:rPr>
-    </w:lvl>
-    <w:lvl w:ilvl="1" w:tentative="1">
-      <w:start w:val="1"/>
-      <w:numFmt w:val="bullet"/>
-      <w:lvlText w:val=""/>
-      <w:lvlJc w:val="left"/>
-      <w:pPr>
-        <w:tabs>
-          <w:tab w:val="num" w:pos="1440"/>
-        </w:tabs>
-        <w:ind w:left="1440" w:hanging="360"/>
-      </w:pPr>
-      <w:rPr>
-        <w:rFonts w:ascii="Symbol" w:hAnsi="Symbol" w:hint="default"/>
-        <w:sz w:val="20"/>
-      </w:rPr>
-    </w:lvl>
-    <w:lvl w:ilvl="2" w:tentative="1">
-      <w:start w:val="1"/>
-      <w:numFmt w:val="bullet"/>
-      <w:lvlText w:val=""/>
-      <w:lvlJc w:val="left"/>
-      <w:pPr>
-        <w:tabs>
-          <w:tab w:val="num" w:pos="2160"/>
-        </w:tabs>
-        <w:ind w:left="2160" w:hanging="360"/>
-      </w:pPr>
-      <w:rPr>
-        <w:rFonts w:ascii="Symbol" w:hAnsi="Symbol" w:hint="default"/>
-        <w:sz w:val="20"/>
-      </w:rPr>
-    </w:lvl>
-    <w:lvl w:ilvl="3" w:tentative="1">
-      <w:start w:val="1"/>
-      <w:numFmt w:val="bullet"/>
-      <w:lvlText w:val=""/>
-      <w:lvlJc w:val="left"/>
-      <w:pPr>
-        <w:tabs>
-          <w:tab w:val="num" w:pos="2880"/>
-        </w:tabs>
-        <w:ind w:left="2880" w:hanging="360"/>
-      </w:pPr>
-      <w:rPr>
-        <w:rFonts w:ascii="Symbol" w:hAnsi="Symbol" w:hint="default"/>
-        <w:sz w:val="20"/>
-      </w:rPr>
-    </w:lvl>
-    <w:lvl w:ilvl="4" w:tentative="1">
-      <w:start w:val="1"/>
-      <w:numFmt w:val="bullet"/>
-      <w:lvlText w:val=""/>
-      <w:lvlJc w:val="left"/>
-      <w:pPr>
-        <w:tabs>
-          <w:tab w:val="num" w:pos="3600"/>
-        </w:tabs>
-        <w:ind w:left="3600" w:hanging="360"/>
-      </w:pPr>
-      <w:rPr>
-        <w:rFonts w:ascii="Symbol" w:hAnsi="Symbol" w:hint="default"/>
-        <w:sz w:val="20"/>
-      </w:rPr>
-    </w:lvl>
-    <w:lvl w:ilvl="5" w:tentative="1">
-      <w:start w:val="1"/>
-      <w:numFmt w:val="bullet"/>
-      <w:lvlText w:val=""/>
-      <w:lvlJc w:val="left"/>
-      <w:pPr>
-        <w:tabs>
-          <w:tab w:val="num" w:pos="4320"/>
-        </w:tabs>
-        <w:ind w:left="4320" w:hanging="360"/>
-      </w:pPr>
-      <w:rPr>
-        <w:rFonts w:ascii="Symbol" w:hAnsi="Symbol" w:hint="default"/>
-        <w:sz w:val="20"/>
-      </w:rPr>
-    </w:lvl>
-    <w:lvl w:ilvl="6" w:tentative="1">
-      <w:start w:val="1"/>
-      <w:numFmt w:val="bullet"/>
-      <w:lvlText w:val=""/>
-      <w:lvlJc w:val="left"/>
-      <w:pPr>
-        <w:tabs>
-          <w:tab w:val="num" w:pos="5040"/>
-        </w:tabs>
-        <w:ind w:left="5040" w:hanging="360"/>
-      </w:pPr>
-      <w:rPr>
-        <w:rFonts w:ascii="Symbol" w:hAnsi="Symbol" w:hint="default"/>
-        <w:sz w:val="20"/>
-      </w:rPr>
-    </w:lvl>
-    <w:lvl w:ilvl="7" w:tentative="1">
-      <w:start w:val="1"/>
-      <w:numFmt w:val="bullet"/>
-      <w:lvlText w:val=""/>
-      <w:lvlJc w:val="left"/>
-      <w:pPr>
-        <w:tabs>
-          <w:tab w:val="num" w:pos="5760"/>
-        </w:tabs>
-        <w:ind w:left="5760" w:hanging="360"/>
-      </w:pPr>
-      <w:rPr>
-        <w:rFonts w:ascii="Symbol" w:hAnsi="Symbol" w:hint="default"/>
-        <w:sz w:val="20"/>
-      </w:rPr>
-    </w:lvl>
-    <w:lvl w:ilvl="8" w:tentative="1">
-      <w:start w:val="1"/>
-      <w:numFmt w:val="bullet"/>
-      <w:lvlText w:val=""/>
-      <w:lvlJc w:val="left"/>
-      <w:pPr>
-        <w:tabs>
-          <w:tab w:val="num" w:pos="6480"/>
-        </w:tabs>
-        <w:ind w:left="6480" w:hanging="360"/>
-      </w:pPr>
-      <w:rPr>
-        <w:rFonts w:ascii="Symbol" w:hAnsi="Symbol" w:hint="default"/>
-        <w:sz w:val="20"/>
-      </w:rPr>
-    </w:lvl>
-  </w:abstractNum>
-  <w:abstractNum w:abstractNumId="55" w15:restartNumberingAfterBreak="0">
-    <w:nsid w:val="706066BE"/>
-    <w:multiLevelType w:val="multilevel"/>
-    <w:tmpl w:val="A9081A18"/>
-    <w:lvl w:ilvl="0">
-      <w:start w:val="1"/>
-      <w:numFmt w:val="bullet"/>
-      <w:lvlText w:val=""/>
-      <w:lvlJc w:val="left"/>
-      <w:pPr>
-        <w:tabs>
-          <w:tab w:val="num" w:pos="720"/>
-        </w:tabs>
-        <w:ind w:left="720" w:hanging="360"/>
-      </w:pPr>
-      <w:rPr>
-        <w:rFonts w:ascii="Symbol" w:hAnsi="Symbol" w:hint="default"/>
-        <w:sz w:val="20"/>
-      </w:rPr>
-    </w:lvl>
-    <w:lvl w:ilvl="1" w:tentative="1">
-      <w:start w:val="1"/>
-      <w:numFmt w:val="bullet"/>
-      <w:lvlText w:val=""/>
-      <w:lvlJc w:val="left"/>
-      <w:pPr>
-        <w:tabs>
-          <w:tab w:val="num" w:pos="1440"/>
-        </w:tabs>
-        <w:ind w:left="1440" w:hanging="360"/>
-      </w:pPr>
-      <w:rPr>
-        <w:rFonts w:ascii="Symbol" w:hAnsi="Symbol" w:hint="default"/>
-        <w:sz w:val="20"/>
-      </w:rPr>
-    </w:lvl>
-    <w:lvl w:ilvl="2" w:tentative="1">
-      <w:start w:val="1"/>
-      <w:numFmt w:val="bullet"/>
-      <w:lvlText w:val=""/>
-      <w:lvlJc w:val="left"/>
-      <w:pPr>
-        <w:tabs>
-          <w:tab w:val="num" w:pos="2160"/>
-        </w:tabs>
-        <w:ind w:left="2160" w:hanging="360"/>
-      </w:pPr>
-      <w:rPr>
-        <w:rFonts w:ascii="Symbol" w:hAnsi="Symbol" w:hint="default"/>
-        <w:sz w:val="20"/>
-      </w:rPr>
-    </w:lvl>
-    <w:lvl w:ilvl="3" w:tentative="1">
-      <w:start w:val="1"/>
-      <w:numFmt w:val="bullet"/>
-      <w:lvlText w:val=""/>
-      <w:lvlJc w:val="left"/>
-      <w:pPr>
-        <w:tabs>
-          <w:tab w:val="num" w:pos="2880"/>
-        </w:tabs>
-        <w:ind w:left="2880" w:hanging="360"/>
-      </w:pPr>
-      <w:rPr>
-        <w:rFonts w:ascii="Symbol" w:hAnsi="Symbol" w:hint="default"/>
-        <w:sz w:val="20"/>
-      </w:rPr>
-    </w:lvl>
-    <w:lvl w:ilvl="4" w:tentative="1">
-      <w:start w:val="1"/>
-      <w:numFmt w:val="bullet"/>
-      <w:lvlText w:val=""/>
-      <w:lvlJc w:val="left"/>
-      <w:pPr>
-        <w:tabs>
-          <w:tab w:val="num" w:pos="3600"/>
-        </w:tabs>
-        <w:ind w:left="3600" w:hanging="360"/>
-      </w:pPr>
-      <w:rPr>
-        <w:rFonts w:ascii="Symbol" w:hAnsi="Symbol" w:hint="default"/>
-        <w:sz w:val="20"/>
-      </w:rPr>
-    </w:lvl>
-    <w:lvl w:ilvl="5" w:tentative="1">
-      <w:start w:val="1"/>
-      <w:numFmt w:val="bullet"/>
-      <w:lvlText w:val=""/>
-      <w:lvlJc w:val="left"/>
-      <w:pPr>
-        <w:tabs>
-          <w:tab w:val="num" w:pos="4320"/>
-        </w:tabs>
-        <w:ind w:left="4320" w:hanging="360"/>
-      </w:pPr>
-      <w:rPr>
-        <w:rFonts w:ascii="Symbol" w:hAnsi="Symbol" w:hint="default"/>
-        <w:sz w:val="20"/>
-      </w:rPr>
-    </w:lvl>
-    <w:lvl w:ilvl="6" w:tentative="1">
-      <w:start w:val="1"/>
-      <w:numFmt w:val="bullet"/>
-      <w:lvlText w:val=""/>
-      <w:lvlJc w:val="left"/>
-      <w:pPr>
-        <w:tabs>
-          <w:tab w:val="num" w:pos="5040"/>
-        </w:tabs>
-        <w:ind w:left="5040" w:hanging="360"/>
-      </w:pPr>
-      <w:rPr>
-        <w:rFonts w:ascii="Symbol" w:hAnsi="Symbol" w:hint="default"/>
-        <w:sz w:val="20"/>
-      </w:rPr>
-    </w:lvl>
-    <w:lvl w:ilvl="7" w:tentative="1">
-      <w:start w:val="1"/>
-      <w:numFmt w:val="bullet"/>
-      <w:lvlText w:val=""/>
-      <w:lvlJc w:val="left"/>
-      <w:pPr>
-        <w:tabs>
-          <w:tab w:val="num" w:pos="5760"/>
-        </w:tabs>
-        <w:ind w:left="5760" w:hanging="360"/>
-      </w:pPr>
-      <w:rPr>
-        <w:rFonts w:ascii="Symbol" w:hAnsi="Symbol" w:hint="default"/>
-        <w:sz w:val="20"/>
-      </w:rPr>
-    </w:lvl>
-    <w:lvl w:ilvl="8" w:tentative="1">
-      <w:start w:val="1"/>
-      <w:numFmt w:val="bullet"/>
-      <w:lvlText w:val=""/>
-      <w:lvlJc w:val="left"/>
-      <w:pPr>
-        <w:tabs>
-          <w:tab w:val="num" w:pos="6480"/>
-        </w:tabs>
-        <w:ind w:left="6480" w:hanging="360"/>
-      </w:pPr>
-      <w:rPr>
-        <w:rFonts w:ascii="Symbol" w:hAnsi="Symbol" w:hint="default"/>
-        <w:sz w:val="20"/>
-      </w:rPr>
-    </w:lvl>
-  </w:abstractNum>
-  <w:abstractNum w:abstractNumId="56" w15:restartNumberingAfterBreak="0">
+  <w:abstractNum w:abstractNumId="29" w15:restartNumberingAfterBreak="0">
     <w:nsid w:val="711D2783"/>
     <w:multiLevelType w:val="hybridMultilevel"/>
     <w:tmpl w:val="F9F2442C"/>
@@ -28628,156 +24895,7 @@
       </w:rPr>
     </w:lvl>
   </w:abstractNum>
-  <w:abstractNum w:abstractNumId="57" w15:restartNumberingAfterBreak="0">
-    <w:nsid w:val="71A16D12"/>
-    <w:multiLevelType w:val="multilevel"/>
-    <w:tmpl w:val="17A6925E"/>
-    <w:lvl w:ilvl="0">
-      <w:start w:val="1"/>
-      <w:numFmt w:val="bullet"/>
-      <w:lvlText w:val=""/>
-      <w:lvlJc w:val="left"/>
-      <w:pPr>
-        <w:tabs>
-          <w:tab w:val="num" w:pos="720"/>
-        </w:tabs>
-        <w:ind w:left="720" w:hanging="360"/>
-      </w:pPr>
-      <w:rPr>
-        <w:rFonts w:ascii="Symbol" w:hAnsi="Symbol" w:hint="default"/>
-        <w:sz w:val="20"/>
-      </w:rPr>
-    </w:lvl>
-    <w:lvl w:ilvl="1" w:tentative="1">
-      <w:start w:val="1"/>
-      <w:numFmt w:val="bullet"/>
-      <w:lvlText w:val=""/>
-      <w:lvlJc w:val="left"/>
-      <w:pPr>
-        <w:tabs>
-          <w:tab w:val="num" w:pos="1440"/>
-        </w:tabs>
-        <w:ind w:left="1440" w:hanging="360"/>
-      </w:pPr>
-      <w:rPr>
-        <w:rFonts w:ascii="Symbol" w:hAnsi="Symbol" w:hint="default"/>
-        <w:sz w:val="20"/>
-      </w:rPr>
-    </w:lvl>
-    <w:lvl w:ilvl="2" w:tentative="1">
-      <w:start w:val="1"/>
-      <w:numFmt w:val="bullet"/>
-      <w:lvlText w:val=""/>
-      <w:lvlJc w:val="left"/>
-      <w:pPr>
-        <w:tabs>
-          <w:tab w:val="num" w:pos="2160"/>
-        </w:tabs>
-        <w:ind w:left="2160" w:hanging="360"/>
-      </w:pPr>
-      <w:rPr>
-        <w:rFonts w:ascii="Symbol" w:hAnsi="Symbol" w:hint="default"/>
-        <w:sz w:val="20"/>
-      </w:rPr>
-    </w:lvl>
-    <w:lvl w:ilvl="3" w:tentative="1">
-      <w:start w:val="1"/>
-      <w:numFmt w:val="bullet"/>
-      <w:lvlText w:val=""/>
-      <w:lvlJc w:val="left"/>
-      <w:pPr>
-        <w:tabs>
-          <w:tab w:val="num" w:pos="2880"/>
-        </w:tabs>
-        <w:ind w:left="2880" w:hanging="360"/>
-      </w:pPr>
-      <w:rPr>
-        <w:rFonts w:ascii="Symbol" w:hAnsi="Symbol" w:hint="default"/>
-        <w:sz w:val="20"/>
-      </w:rPr>
-    </w:lvl>
-    <w:lvl w:ilvl="4" w:tentative="1">
-      <w:start w:val="1"/>
-      <w:numFmt w:val="bullet"/>
-      <w:lvlText w:val=""/>
-      <w:lvlJc w:val="left"/>
-      <w:pPr>
-        <w:tabs>
-          <w:tab w:val="num" w:pos="3600"/>
-        </w:tabs>
-        <w:ind w:left="3600" w:hanging="360"/>
-      </w:pPr>
-      <w:rPr>
-        <w:rFonts w:ascii="Symbol" w:hAnsi="Symbol" w:hint="default"/>
-        <w:sz w:val="20"/>
-      </w:rPr>
-    </w:lvl>
-    <w:lvl w:ilvl="5" w:tentative="1">
-      <w:start w:val="1"/>
-      <w:numFmt w:val="bullet"/>
-      <w:lvlText w:val=""/>
-      <w:lvlJc w:val="left"/>
-      <w:pPr>
-        <w:tabs>
-          <w:tab w:val="num" w:pos="4320"/>
-        </w:tabs>
-        <w:ind w:left="4320" w:hanging="360"/>
-      </w:pPr>
-      <w:rPr>
-        <w:rFonts w:ascii="Symbol" w:hAnsi="Symbol" w:hint="default"/>
-        <w:sz w:val="20"/>
-      </w:rPr>
-    </w:lvl>
-    <w:lvl w:ilvl="6" w:tentative="1">
-      <w:start w:val="1"/>
-      <w:numFmt w:val="bullet"/>
-      <w:lvlText w:val=""/>
-      <w:lvlJc w:val="left"/>
-      <w:pPr>
-        <w:tabs>
-          <w:tab w:val="num" w:pos="5040"/>
-        </w:tabs>
-        <w:ind w:left="5040" w:hanging="360"/>
-      </w:pPr>
-      <w:rPr>
-        <w:rFonts w:ascii="Symbol" w:hAnsi="Symbol" w:hint="default"/>
-        <w:sz w:val="20"/>
-      </w:rPr>
-    </w:lvl>
-    <w:lvl w:ilvl="7" w:tentative="1">
-      <w:start w:val="1"/>
-      <w:numFmt w:val="bullet"/>
-      <w:lvlText w:val=""/>
-      <w:lvlJc w:val="left"/>
-      <w:pPr>
-        <w:tabs>
-          <w:tab w:val="num" w:pos="5760"/>
-        </w:tabs>
-        <w:ind w:left="5760" w:hanging="360"/>
-      </w:pPr>
-      <w:rPr>
-        <w:rFonts w:ascii="Symbol" w:hAnsi="Symbol" w:hint="default"/>
-        <w:sz w:val="20"/>
-      </w:rPr>
-    </w:lvl>
-    <w:lvl w:ilvl="8" w:tentative="1">
-      <w:start w:val="1"/>
-      <w:numFmt w:val="bullet"/>
-      <w:lvlText w:val=""/>
-      <w:lvlJc w:val="left"/>
-      <w:pPr>
-        <w:tabs>
-          <w:tab w:val="num" w:pos="6480"/>
-        </w:tabs>
-        <w:ind w:left="6480" w:hanging="360"/>
-      </w:pPr>
-      <w:rPr>
-        <w:rFonts w:ascii="Symbol" w:hAnsi="Symbol" w:hint="default"/>
-        <w:sz w:val="20"/>
-      </w:rPr>
-    </w:lvl>
-  </w:abstractNum>
-  <w:abstractNum w:abstractNumId="58" w15:restartNumberingAfterBreak="0">
+  <w:abstractNum w:abstractNumId="30" w15:restartNumberingAfterBreak="0">
     <w:nsid w:val="72811ED1"/>
     <w:multiLevelType w:val="hybridMultilevel"/>
     <w:tmpl w:val="04AEBF44"/>
@@ -28890,305 +25008,7 @@
       </w:rPr>
     </w:lvl>
   </w:abstractNum>
-  <w:abstractNum w:abstractNumId="59" w15:restartNumberingAfterBreak="0">
-    <w:nsid w:val="73CE662E"/>
-    <w:multiLevelType w:val="multilevel"/>
-    <w:tmpl w:val="70284EA6"/>
-    <w:lvl w:ilvl="0">
-      <w:start w:val="1"/>
-      <w:numFmt w:val="bullet"/>
-      <w:lvlText w:val=""/>
-      <w:lvlJc w:val="left"/>
-      <w:pPr>
-        <w:tabs>
-          <w:tab w:val="num" w:pos="720"/>
-        </w:tabs>
-        <w:ind w:left="720" w:hanging="360"/>
-      </w:pPr>
-      <w:rPr>
-        <w:rFonts w:ascii="Symbol" w:hAnsi="Symbol" w:hint="default"/>
-        <w:sz w:val="20"/>
-      </w:rPr>
-    </w:lvl>
-    <w:lvl w:ilvl="1" w:tentative="1">
-      <w:start w:val="1"/>
-      <w:numFmt w:val="bullet"/>
-      <w:lvlText w:val=""/>
-      <w:lvlJc w:val="left"/>
-      <w:pPr>
-        <w:tabs>
-          <w:tab w:val="num" w:pos="1440"/>
-        </w:tabs>
-        <w:ind w:left="1440" w:hanging="360"/>
-      </w:pPr>
-      <w:rPr>
-        <w:rFonts w:ascii="Symbol" w:hAnsi="Symbol" w:hint="default"/>
-        <w:sz w:val="20"/>
-      </w:rPr>
-    </w:lvl>
-    <w:lvl w:ilvl="2" w:tentative="1">
-      <w:start w:val="1"/>
-      <w:numFmt w:val="bullet"/>
-      <w:lvlText w:val=""/>
-      <w:lvlJc w:val="left"/>
-      <w:pPr>
-        <w:tabs>
-          <w:tab w:val="num" w:pos="2160"/>
-        </w:tabs>
-        <w:ind w:left="2160" w:hanging="360"/>
-      </w:pPr>
-      <w:rPr>
-        <w:rFonts w:ascii="Symbol" w:hAnsi="Symbol" w:hint="default"/>
-        <w:sz w:val="20"/>
-      </w:rPr>
-    </w:lvl>
-    <w:lvl w:ilvl="3" w:tentative="1">
-      <w:start w:val="1"/>
-      <w:numFmt w:val="bullet"/>
-      <w:lvlText w:val=""/>
-      <w:lvlJc w:val="left"/>
-      <w:pPr>
-        <w:tabs>
-          <w:tab w:val="num" w:pos="2880"/>
-        </w:tabs>
-        <w:ind w:left="2880" w:hanging="360"/>
-      </w:pPr>
-      <w:rPr>
-        <w:rFonts w:ascii="Symbol" w:hAnsi="Symbol" w:hint="default"/>
-        <w:sz w:val="20"/>
-      </w:rPr>
-    </w:lvl>
-    <w:lvl w:ilvl="4" w:tentative="1">
-      <w:start w:val="1"/>
-      <w:numFmt w:val="bullet"/>
-      <w:lvlText w:val=""/>
-      <w:lvlJc w:val="left"/>
-      <w:pPr>
-        <w:tabs>
-          <w:tab w:val="num" w:pos="3600"/>
-        </w:tabs>
-        <w:ind w:left="3600" w:hanging="360"/>
-      </w:pPr>
-      <w:rPr>
-        <w:rFonts w:ascii="Symbol" w:hAnsi="Symbol" w:hint="default"/>
-        <w:sz w:val="20"/>
-      </w:rPr>
-    </w:lvl>
-    <w:lvl w:ilvl="5" w:tentative="1">
-      <w:start w:val="1"/>
-      <w:numFmt w:val="bullet"/>
-      <w:lvlText w:val=""/>
-      <w:lvlJc w:val="left"/>
-      <w:pPr>
-        <w:tabs>
-          <w:tab w:val="num" w:pos="4320"/>
-        </w:tabs>
-        <w:ind w:left="4320" w:hanging="360"/>
-      </w:pPr>
-      <w:rPr>
-        <w:rFonts w:ascii="Symbol" w:hAnsi="Symbol" w:hint="default"/>
-        <w:sz w:val="20"/>
-      </w:rPr>
-    </w:lvl>
-    <w:lvl w:ilvl="6" w:tentative="1">
-      <w:start w:val="1"/>
-      <w:numFmt w:val="bullet"/>
-      <w:lvlText w:val=""/>
-      <w:lvlJc w:val="left"/>
-      <w:pPr>
-        <w:tabs>
-          <w:tab w:val="num" w:pos="5040"/>
-        </w:tabs>
-        <w:ind w:left="5040" w:hanging="360"/>
-      </w:pPr>
-      <w:rPr>
-        <w:rFonts w:ascii="Symbol" w:hAnsi="Symbol" w:hint="default"/>
-        <w:sz w:val="20"/>
-      </w:rPr>
-    </w:lvl>
-    <w:lvl w:ilvl="7" w:tentative="1">
-      <w:start w:val="1"/>
-      <w:numFmt w:val="bullet"/>
-      <w:lvlText w:val=""/>
-      <w:lvlJc w:val="left"/>
-      <w:pPr>
-        <w:tabs>
-          <w:tab w:val="num" w:pos="5760"/>
-        </w:tabs>
-        <w:ind w:left="5760" w:hanging="360"/>
-      </w:pPr>
-      <w:rPr>
-        <w:rFonts w:ascii="Symbol" w:hAnsi="Symbol" w:hint="default"/>
-        <w:sz w:val="20"/>
-      </w:rPr>
-    </w:lvl>
-    <w:lvl w:ilvl="8" w:tentative="1">
-      <w:start w:val="1"/>
-      <w:numFmt w:val="bullet"/>
-      <w:lvlText w:val=""/>
-      <w:lvlJc w:val="left"/>
-      <w:pPr>
-        <w:tabs>
-          <w:tab w:val="num" w:pos="6480"/>
-        </w:tabs>
-        <w:ind w:left="6480" w:hanging="360"/>
-      </w:pPr>
-      <w:rPr>
-        <w:rFonts w:ascii="Symbol" w:hAnsi="Symbol" w:hint="default"/>
-        <w:sz w:val="20"/>
-      </w:rPr>
-    </w:lvl>
-  </w:abstractNum>
-  <w:abstractNum w:abstractNumId="60" w15:restartNumberingAfterBreak="0">
-    <w:nsid w:val="7CA061DB"/>
-    <w:multiLevelType w:val="multilevel"/>
-    <w:tmpl w:val="B5EE241C"/>
-    <w:lvl w:ilvl="0">
-      <w:start w:val="1"/>
-      <w:numFmt w:val="bullet"/>
-      <w:lvlText w:val=""/>
-      <w:lvlJc w:val="left"/>
-      <w:pPr>
-        <w:tabs>
-          <w:tab w:val="num" w:pos="720"/>
-        </w:tabs>
-        <w:ind w:left="720" w:hanging="360"/>
-      </w:pPr>
-      <w:rPr>
-        <w:rFonts w:ascii="Symbol" w:hAnsi="Symbol" w:hint="default"/>
-        <w:sz w:val="20"/>
-      </w:rPr>
-    </w:lvl>
-    <w:lvl w:ilvl="1" w:tentative="1">
-      <w:start w:val="1"/>
-      <w:numFmt w:val="bullet"/>
-      <w:lvlText w:val=""/>
-      <w:lvlJc w:val="left"/>
-      <w:pPr>
-        <w:tabs>
-          <w:tab w:val="num" w:pos="1440"/>
-        </w:tabs>
-        <w:ind w:left="1440" w:hanging="360"/>
-      </w:pPr>
-      <w:rPr>
-        <w:rFonts w:ascii="Symbol" w:hAnsi="Symbol" w:hint="default"/>
-        <w:sz w:val="20"/>
-      </w:rPr>
-    </w:lvl>
-    <w:lvl w:ilvl="2" w:tentative="1">
-      <w:start w:val="1"/>
-      <w:numFmt w:val="bullet"/>
-      <w:lvlText w:val=""/>
-      <w:lvlJc w:val="left"/>
-      <w:pPr>
-        <w:tabs>
-          <w:tab w:val="num" w:pos="2160"/>
-        </w:tabs>
-        <w:ind w:left="2160" w:hanging="360"/>
-      </w:pPr>
-      <w:rPr>
-        <w:rFonts w:ascii="Symbol" w:hAnsi="Symbol" w:hint="default"/>
-        <w:sz w:val="20"/>
-      </w:rPr>
-    </w:lvl>
-    <w:lvl w:ilvl="3" w:tentative="1">
-      <w:start w:val="1"/>
-      <w:numFmt w:val="bullet"/>
-      <w:lvlText w:val=""/>
-      <w:lvlJc w:val="left"/>
-      <w:pPr>
-        <w:tabs>
-          <w:tab w:val="num" w:pos="2880"/>
-        </w:tabs>
-        <w:ind w:left="2880" w:hanging="360"/>
-      </w:pPr>
-      <w:rPr>
-        <w:rFonts w:ascii="Symbol" w:hAnsi="Symbol" w:hint="default"/>
-        <w:sz w:val="20"/>
-      </w:rPr>
-    </w:lvl>
-    <w:lvl w:ilvl="4" w:tentative="1">
-      <w:start w:val="1"/>
-      <w:numFmt w:val="bullet"/>
-      <w:lvlText w:val=""/>
-      <w:lvlJc w:val="left"/>
-      <w:pPr>
-        <w:tabs>
-          <w:tab w:val="num" w:pos="3600"/>
-        </w:tabs>
-        <w:ind w:left="3600" w:hanging="360"/>
-      </w:pPr>
-      <w:rPr>
-        <w:rFonts w:ascii="Symbol" w:hAnsi="Symbol" w:hint="default"/>
-        <w:sz w:val="20"/>
-      </w:rPr>
-    </w:lvl>
-    <w:lvl w:ilvl="5" w:tentative="1">
-      <w:start w:val="1"/>
-      <w:numFmt w:val="bullet"/>
-      <w:lvlText w:val=""/>
-      <w:lvlJc w:val="left"/>
-      <w:pPr>
-        <w:tabs>
-          <w:tab w:val="num" w:pos="4320"/>
-        </w:tabs>
-        <w:ind w:left="4320" w:hanging="360"/>
-      </w:pPr>
-      <w:rPr>
-        <w:rFonts w:ascii="Symbol" w:hAnsi="Symbol" w:hint="default"/>
-        <w:sz w:val="20"/>
-      </w:rPr>
-    </w:lvl>
-    <w:lvl w:ilvl="6" w:tentative="1">
-      <w:start w:val="1"/>
-      <w:numFmt w:val="bullet"/>
-      <w:lvlText w:val=""/>
-      <w:lvlJc w:val="left"/>
-      <w:pPr>
-        <w:tabs>
-          <w:tab w:val="num" w:pos="5040"/>
-        </w:tabs>
-        <w:ind w:left="5040" w:hanging="360"/>
-      </w:pPr>
-      <w:rPr>
-        <w:rFonts w:ascii="Symbol" w:hAnsi="Symbol" w:hint="default"/>
-        <w:sz w:val="20"/>
-      </w:rPr>
-    </w:lvl>
-    <w:lvl w:ilvl="7" w:tentative="1">
-      <w:start w:val="1"/>
-      <w:numFmt w:val="bullet"/>
-      <w:lvlText w:val=""/>
-      <w:lvlJc w:val="left"/>
-      <w:pPr>
-        <w:tabs>
-          <w:tab w:val="num" w:pos="5760"/>
-        </w:tabs>
-        <w:ind w:left="5760" w:hanging="360"/>
-      </w:pPr>
-      <w:rPr>
-        <w:rFonts w:ascii="Symbol" w:hAnsi="Symbol" w:hint="default"/>
-        <w:sz w:val="20"/>
-      </w:rPr>
-    </w:lvl>
-    <w:lvl w:ilvl="8" w:tentative="1">
-      <w:start w:val="1"/>
-      <w:numFmt w:val="bullet"/>
-      <w:lvlText w:val=""/>
-      <w:lvlJc w:val="left"/>
-      <w:pPr>
-        <w:tabs>
-          <w:tab w:val="num" w:pos="6480"/>
-        </w:tabs>
-        <w:ind w:left="6480" w:hanging="360"/>
-      </w:pPr>
-      <w:rPr>
-        <w:rFonts w:ascii="Symbol" w:hAnsi="Symbol" w:hint="default"/>
-        <w:sz w:val="20"/>
-      </w:rPr>
-    </w:lvl>
-  </w:abstractNum>
-  <w:abstractNum w:abstractNumId="61" w15:restartNumberingAfterBreak="0">
+  <w:abstractNum w:abstractNumId="31" w15:restartNumberingAfterBreak="0">
     <w:nsid w:val="7D2418C5"/>
     <w:multiLevelType w:val="hybridMultilevel"/>
     <w:tmpl w:val="87A43130"/>
@@ -29301,7 +25121,7 @@
       </w:rPr>
     </w:lvl>
   </w:abstractNum>
-  <w:abstractNum w:abstractNumId="62" w15:restartNumberingAfterBreak="0">
+  <w:abstractNum w:abstractNumId="32" w15:restartNumberingAfterBreak="0">
     <w:nsid w:val="7DA8724D"/>
     <w:multiLevelType w:val="hybridMultilevel"/>
     <w:tmpl w:val="AE381F38"/>
@@ -29414,196 +25234,106 @@
       </w:rPr>
     </w:lvl>
   </w:abstractNum>
-  <w:num w:numId="1" w16cid:durableId="1044329883">
-    <w:abstractNumId w:val="36"/>
+  <w:num w:numId="1" w16cid:durableId="664675434">
+    <w:abstractNumId w:val="9"/>
   </w:num>
-  <w:num w:numId="2" w16cid:durableId="538251036">
+  <w:num w:numId="2" w16cid:durableId="1114206322">
+    <w:abstractNumId w:val="6"/>
+  </w:num>
+  <w:num w:numId="3" w16cid:durableId="1328826299">
+    <w:abstractNumId w:val="3"/>
+  </w:num>
+  <w:num w:numId="4" w16cid:durableId="1575583211">
+    <w:abstractNumId w:val="29"/>
+  </w:num>
+  <w:num w:numId="5" w16cid:durableId="1740209130">
+    <w:abstractNumId w:val="17"/>
+  </w:num>
+  <w:num w:numId="6" w16cid:durableId="187724727">
+    <w:abstractNumId w:val="2"/>
+  </w:num>
+  <w:num w:numId="7" w16cid:durableId="256714402">
+    <w:abstractNumId w:val="25"/>
+  </w:num>
+  <w:num w:numId="8" w16cid:durableId="1096365926">
+    <w:abstractNumId w:val="5"/>
+  </w:num>
+  <w:num w:numId="9" w16cid:durableId="195386005">
+    <w:abstractNumId w:val="27"/>
+  </w:num>
+  <w:num w:numId="10" w16cid:durableId="532311217">
+    <w:abstractNumId w:val="1"/>
+  </w:num>
+  <w:num w:numId="11" w16cid:durableId="1330406102">
+    <w:abstractNumId w:val="28"/>
+  </w:num>
+  <w:num w:numId="12" w16cid:durableId="1707292728">
+    <w:abstractNumId w:val="10"/>
+  </w:num>
+  <w:num w:numId="13" w16cid:durableId="1765106877">
+    <w:abstractNumId w:val="16"/>
+  </w:num>
+  <w:num w:numId="14" w16cid:durableId="376784691">
+    <w:abstractNumId w:val="19"/>
+  </w:num>
+  <w:num w:numId="15" w16cid:durableId="1778061504">
     <w:abstractNumId w:val="31"/>
   </w:num>
-  <w:num w:numId="3" w16cid:durableId="1609314630">
+  <w:num w:numId="16" w16cid:durableId="1882981689">
+    <w:abstractNumId w:val="4"/>
+  </w:num>
+  <w:num w:numId="17" w16cid:durableId="144128178">
+    <w:abstractNumId w:val="20"/>
+  </w:num>
+  <w:num w:numId="18" w16cid:durableId="1626346655">
+    <w:abstractNumId w:val="23"/>
+  </w:num>
+  <w:num w:numId="19" w16cid:durableId="1054695855">
+    <w:abstractNumId w:val="14"/>
+  </w:num>
+  <w:num w:numId="20" w16cid:durableId="368529783">
+    <w:abstractNumId w:val="32"/>
+  </w:num>
+  <w:num w:numId="21" w16cid:durableId="627318038">
+    <w:abstractNumId w:val="7"/>
+  </w:num>
+  <w:num w:numId="22" w16cid:durableId="28650160">
+    <w:abstractNumId w:val="26"/>
+  </w:num>
+  <w:num w:numId="23" w16cid:durableId="668488309">
+    <w:abstractNumId w:val="11"/>
+  </w:num>
+  <w:num w:numId="24" w16cid:durableId="701132168">
+    <w:abstractNumId w:val="15"/>
+  </w:num>
+  <w:num w:numId="25" w16cid:durableId="1793475100">
+    <w:abstractNumId w:val="30"/>
+  </w:num>
+  <w:num w:numId="26" w16cid:durableId="1581059903">
     <w:abstractNumId w:val="8"/>
   </w:num>
-  <w:num w:numId="4" w16cid:durableId="823549689">
-    <w:abstractNumId w:val="34"/>
+  <w:num w:numId="27" w16cid:durableId="596135781">
+    <w:abstractNumId w:val="12"/>
   </w:num>
-  <w:num w:numId="5" w16cid:durableId="664675434">
-    <w:abstractNumId w:val="16"/>
+  <w:num w:numId="28" w16cid:durableId="2062363008">
+    <w:abstractNumId w:val="21"/>
   </w:num>
-  <w:num w:numId="6" w16cid:durableId="1881818078">
-    <w:abstractNumId w:val="53"/>
+  <w:num w:numId="29" w16cid:durableId="1095513910">
+    <w:abstractNumId w:val="24"/>
   </w:num>
-  <w:num w:numId="7" w16cid:durableId="1114206322">
-    <w:abstractNumId w:val="10"/>
+  <w:num w:numId="30" w16cid:durableId="1771319021">
+    <w:abstractNumId w:val="0"/>
   </w:num>
-  <w:num w:numId="8" w16cid:durableId="1328826299">
-    <w:abstractNumId w:val="5"/>
+  <w:num w:numId="31" w16cid:durableId="1545750050">
+    <w:abstractNumId w:val="18"/>
   </w:num>
-  <w:num w:numId="9" w16cid:durableId="1575583211">
-    <w:abstractNumId w:val="56"/>
+  <w:num w:numId="32" w16cid:durableId="927035481">
+    <w:abstractNumId w:val="22"/>
   </w:num>
-  <w:num w:numId="10" w16cid:durableId="1740209130">
-    <w:abstractNumId w:val="33"/>
-  </w:num>
-  <w:num w:numId="11" w16cid:durableId="1710492377">
-    <w:abstractNumId w:val="28"/>
-  </w:num>
-  <w:num w:numId="12" w16cid:durableId="187724727">
-    <w:abstractNumId w:val="4"/>
-  </w:num>
-  <w:num w:numId="13" w16cid:durableId="256714402">
-    <w:abstractNumId w:val="45"/>
-  </w:num>
-  <w:num w:numId="14" w16cid:durableId="493185753">
-    <w:abstractNumId w:val="32"/>
-  </w:num>
-  <w:num w:numId="15" w16cid:durableId="1261446193">
+  <w:num w:numId="33" w16cid:durableId="697437415">
     <w:abstractNumId w:val="13"/>
   </w:num>
-  <w:num w:numId="16" w16cid:durableId="1096365926">
-    <w:abstractNumId w:val="9"/>
-  </w:num>
-  <w:num w:numId="17" w16cid:durableId="195386005">
-    <w:abstractNumId w:val="47"/>
-  </w:num>
-  <w:num w:numId="18" w16cid:durableId="532311217">
-    <w:abstractNumId w:val="2"/>
-  </w:num>
-  <w:num w:numId="19" w16cid:durableId="1330406102">
-    <w:abstractNumId w:val="52"/>
-  </w:num>
-  <w:num w:numId="20" w16cid:durableId="1707292728">
-    <w:abstractNumId w:val="17"/>
-  </w:num>
-  <w:num w:numId="21" w16cid:durableId="1765106877">
-    <w:abstractNumId w:val="26"/>
-  </w:num>
-  <w:num w:numId="22" w16cid:durableId="376784691">
-    <w:abstractNumId w:val="37"/>
-  </w:num>
-  <w:num w:numId="23" w16cid:durableId="1778061504">
-    <w:abstractNumId w:val="61"/>
-  </w:num>
-  <w:num w:numId="24" w16cid:durableId="1187446899">
-    <w:abstractNumId w:val="60"/>
-  </w:num>
-  <w:num w:numId="25" w16cid:durableId="1281568603">
-    <w:abstractNumId w:val="51"/>
-  </w:num>
-  <w:num w:numId="26" w16cid:durableId="1106001047">
-    <w:abstractNumId w:val="55"/>
-  </w:num>
-  <w:num w:numId="27" w16cid:durableId="1298339147">
-    <w:abstractNumId w:val="21"/>
-  </w:num>
-  <w:num w:numId="28" w16cid:durableId="1859541953">
-    <w:abstractNumId w:val="7"/>
-  </w:num>
-  <w:num w:numId="29" w16cid:durableId="1647006557">
-    <w:abstractNumId w:val="40"/>
-  </w:num>
-  <w:num w:numId="30" w16cid:durableId="1103384056">
-    <w:abstractNumId w:val="44"/>
-  </w:num>
-  <w:num w:numId="31" w16cid:durableId="1882981689">
-    <w:abstractNumId w:val="6"/>
-  </w:num>
-  <w:num w:numId="32" w16cid:durableId="144128178">
-    <w:abstractNumId w:val="38"/>
-  </w:num>
-  <w:num w:numId="33" w16cid:durableId="1626346655">
-    <w:abstractNumId w:val="42"/>
-  </w:num>
-  <w:num w:numId="34" w16cid:durableId="1054695855">
-    <w:abstractNumId w:val="24"/>
-  </w:num>
-  <w:num w:numId="35" w16cid:durableId="368529783">
-    <w:abstractNumId w:val="62"/>
-  </w:num>
-  <w:num w:numId="36" w16cid:durableId="627318038">
-    <w:abstractNumId w:val="11"/>
-  </w:num>
-  <w:num w:numId="37" w16cid:durableId="28650160">
-    <w:abstractNumId w:val="46"/>
-  </w:num>
-  <w:num w:numId="38" w16cid:durableId="668488309">
-    <w:abstractNumId w:val="18"/>
-  </w:num>
-  <w:num w:numId="39" w16cid:durableId="577524711">
-    <w:abstractNumId w:val="54"/>
-  </w:num>
-  <w:num w:numId="40" w16cid:durableId="1612858201">
-    <w:abstractNumId w:val="12"/>
-  </w:num>
-  <w:num w:numId="41" w16cid:durableId="421149355">
-    <w:abstractNumId w:val="49"/>
-  </w:num>
-  <w:num w:numId="42" w16cid:durableId="191114961">
-    <w:abstractNumId w:val="48"/>
-  </w:num>
-  <w:num w:numId="43" w16cid:durableId="213930283">
-    <w:abstractNumId w:val="50"/>
-  </w:num>
-  <w:num w:numId="44" w16cid:durableId="701132168">
-    <w:abstractNumId w:val="25"/>
-  </w:num>
-  <w:num w:numId="45" w16cid:durableId="1793475100">
-    <w:abstractNumId w:val="58"/>
-  </w:num>
-  <w:num w:numId="46" w16cid:durableId="1581059903">
-    <w:abstractNumId w:val="14"/>
-  </w:num>
-  <w:num w:numId="47" w16cid:durableId="596135781">
-    <w:abstractNumId w:val="20"/>
-  </w:num>
-  <w:num w:numId="48" w16cid:durableId="1719696594">
-    <w:abstractNumId w:val="23"/>
-  </w:num>
-  <w:num w:numId="49" w16cid:durableId="1405300902">
-    <w:abstractNumId w:val="59"/>
-  </w:num>
-  <w:num w:numId="50" w16cid:durableId="1485589271">
-    <w:abstractNumId w:val="57"/>
-  </w:num>
-  <w:num w:numId="51" w16cid:durableId="1991862122">
-    <w:abstractNumId w:val="19"/>
-  </w:num>
-  <w:num w:numId="52" w16cid:durableId="2062363008">
-    <w:abstractNumId w:val="39"/>
-  </w:num>
-  <w:num w:numId="53" w16cid:durableId="1095513910">
-    <w:abstractNumId w:val="43"/>
-  </w:num>
-  <w:num w:numId="54" w16cid:durableId="211501665">
-    <w:abstractNumId w:val="3"/>
-  </w:num>
-  <w:num w:numId="55" w16cid:durableId="1771319021">
-    <w:abstractNumId w:val="1"/>
-  </w:num>
-  <w:num w:numId="56" w16cid:durableId="831019190">
-    <w:abstractNumId w:val="15"/>
-  </w:num>
-  <w:num w:numId="57" w16cid:durableId="2104372978">
-    <w:abstractNumId w:val="30"/>
-  </w:num>
-  <w:num w:numId="58" w16cid:durableId="1545750050">
-    <w:abstractNumId w:val="35"/>
-  </w:num>
-  <w:num w:numId="59" w16cid:durableId="1016997862">
-    <w:abstractNumId w:val="27"/>
-  </w:num>
-  <w:num w:numId="60" w16cid:durableId="927035481">
-    <w:abstractNumId w:val="41"/>
-  </w:num>
-  <w:num w:numId="61" w16cid:durableId="936402478">
-    <w:abstractNumId w:val="29"/>
-  </w:num>
-  <w:num w:numId="62" w16cid:durableId="697437415">
-    <w:abstractNumId w:val="22"/>
-  </w:num>
-  <w:num w:numId="63" w16cid:durableId="1484420608">
-    <w:abstractNumId w:val="0"/>
-  </w:num>
-  <w:numIdMacAtCleanup w:val="16"/>
+  <w:numIdMacAtCleanup w:val="33"/>
 </w:numbering>
 </file>
 
@@ -30213,6 +25943,7 @@
   <w:style w:type="character" w:default="1" w:styleId="DefaultParagraphFont">
     <w:name w:val="Default Paragraph Font"/>
     <w:uiPriority w:val="1"/>
+    <w:semiHidden/>
     <w:unhideWhenUsed/>
   </w:style>
   <w:style w:type="table" w:default="1" w:styleId="TableNormal">
